--- a/por/docx/010.content.docx
+++ b/por/docx/010.content.docx
@@ -416,90 +416,66 @@
           <w:lang w:val="pt_PT" w:bidi="pt_PT"/>
         </w:rPr>
       </w:r>
-      <w:hyperlink r:id="rId13">
-        <w:r>
-          <w:rPr>
-            <w:lang w:val="pt_PT" w:bidi="pt_PT"/>
-          </w:rPr>
-          <w:rPr>
-            <w:color w:val="0000EE"/>
-            <w:u w:val="single"/>
-          </w:rPr>
-          <w:t>2 Timóteo 3.10–13</w:t>
-        </w:r>
-      </w:hyperlink>
-    </w:p>
-    <w:p>
-      <w:pPr>
-        <w:pStyle w:val="ListBullet"/>
-        <w:spacing w:line="240" w:lineRule="auto"/>
-        <w:ind w:left="720"/>
-      </w:pPr>
-      <w:r>
-        <w:rPr>
-          <w:lang w:val="pt_PT" w:bidi="pt_PT"/>
-        </w:rPr>
-      </w:r>
-      <w:hyperlink r:id="rId14">
-        <w:r>
-          <w:rPr>
-            <w:lang w:val="pt_PT" w:bidi="pt_PT"/>
-          </w:rPr>
-          <w:rPr>
-            <w:color w:val="0000EE"/>
-            <w:u w:val="single"/>
-          </w:rPr>
-          <w:t>Atos 14.1</w:t>
-        </w:r>
-      </w:hyperlink>
-    </w:p>
-    <w:p>
-      <w:pPr>
-        <w:pStyle w:val="ListBullet"/>
-        <w:spacing w:line="240" w:lineRule="auto"/>
-        <w:ind w:left="720"/>
-      </w:pPr>
-      <w:r>
-        <w:rPr>
-          <w:lang w:val="pt_PT" w:bidi="pt_PT"/>
-        </w:rPr>
-      </w:r>
-      <w:hyperlink r:id="rId15">
-        <w:r>
-          <w:rPr>
-            <w:lang w:val="pt_PT" w:bidi="pt_PT"/>
-          </w:rPr>
-          <w:rPr>
-            <w:color w:val="0000EE"/>
-            <w:u w:val="single"/>
-          </w:rPr>
-          <w:t>Atos 14.19–20</w:t>
-        </w:r>
-      </w:hyperlink>
-    </w:p>
-    <w:p>
-      <w:pPr>
-        <w:pStyle w:val="ListBullet"/>
-        <w:spacing w:line="240" w:lineRule="auto"/>
-        <w:ind w:left="720"/>
-      </w:pPr>
-      <w:r>
-        <w:rPr>
-          <w:lang w:val="pt_PT" w:bidi="pt_PT"/>
-        </w:rPr>
-      </w:r>
-      <w:hyperlink r:id="rId16">
-        <w:r>
-          <w:rPr>
-            <w:lang w:val="pt_PT" w:bidi="pt_PT"/>
-          </w:rPr>
-          <w:rPr>
-            <w:color w:val="0000EE"/>
-            <w:u w:val="single"/>
-          </w:rPr>
-          <w:t>Atos 16.1–3</w:t>
-        </w:r>
-      </w:hyperlink>
+      <w:r>
+        <w:rPr>
+          <w:lang w:val="pt_PT" w:bidi="pt_PT"/>
+        </w:rPr>
+        <w:t>2 Timóteo 3.10–13</w:t>
+      </w:r>
+    </w:p>
+    <w:p>
+      <w:pPr>
+        <w:pStyle w:val="ListBullet"/>
+        <w:spacing w:line="240" w:lineRule="auto"/>
+        <w:ind w:left="720"/>
+      </w:pPr>
+      <w:r>
+        <w:rPr>
+          <w:lang w:val="pt_PT" w:bidi="pt_PT"/>
+        </w:rPr>
+      </w:r>
+      <w:r>
+        <w:rPr>
+          <w:lang w:val="pt_PT" w:bidi="pt_PT"/>
+        </w:rPr>
+        <w:t>Atos 14.1</w:t>
+      </w:r>
+    </w:p>
+    <w:p>
+      <w:pPr>
+        <w:pStyle w:val="ListBullet"/>
+        <w:spacing w:line="240" w:lineRule="auto"/>
+        <w:ind w:left="720"/>
+      </w:pPr>
+      <w:r>
+        <w:rPr>
+          <w:lang w:val="pt_PT" w:bidi="pt_PT"/>
+        </w:rPr>
+      </w:r>
+      <w:r>
+        <w:rPr>
+          <w:lang w:val="pt_PT" w:bidi="pt_PT"/>
+        </w:rPr>
+        <w:t>Atos 14.19–20</w:t>
+      </w:r>
+    </w:p>
+    <w:p>
+      <w:pPr>
+        <w:pStyle w:val="ListBullet"/>
+        <w:spacing w:line="240" w:lineRule="auto"/>
+        <w:ind w:left="720"/>
+      </w:pPr>
+      <w:r>
+        <w:rPr>
+          <w:lang w:val="pt_PT" w:bidi="pt_PT"/>
+        </w:rPr>
+      </w:r>
+      <w:r>
+        <w:rPr>
+          <w:lang w:val="pt_PT" w:bidi="pt_PT"/>
+        </w:rPr>
+        <w:t>Atos 16.1–3</w:t>
+      </w:r>
     </w:p>
     <w:p>
       <w:pPr>
@@ -962,234 +938,174 @@
           <w:lang w:val="pt_PT" w:bidi="pt_PT"/>
         </w:rPr>
       </w:r>
-      <w:hyperlink r:id="rId17">
-        <w:r>
-          <w:rPr>
-            <w:lang w:val="pt_PT" w:bidi="pt_PT"/>
-          </w:rPr>
-          <w:rPr>
-            <w:color w:val="0000EE"/>
-            <w:u w:val="single"/>
-          </w:rPr>
-          <w:t>1 Coríntios 5.12</w:t>
-        </w:r>
-      </w:hyperlink>
-    </w:p>
-    <w:p>
-      <w:pPr>
-        <w:pStyle w:val="ListBullet"/>
-        <w:spacing w:line="240" w:lineRule="auto"/>
-        <w:ind w:left="720"/>
-      </w:pPr>
-      <w:r>
-        <w:rPr>
-          <w:lang w:val="pt_PT" w:bidi="pt_PT"/>
-        </w:rPr>
-      </w:r>
-      <w:hyperlink r:id="rId18">
-        <w:r>
-          <w:rPr>
-            <w:lang w:val="pt_PT" w:bidi="pt_PT"/>
-          </w:rPr>
-          <w:rPr>
-            <w:color w:val="0000EE"/>
-            <w:u w:val="single"/>
-          </w:rPr>
-          <w:t>1 Tessalonicenses 2.14</w:t>
-        </w:r>
-      </w:hyperlink>
-    </w:p>
-    <w:p>
-      <w:pPr>
-        <w:pStyle w:val="ListBullet"/>
-        <w:spacing w:line="240" w:lineRule="auto"/>
-        <w:ind w:left="720"/>
-      </w:pPr>
-      <w:r>
-        <w:rPr>
-          <w:lang w:val="pt_PT" w:bidi="pt_PT"/>
-        </w:rPr>
-      </w:r>
-      <w:hyperlink r:id="rId19">
-        <w:r>
-          <w:rPr>
-            <w:lang w:val="pt_PT" w:bidi="pt_PT"/>
-          </w:rPr>
-          <w:rPr>
-            <w:color w:val="0000EE"/>
-            <w:u w:val="single"/>
-          </w:rPr>
-          <w:t>1 Timóteo 3.5</w:t>
-        </w:r>
-      </w:hyperlink>
-    </w:p>
-    <w:p>
-      <w:pPr>
-        <w:pStyle w:val="ListBullet"/>
-        <w:spacing w:line="240" w:lineRule="auto"/>
-        <w:ind w:left="720"/>
-      </w:pPr>
-      <w:r>
-        <w:rPr>
-          <w:lang w:val="pt_PT" w:bidi="pt_PT"/>
-        </w:rPr>
-      </w:r>
-      <w:hyperlink r:id="rId20">
-        <w:r>
-          <w:rPr>
-            <w:lang w:val="pt_PT" w:bidi="pt_PT"/>
-          </w:rPr>
-          <w:rPr>
-            <w:color w:val="0000EE"/>
-            <w:u w:val="single"/>
-          </w:rPr>
-          <w:t>Atos 9.31</w:t>
-        </w:r>
-      </w:hyperlink>
-    </w:p>
-    <w:p>
-      <w:pPr>
-        <w:pStyle w:val="ListBullet"/>
-        <w:spacing w:line="240" w:lineRule="auto"/>
-        <w:ind w:left="720"/>
-      </w:pPr>
-      <w:r>
-        <w:rPr>
-          <w:lang w:val="pt_PT" w:bidi="pt_PT"/>
-        </w:rPr>
-      </w:r>
-      <w:hyperlink r:id="rId21">
-        <w:r>
-          <w:rPr>
-            <w:lang w:val="pt_PT" w:bidi="pt_PT"/>
-          </w:rPr>
-          <w:rPr>
-            <w:color w:val="0000EE"/>
-            <w:u w:val="single"/>
-          </w:rPr>
-          <w:t>Atos 14.23</w:t>
-        </w:r>
-      </w:hyperlink>
-    </w:p>
-    <w:p>
-      <w:pPr>
-        <w:pStyle w:val="ListBullet"/>
-        <w:spacing w:line="240" w:lineRule="auto"/>
-        <w:ind w:left="720"/>
-      </w:pPr>
-      <w:r>
-        <w:rPr>
-          <w:lang w:val="pt_PT" w:bidi="pt_PT"/>
-        </w:rPr>
-      </w:r>
-      <w:hyperlink r:id="rId22">
-        <w:r>
-          <w:rPr>
-            <w:lang w:val="pt_PT" w:bidi="pt_PT"/>
-          </w:rPr>
-          <w:rPr>
-            <w:color w:val="0000EE"/>
-            <w:u w:val="single"/>
-          </w:rPr>
-          <w:t>Atos 15.41</w:t>
-        </w:r>
-      </w:hyperlink>
-    </w:p>
-    <w:p>
-      <w:pPr>
-        <w:pStyle w:val="ListBullet"/>
-        <w:spacing w:line="240" w:lineRule="auto"/>
-        <w:ind w:left="720"/>
-      </w:pPr>
-      <w:r>
-        <w:rPr>
-          <w:lang w:val="pt_PT" w:bidi="pt_PT"/>
-        </w:rPr>
-      </w:r>
-      <w:hyperlink r:id="rId23">
-        <w:r>
-          <w:rPr>
-            <w:lang w:val="pt_PT" w:bidi="pt_PT"/>
-          </w:rPr>
-          <w:rPr>
-            <w:color w:val="0000EE"/>
-            <w:u w:val="single"/>
-          </w:rPr>
-          <w:t>Colossenses 4.15</w:t>
-        </w:r>
-      </w:hyperlink>
-    </w:p>
-    <w:p>
-      <w:pPr>
-        <w:pStyle w:val="ListBullet"/>
-        <w:spacing w:line="240" w:lineRule="auto"/>
-        <w:ind w:left="720"/>
-      </w:pPr>
-      <w:r>
-        <w:rPr>
-          <w:lang w:val="pt_PT" w:bidi="pt_PT"/>
-        </w:rPr>
-      </w:r>
-      <w:hyperlink r:id="rId24">
-        <w:r>
-          <w:rPr>
-            <w:lang w:val="pt_PT" w:bidi="pt_PT"/>
-          </w:rPr>
-          <w:rPr>
-            <w:color w:val="0000EE"/>
-            <w:u w:val="single"/>
-          </w:rPr>
-          <w:t>Efésios 5.23</w:t>
-        </w:r>
-      </w:hyperlink>
-    </w:p>
-    <w:p>
-      <w:pPr>
-        <w:pStyle w:val="ListBullet"/>
-        <w:spacing w:line="240" w:lineRule="auto"/>
-        <w:ind w:left="720"/>
-      </w:pPr>
-      <w:r>
-        <w:rPr>
-          <w:lang w:val="pt_PT" w:bidi="pt_PT"/>
-        </w:rPr>
-      </w:r>
-      <w:hyperlink r:id="rId25">
-        <w:r>
-          <w:rPr>
-            <w:lang w:val="pt_PT" w:bidi="pt_PT"/>
-          </w:rPr>
-          <w:rPr>
-            <w:color w:val="0000EE"/>
-            <w:u w:val="single"/>
-          </w:rPr>
-          <w:t>Mateus 16.18</w:t>
-        </w:r>
-      </w:hyperlink>
-    </w:p>
-    <w:p>
-      <w:pPr>
-        <w:pStyle w:val="ListBullet"/>
-        <w:spacing w:line="240" w:lineRule="auto"/>
-        <w:ind w:left="720"/>
-      </w:pPr>
-      <w:r>
-        <w:rPr>
-          <w:lang w:val="pt_PT" w:bidi="pt_PT"/>
-        </w:rPr>
-      </w:r>
-      <w:hyperlink r:id="rId26">
-        <w:r>
-          <w:rPr>
-            <w:lang w:val="pt_PT" w:bidi="pt_PT"/>
-          </w:rPr>
-          <w:rPr>
-            <w:color w:val="0000EE"/>
-            <w:u w:val="single"/>
-          </w:rPr>
-          <w:t>Filipenses 4.15</w:t>
-        </w:r>
-      </w:hyperlink>
+      <w:r>
+        <w:rPr>
+          <w:lang w:val="pt_PT" w:bidi="pt_PT"/>
+        </w:rPr>
+        <w:t>1 Coríntios 5.12</w:t>
+      </w:r>
+    </w:p>
+    <w:p>
+      <w:pPr>
+        <w:pStyle w:val="ListBullet"/>
+        <w:spacing w:line="240" w:lineRule="auto"/>
+        <w:ind w:left="720"/>
+      </w:pPr>
+      <w:r>
+        <w:rPr>
+          <w:lang w:val="pt_PT" w:bidi="pt_PT"/>
+        </w:rPr>
+      </w:r>
+      <w:r>
+        <w:rPr>
+          <w:lang w:val="pt_PT" w:bidi="pt_PT"/>
+        </w:rPr>
+        <w:t>1 Tessalonicenses 2.14</w:t>
+      </w:r>
+    </w:p>
+    <w:p>
+      <w:pPr>
+        <w:pStyle w:val="ListBullet"/>
+        <w:spacing w:line="240" w:lineRule="auto"/>
+        <w:ind w:left="720"/>
+      </w:pPr>
+      <w:r>
+        <w:rPr>
+          <w:lang w:val="pt_PT" w:bidi="pt_PT"/>
+        </w:rPr>
+      </w:r>
+      <w:r>
+        <w:rPr>
+          <w:lang w:val="pt_PT" w:bidi="pt_PT"/>
+        </w:rPr>
+        <w:t>1 Timóteo 3.5</w:t>
+      </w:r>
+    </w:p>
+    <w:p>
+      <w:pPr>
+        <w:pStyle w:val="ListBullet"/>
+        <w:spacing w:line="240" w:lineRule="auto"/>
+        <w:ind w:left="720"/>
+      </w:pPr>
+      <w:r>
+        <w:rPr>
+          <w:lang w:val="pt_PT" w:bidi="pt_PT"/>
+        </w:rPr>
+      </w:r>
+      <w:r>
+        <w:rPr>
+          <w:lang w:val="pt_PT" w:bidi="pt_PT"/>
+        </w:rPr>
+        <w:t>Atos 9.31</w:t>
+      </w:r>
+    </w:p>
+    <w:p>
+      <w:pPr>
+        <w:pStyle w:val="ListBullet"/>
+        <w:spacing w:line="240" w:lineRule="auto"/>
+        <w:ind w:left="720"/>
+      </w:pPr>
+      <w:r>
+        <w:rPr>
+          <w:lang w:val="pt_PT" w:bidi="pt_PT"/>
+        </w:rPr>
+      </w:r>
+      <w:r>
+        <w:rPr>
+          <w:lang w:val="pt_PT" w:bidi="pt_PT"/>
+        </w:rPr>
+        <w:t>Atos 14.23</w:t>
+      </w:r>
+    </w:p>
+    <w:p>
+      <w:pPr>
+        <w:pStyle w:val="ListBullet"/>
+        <w:spacing w:line="240" w:lineRule="auto"/>
+        <w:ind w:left="720"/>
+      </w:pPr>
+      <w:r>
+        <w:rPr>
+          <w:lang w:val="pt_PT" w:bidi="pt_PT"/>
+        </w:rPr>
+      </w:r>
+      <w:r>
+        <w:rPr>
+          <w:lang w:val="pt_PT" w:bidi="pt_PT"/>
+        </w:rPr>
+        <w:t>Atos 15.41</w:t>
+      </w:r>
+    </w:p>
+    <w:p>
+      <w:pPr>
+        <w:pStyle w:val="ListBullet"/>
+        <w:spacing w:line="240" w:lineRule="auto"/>
+        <w:ind w:left="720"/>
+      </w:pPr>
+      <w:r>
+        <w:rPr>
+          <w:lang w:val="pt_PT" w:bidi="pt_PT"/>
+        </w:rPr>
+      </w:r>
+      <w:r>
+        <w:rPr>
+          <w:lang w:val="pt_PT" w:bidi="pt_PT"/>
+        </w:rPr>
+        <w:t>Colossenses 4.15</w:t>
+      </w:r>
+    </w:p>
+    <w:p>
+      <w:pPr>
+        <w:pStyle w:val="ListBullet"/>
+        <w:spacing w:line="240" w:lineRule="auto"/>
+        <w:ind w:left="720"/>
+      </w:pPr>
+      <w:r>
+        <w:rPr>
+          <w:lang w:val="pt_PT" w:bidi="pt_PT"/>
+        </w:rPr>
+      </w:r>
+      <w:r>
+        <w:rPr>
+          <w:lang w:val="pt_PT" w:bidi="pt_PT"/>
+        </w:rPr>
+        <w:t>Efésios 5.23</w:t>
+      </w:r>
+    </w:p>
+    <w:p>
+      <w:pPr>
+        <w:pStyle w:val="ListBullet"/>
+        <w:spacing w:line="240" w:lineRule="auto"/>
+        <w:ind w:left="720"/>
+      </w:pPr>
+      <w:r>
+        <w:rPr>
+          <w:lang w:val="pt_PT" w:bidi="pt_PT"/>
+        </w:rPr>
+      </w:r>
+      <w:r>
+        <w:rPr>
+          <w:lang w:val="pt_PT" w:bidi="pt_PT"/>
+        </w:rPr>
+        <w:t>Mateus 16.18</w:t>
+      </w:r>
+    </w:p>
+    <w:p>
+      <w:pPr>
+        <w:pStyle w:val="ListBullet"/>
+        <w:spacing w:line="240" w:lineRule="auto"/>
+        <w:ind w:left="720"/>
+      </w:pPr>
+      <w:r>
+        <w:rPr>
+          <w:lang w:val="pt_PT" w:bidi="pt_PT"/>
+        </w:rPr>
+      </w:r>
+      <w:r>
+        <w:rPr>
+          <w:lang w:val="pt_PT" w:bidi="pt_PT"/>
+        </w:rPr>
+        <w:t>Filipenses 4.15</w:t>
+      </w:r>
     </w:p>
     <w:p>
       <w:pPr>
@@ -1701,114 +1617,84 @@
           <w:lang w:val="pt_PT" w:bidi="pt_PT"/>
         </w:rPr>
       </w:r>
-      <w:hyperlink r:id="rId27">
-        <w:r>
-          <w:rPr>
-            <w:lang w:val="pt_PT" w:bidi="pt_PT"/>
-          </w:rPr>
-          <w:rPr>
-            <w:color w:val="0000EE"/>
-            <w:u w:val="single"/>
-          </w:rPr>
-          <w:t>1 Reis 14.9–10</w:t>
-        </w:r>
-      </w:hyperlink>
-    </w:p>
-    <w:p>
-      <w:pPr>
-        <w:pStyle w:val="ListBullet"/>
-        <w:spacing w:line="240" w:lineRule="auto"/>
-        <w:ind w:left="720"/>
-      </w:pPr>
-      <w:r>
-        <w:rPr>
-          <w:lang w:val="pt_PT" w:bidi="pt_PT"/>
-        </w:rPr>
-      </w:r>
-      <w:hyperlink r:id="rId28">
-        <w:r>
-          <w:rPr>
-            <w:lang w:val="pt_PT" w:bidi="pt_PT"/>
-          </w:rPr>
-          <w:rPr>
-            <w:color w:val="0000EE"/>
-            <w:u w:val="single"/>
-          </w:rPr>
-          <w:t>Atos 7.43</w:t>
-        </w:r>
-      </w:hyperlink>
-    </w:p>
-    <w:p>
-      <w:pPr>
-        <w:pStyle w:val="ListBullet"/>
-        <w:spacing w:line="240" w:lineRule="auto"/>
-        <w:ind w:left="720"/>
-      </w:pPr>
-      <w:r>
-        <w:rPr>
-          <w:lang w:val="pt_PT" w:bidi="pt_PT"/>
-        </w:rPr>
-      </w:r>
-      <w:hyperlink r:id="rId29">
-        <w:r>
-          <w:rPr>
-            <w:lang w:val="pt_PT" w:bidi="pt_PT"/>
-          </w:rPr>
-          <w:rPr>
-            <w:color w:val="0000EE"/>
-            <w:u w:val="single"/>
-          </w:rPr>
-          <w:t>Isaías 21.8–9</w:t>
-        </w:r>
-      </w:hyperlink>
-    </w:p>
-    <w:p>
-      <w:pPr>
-        <w:pStyle w:val="ListBullet"/>
-        <w:spacing w:line="240" w:lineRule="auto"/>
-        <w:ind w:left="720"/>
-      </w:pPr>
-      <w:r>
-        <w:rPr>
-          <w:lang w:val="pt_PT" w:bidi="pt_PT"/>
-        </w:rPr>
-      </w:r>
-      <w:hyperlink r:id="rId30">
-        <w:r>
-          <w:rPr>
-            <w:lang w:val="pt_PT" w:bidi="pt_PT"/>
-          </w:rPr>
-          <w:rPr>
-            <w:color w:val="0000EE"/>
-            <w:u w:val="single"/>
-          </w:rPr>
-          <w:t>Mateus 22.21</w:t>
-        </w:r>
-      </w:hyperlink>
-    </w:p>
-    <w:p>
-      <w:pPr>
-        <w:pStyle w:val="ListBullet"/>
-        <w:spacing w:line="240" w:lineRule="auto"/>
-        <w:ind w:left="720"/>
-      </w:pPr>
-      <w:r>
-        <w:rPr>
-          <w:lang w:val="pt_PT" w:bidi="pt_PT"/>
-        </w:rPr>
-      </w:r>
-      <w:hyperlink r:id="rId31">
-        <w:r>
-          <w:rPr>
-            <w:lang w:val="pt_PT" w:bidi="pt_PT"/>
-          </w:rPr>
-          <w:rPr>
-            <w:color w:val="0000EE"/>
-            <w:u w:val="single"/>
-          </w:rPr>
-          <w:t>Romanos 1.23</w:t>
-        </w:r>
-      </w:hyperlink>
+      <w:r>
+        <w:rPr>
+          <w:lang w:val="pt_PT" w:bidi="pt_PT"/>
+        </w:rPr>
+        <w:t>1 Reis 14.9–10</w:t>
+      </w:r>
+    </w:p>
+    <w:p>
+      <w:pPr>
+        <w:pStyle w:val="ListBullet"/>
+        <w:spacing w:line="240" w:lineRule="auto"/>
+        <w:ind w:left="720"/>
+      </w:pPr>
+      <w:r>
+        <w:rPr>
+          <w:lang w:val="pt_PT" w:bidi="pt_PT"/>
+        </w:rPr>
+      </w:r>
+      <w:r>
+        <w:rPr>
+          <w:lang w:val="pt_PT" w:bidi="pt_PT"/>
+        </w:rPr>
+        <w:t>Atos 7.43</w:t>
+      </w:r>
+    </w:p>
+    <w:p>
+      <w:pPr>
+        <w:pStyle w:val="ListBullet"/>
+        <w:spacing w:line="240" w:lineRule="auto"/>
+        <w:ind w:left="720"/>
+      </w:pPr>
+      <w:r>
+        <w:rPr>
+          <w:lang w:val="pt_PT" w:bidi="pt_PT"/>
+        </w:rPr>
+      </w:r>
+      <w:r>
+        <w:rPr>
+          <w:lang w:val="pt_PT" w:bidi="pt_PT"/>
+        </w:rPr>
+        <w:t>Isaías 21.8–9</w:t>
+      </w:r>
+    </w:p>
+    <w:p>
+      <w:pPr>
+        <w:pStyle w:val="ListBullet"/>
+        <w:spacing w:line="240" w:lineRule="auto"/>
+        <w:ind w:left="720"/>
+      </w:pPr>
+      <w:r>
+        <w:rPr>
+          <w:lang w:val="pt_PT" w:bidi="pt_PT"/>
+        </w:rPr>
+      </w:r>
+      <w:r>
+        <w:rPr>
+          <w:lang w:val="pt_PT" w:bidi="pt_PT"/>
+        </w:rPr>
+        <w:t>Mateus 22.21</w:t>
+      </w:r>
+    </w:p>
+    <w:p>
+      <w:pPr>
+        <w:pStyle w:val="ListBullet"/>
+        <w:spacing w:line="240" w:lineRule="auto"/>
+        <w:ind w:left="720"/>
+      </w:pPr>
+      <w:r>
+        <w:rPr>
+          <w:lang w:val="pt_PT" w:bidi="pt_PT"/>
+        </w:rPr>
+      </w:r>
+      <w:r>
+        <w:rPr>
+          <w:lang w:val="pt_PT" w:bidi="pt_PT"/>
+        </w:rPr>
+        <w:t>Romanos 1.23</w:t>
+      </w:r>
     </w:p>
     <w:p>
       <w:pPr>
@@ -2053,138 +1939,102 @@
           <w:lang w:val="pt_PT" w:bidi="pt_PT"/>
         </w:rPr>
       </w:r>
-      <w:hyperlink r:id="rId32">
-        <w:r>
-          <w:rPr>
-            <w:lang w:val="pt_PT" w:bidi="pt_PT"/>
-          </w:rPr>
-          <w:rPr>
-            <w:color w:val="0000EE"/>
-            <w:u w:val="single"/>
-          </w:rPr>
-          <w:t>2 Coríntios 4.3–4</w:t>
-        </w:r>
-      </w:hyperlink>
-    </w:p>
-    <w:p>
-      <w:pPr>
-        <w:pStyle w:val="ListBullet"/>
-        <w:spacing w:line="240" w:lineRule="auto"/>
-        <w:ind w:left="720"/>
-      </w:pPr>
-      <w:r>
-        <w:rPr>
-          <w:lang w:val="pt_PT" w:bidi="pt_PT"/>
-        </w:rPr>
-      </w:r>
-      <w:hyperlink r:id="rId33">
-        <w:r>
-          <w:rPr>
-            <w:lang w:val="pt_PT" w:bidi="pt_PT"/>
-          </w:rPr>
-          <w:rPr>
-            <w:color w:val="0000EE"/>
-            <w:u w:val="single"/>
-          </w:rPr>
-          <w:t>Colossenses 3.9–11</w:t>
-        </w:r>
-      </w:hyperlink>
-    </w:p>
-    <w:p>
-      <w:pPr>
-        <w:pStyle w:val="ListBullet"/>
-        <w:spacing w:line="240" w:lineRule="auto"/>
-        <w:ind w:left="720"/>
-      </w:pPr>
-      <w:r>
-        <w:rPr>
-          <w:lang w:val="pt_PT" w:bidi="pt_PT"/>
-        </w:rPr>
-      </w:r>
-      <w:hyperlink r:id="rId34">
-        <w:r>
-          <w:rPr>
-            <w:lang w:val="pt_PT" w:bidi="pt_PT"/>
-          </w:rPr>
-          <w:rPr>
-            <w:color w:val="0000EE"/>
-            <w:u w:val="single"/>
-          </w:rPr>
-          <w:t>Gênesis 1.26–27</w:t>
-        </w:r>
-      </w:hyperlink>
-    </w:p>
-    <w:p>
-      <w:pPr>
-        <w:pStyle w:val="ListBullet"/>
-        <w:spacing w:line="240" w:lineRule="auto"/>
-        <w:ind w:left="720"/>
-      </w:pPr>
-      <w:r>
-        <w:rPr>
-          <w:lang w:val="pt_PT" w:bidi="pt_PT"/>
-        </w:rPr>
-      </w:r>
-      <w:hyperlink r:id="rId35">
-        <w:r>
-          <w:rPr>
-            <w:lang w:val="pt_PT" w:bidi="pt_PT"/>
-          </w:rPr>
-          <w:rPr>
-            <w:color w:val="0000EE"/>
-            <w:u w:val="single"/>
-          </w:rPr>
-          <w:t>Gênesis 9.6</w:t>
-        </w:r>
-      </w:hyperlink>
-    </w:p>
-    <w:p>
-      <w:pPr>
-        <w:pStyle w:val="ListBullet"/>
-        <w:spacing w:line="240" w:lineRule="auto"/>
-        <w:ind w:left="720"/>
-      </w:pPr>
-      <w:r>
-        <w:rPr>
-          <w:lang w:val="pt_PT" w:bidi="pt_PT"/>
-        </w:rPr>
-      </w:r>
-      <w:hyperlink r:id="rId36">
-        <w:r>
-          <w:rPr>
-            <w:lang w:val="pt_PT" w:bidi="pt_PT"/>
-          </w:rPr>
-          <w:rPr>
-            <w:color w:val="0000EE"/>
-            <w:u w:val="single"/>
-          </w:rPr>
-          <w:t>Tiago 3.9–10</w:t>
-        </w:r>
-      </w:hyperlink>
-    </w:p>
-    <w:p>
-      <w:pPr>
-        <w:pStyle w:val="ListBullet"/>
-        <w:spacing w:line="240" w:lineRule="auto"/>
-        <w:ind w:left="720"/>
-      </w:pPr>
-      <w:r>
-        <w:rPr>
-          <w:lang w:val="pt_PT" w:bidi="pt_PT"/>
-        </w:rPr>
-      </w:r>
-      <w:hyperlink r:id="rId37">
-        <w:r>
-          <w:rPr>
-            <w:lang w:val="pt_PT" w:bidi="pt_PT"/>
-          </w:rPr>
-          <w:rPr>
-            <w:color w:val="0000EE"/>
-            <w:u w:val="single"/>
-          </w:rPr>
-          <w:t>Romanos 8.28–30</w:t>
-        </w:r>
-      </w:hyperlink>
+      <w:r>
+        <w:rPr>
+          <w:lang w:val="pt_PT" w:bidi="pt_PT"/>
+        </w:rPr>
+        <w:t>2 Coríntios 4.3–4</w:t>
+      </w:r>
+    </w:p>
+    <w:p>
+      <w:pPr>
+        <w:pStyle w:val="ListBullet"/>
+        <w:spacing w:line="240" w:lineRule="auto"/>
+        <w:ind w:left="720"/>
+      </w:pPr>
+      <w:r>
+        <w:rPr>
+          <w:lang w:val="pt_PT" w:bidi="pt_PT"/>
+        </w:rPr>
+      </w:r>
+      <w:r>
+        <w:rPr>
+          <w:lang w:val="pt_PT" w:bidi="pt_PT"/>
+        </w:rPr>
+        <w:t>Colossenses 3.9–11</w:t>
+      </w:r>
+    </w:p>
+    <w:p>
+      <w:pPr>
+        <w:pStyle w:val="ListBullet"/>
+        <w:spacing w:line="240" w:lineRule="auto"/>
+        <w:ind w:left="720"/>
+      </w:pPr>
+      <w:r>
+        <w:rPr>
+          <w:lang w:val="pt_PT" w:bidi="pt_PT"/>
+        </w:rPr>
+      </w:r>
+      <w:r>
+        <w:rPr>
+          <w:lang w:val="pt_PT" w:bidi="pt_PT"/>
+        </w:rPr>
+        <w:t>Gênesis 1.26–27</w:t>
+      </w:r>
+    </w:p>
+    <w:p>
+      <w:pPr>
+        <w:pStyle w:val="ListBullet"/>
+        <w:spacing w:line="240" w:lineRule="auto"/>
+        <w:ind w:left="720"/>
+      </w:pPr>
+      <w:r>
+        <w:rPr>
+          <w:lang w:val="pt_PT" w:bidi="pt_PT"/>
+        </w:rPr>
+      </w:r>
+      <w:r>
+        <w:rPr>
+          <w:lang w:val="pt_PT" w:bidi="pt_PT"/>
+        </w:rPr>
+        <w:t>Gênesis 9.6</w:t>
+      </w:r>
+    </w:p>
+    <w:p>
+      <w:pPr>
+        <w:pStyle w:val="ListBullet"/>
+        <w:spacing w:line="240" w:lineRule="auto"/>
+        <w:ind w:left="720"/>
+      </w:pPr>
+      <w:r>
+        <w:rPr>
+          <w:lang w:val="pt_PT" w:bidi="pt_PT"/>
+        </w:rPr>
+      </w:r>
+      <w:r>
+        <w:rPr>
+          <w:lang w:val="pt_PT" w:bidi="pt_PT"/>
+        </w:rPr>
+        <w:t>Tiago 3.9–10</w:t>
+      </w:r>
+    </w:p>
+    <w:p>
+      <w:pPr>
+        <w:pStyle w:val="ListBullet"/>
+        <w:spacing w:line="240" w:lineRule="auto"/>
+        <w:ind w:left="720"/>
+      </w:pPr>
+      <w:r>
+        <w:rPr>
+          <w:lang w:val="pt_PT" w:bidi="pt_PT"/>
+        </w:rPr>
+      </w:r>
+      <w:r>
+        <w:rPr>
+          <w:lang w:val="pt_PT" w:bidi="pt_PT"/>
+        </w:rPr>
+        <w:t>Romanos 8.28–30</w:t>
+      </w:r>
     </w:p>
     <w:p>
       <w:pPr>
@@ -2386,90 +2236,66 @@
           <w:lang w:val="pt_PT" w:bidi="pt_PT"/>
         </w:rPr>
       </w:r>
-      <w:hyperlink r:id="rId38">
-        <w:r>
-          <w:rPr>
-            <w:lang w:val="pt_PT" w:bidi="pt_PT"/>
-          </w:rPr>
-          <w:rPr>
-            <w:color w:val="0000EE"/>
-            <w:u w:val="single"/>
-          </w:rPr>
-          <w:t>2 Coríntios 8.3–5</w:t>
-        </w:r>
-      </w:hyperlink>
-    </w:p>
-    <w:p>
-      <w:pPr>
-        <w:pStyle w:val="ListBullet"/>
-        <w:spacing w:line="240" w:lineRule="auto"/>
-        <w:ind w:left="720"/>
-      </w:pPr>
-      <w:r>
-        <w:rPr>
-          <w:lang w:val="pt_PT" w:bidi="pt_PT"/>
-        </w:rPr>
-      </w:r>
-      <w:hyperlink r:id="rId39">
-        <w:r>
-          <w:rPr>
-            <w:lang w:val="pt_PT" w:bidi="pt_PT"/>
-          </w:rPr>
-          <w:rPr>
-            <w:color w:val="0000EE"/>
-            <w:u w:val="single"/>
-          </w:rPr>
-          <w:t>Juízes 6.31</w:t>
-        </w:r>
-      </w:hyperlink>
-    </w:p>
-    <w:p>
-      <w:pPr>
-        <w:pStyle w:val="ListBullet"/>
-        <w:spacing w:line="240" w:lineRule="auto"/>
-        <w:ind w:left="720"/>
-      </w:pPr>
-      <w:r>
-        <w:rPr>
-          <w:lang w:val="pt_PT" w:bidi="pt_PT"/>
-        </w:rPr>
-      </w:r>
-      <w:hyperlink r:id="rId40">
-        <w:r>
-          <w:rPr>
-            <w:lang w:val="pt_PT" w:bidi="pt_PT"/>
-          </w:rPr>
-          <w:rPr>
-            <w:color w:val="0000EE"/>
-            <w:u w:val="single"/>
-          </w:rPr>
-          <w:t>Lucas 4.39</w:t>
-        </w:r>
-      </w:hyperlink>
-    </w:p>
-    <w:p>
-      <w:pPr>
-        <w:pStyle w:val="ListBullet"/>
-        <w:spacing w:line="240" w:lineRule="auto"/>
-        <w:ind w:left="720"/>
-      </w:pPr>
-      <w:r>
-        <w:rPr>
-          <w:lang w:val="pt_PT" w:bidi="pt_PT"/>
-        </w:rPr>
-      </w:r>
-      <w:hyperlink r:id="rId41">
-        <w:r>
-          <w:rPr>
-            <w:lang w:val="pt_PT" w:bidi="pt_PT"/>
-          </w:rPr>
-          <w:rPr>
-            <w:color w:val="0000EE"/>
-            <w:u w:val="single"/>
-          </w:rPr>
-          <w:t>Provérbios 18.17</w:t>
-        </w:r>
-      </w:hyperlink>
+      <w:r>
+        <w:rPr>
+          <w:lang w:val="pt_PT" w:bidi="pt_PT"/>
+        </w:rPr>
+        <w:t>2 Coríntios 8.3–5</w:t>
+      </w:r>
+    </w:p>
+    <w:p>
+      <w:pPr>
+        <w:pStyle w:val="ListBullet"/>
+        <w:spacing w:line="240" w:lineRule="auto"/>
+        <w:ind w:left="720"/>
+      </w:pPr>
+      <w:r>
+        <w:rPr>
+          <w:lang w:val="pt_PT" w:bidi="pt_PT"/>
+        </w:rPr>
+      </w:r>
+      <w:r>
+        <w:rPr>
+          <w:lang w:val="pt_PT" w:bidi="pt_PT"/>
+        </w:rPr>
+        <w:t>Juízes 6.31</w:t>
+      </w:r>
+    </w:p>
+    <w:p>
+      <w:pPr>
+        <w:pStyle w:val="ListBullet"/>
+        <w:spacing w:line="240" w:lineRule="auto"/>
+        <w:ind w:left="720"/>
+      </w:pPr>
+      <w:r>
+        <w:rPr>
+          <w:lang w:val="pt_PT" w:bidi="pt_PT"/>
+        </w:rPr>
+      </w:r>
+      <w:r>
+        <w:rPr>
+          <w:lang w:val="pt_PT" w:bidi="pt_PT"/>
+        </w:rPr>
+        <w:t>Lucas 4.39</w:t>
+      </w:r>
+    </w:p>
+    <w:p>
+      <w:pPr>
+        <w:pStyle w:val="ListBullet"/>
+        <w:spacing w:line="240" w:lineRule="auto"/>
+        <w:ind w:left="720"/>
+      </w:pPr>
+      <w:r>
+        <w:rPr>
+          <w:lang w:val="pt_PT" w:bidi="pt_PT"/>
+        </w:rPr>
+      </w:r>
+      <w:r>
+        <w:rPr>
+          <w:lang w:val="pt_PT" w:bidi="pt_PT"/>
+        </w:rPr>
+        <w:t>Provérbios 18.17</w:t>
+      </w:r>
     </w:p>
     <w:p>
       <w:pPr>
@@ -2829,282 +2655,210 @@
           <w:lang w:val="pt_PT" w:bidi="pt_PT"/>
         </w:rPr>
       </w:r>
-      <w:hyperlink r:id="rId42">
-        <w:r>
-          <w:rPr>
-            <w:lang w:val="pt_PT" w:bidi="pt_PT"/>
-          </w:rPr>
-          <w:rPr>
-            <w:color w:val="0000EE"/>
-            <w:u w:val="single"/>
-          </w:rPr>
-          <w:t>Lucas 20.21–22</w:t>
-        </w:r>
-      </w:hyperlink>
-    </w:p>
-    <w:p>
-      <w:pPr>
-        <w:pStyle w:val="ListBullet"/>
-        <w:spacing w:line="240" w:lineRule="auto"/>
-        <w:ind w:left="720"/>
-      </w:pPr>
-      <w:r>
-        <w:rPr>
-          <w:lang w:val="pt_PT" w:bidi="pt_PT"/>
-        </w:rPr>
-      </w:r>
-      <w:hyperlink r:id="rId43">
-        <w:r>
-          <w:rPr>
-            <w:lang w:val="pt_PT" w:bidi="pt_PT"/>
-          </w:rPr>
-          <w:rPr>
-            <w:color w:val="0000EE"/>
-            <w:u w:val="single"/>
-          </w:rPr>
-          <w:t>Marcos 2.13–14</w:t>
-        </w:r>
-      </w:hyperlink>
-    </w:p>
-    <w:p>
-      <w:pPr>
-        <w:pStyle w:val="ListBullet"/>
-        <w:spacing w:line="240" w:lineRule="auto"/>
-        <w:ind w:left="720"/>
-      </w:pPr>
-      <w:r>
-        <w:rPr>
-          <w:lang w:val="pt_PT" w:bidi="pt_PT"/>
-        </w:rPr>
-      </w:r>
-      <w:hyperlink r:id="rId44">
-        <w:r>
-          <w:rPr>
-            <w:lang w:val="pt_PT" w:bidi="pt_PT"/>
-          </w:rPr>
-          <w:rPr>
-            <w:color w:val="0000EE"/>
-            <w:u w:val="single"/>
-          </w:rPr>
-          <w:t>Mateus 9.7–9</w:t>
-        </w:r>
-      </w:hyperlink>
-    </w:p>
-    <w:p>
-      <w:pPr>
-        <w:pStyle w:val="ListBullet"/>
-        <w:spacing w:line="240" w:lineRule="auto"/>
-        <w:ind w:left="720"/>
-      </w:pPr>
-      <w:r>
-        <w:rPr>
-          <w:lang w:val="pt_PT" w:bidi="pt_PT"/>
-        </w:rPr>
-      </w:r>
-      <w:hyperlink r:id="rId45">
-        <w:r>
-          <w:rPr>
-            <w:lang w:val="pt_PT" w:bidi="pt_PT"/>
-          </w:rPr>
-          <w:rPr>
-            <w:color w:val="0000EE"/>
-            <w:u w:val="single"/>
-          </w:rPr>
-          <w:t>Números 31.28–29</w:t>
-        </w:r>
-      </w:hyperlink>
-    </w:p>
-    <w:p>
-      <w:pPr>
-        <w:pStyle w:val="ListBullet"/>
-        <w:spacing w:line="240" w:lineRule="auto"/>
-        <w:ind w:left="720"/>
-      </w:pPr>
-      <w:r>
-        <w:rPr>
-          <w:lang w:val="pt_PT" w:bidi="pt_PT"/>
-        </w:rPr>
-      </w:r>
-      <w:hyperlink r:id="rId46">
-        <w:r>
-          <w:rPr>
-            <w:lang w:val="pt_PT" w:bidi="pt_PT"/>
-          </w:rPr>
-          <w:rPr>
-            <w:color w:val="0000EE"/>
-            <w:u w:val="single"/>
-          </w:rPr>
-          <w:t>Romanos 13.6–7</w:t>
-        </w:r>
-      </w:hyperlink>
-    </w:p>
-    <w:p>
-      <w:pPr>
-        <w:pStyle w:val="ListBullet"/>
-        <w:spacing w:line="240" w:lineRule="auto"/>
-        <w:ind w:left="720"/>
-      </w:pPr>
-      <w:r>
-        <w:rPr>
-          <w:lang w:val="pt_PT" w:bidi="pt_PT"/>
-        </w:rPr>
-      </w:r>
-      <w:hyperlink r:id="rId47">
-        <w:r>
-          <w:rPr>
-            <w:lang w:val="pt_PT" w:bidi="pt_PT"/>
-          </w:rPr>
-          <w:rPr>
-            <w:color w:val="0000EE"/>
-            <w:u w:val="single"/>
-          </w:rPr>
-          <w:t>Lucas 3.12–13</w:t>
-        </w:r>
-      </w:hyperlink>
-    </w:p>
-    <w:p>
-      <w:pPr>
-        <w:pStyle w:val="ListBullet"/>
-        <w:spacing w:line="240" w:lineRule="auto"/>
-        <w:ind w:left="720"/>
-      </w:pPr>
-      <w:r>
-        <w:rPr>
-          <w:lang w:val="pt_PT" w:bidi="pt_PT"/>
-        </w:rPr>
-      </w:r>
-      <w:hyperlink r:id="rId48">
-        <w:r>
-          <w:rPr>
-            <w:lang w:val="pt_PT" w:bidi="pt_PT"/>
-          </w:rPr>
-          <w:rPr>
-            <w:color w:val="0000EE"/>
-            <w:u w:val="single"/>
-          </w:rPr>
-          <w:t>Lucas 5.27–28</w:t>
-        </w:r>
-      </w:hyperlink>
-    </w:p>
-    <w:p>
-      <w:pPr>
-        <w:pStyle w:val="ListBullet"/>
-        <w:spacing w:line="240" w:lineRule="auto"/>
-        <w:ind w:left="720"/>
-      </w:pPr>
-      <w:r>
-        <w:rPr>
-          <w:lang w:val="pt_PT" w:bidi="pt_PT"/>
-        </w:rPr>
-      </w:r>
-      <w:hyperlink r:id="rId49">
-        <w:r>
-          <w:rPr>
-            <w:lang w:val="pt_PT" w:bidi="pt_PT"/>
-          </w:rPr>
-          <w:rPr>
-            <w:color w:val="0000EE"/>
-            <w:u w:val="single"/>
-          </w:rPr>
-          <w:t>Mateus 5.46–48</w:t>
-        </w:r>
-      </w:hyperlink>
-    </w:p>
-    <w:p>
-      <w:pPr>
-        <w:pStyle w:val="ListBullet"/>
-        <w:spacing w:line="240" w:lineRule="auto"/>
-        <w:ind w:left="720"/>
-      </w:pPr>
-      <w:r>
-        <w:rPr>
-          <w:lang w:val="pt_PT" w:bidi="pt_PT"/>
-        </w:rPr>
-      </w:r>
-      <w:hyperlink r:id="rId50">
-        <w:r>
-          <w:rPr>
-            <w:lang w:val="pt_PT" w:bidi="pt_PT"/>
-          </w:rPr>
-          <w:rPr>
-            <w:color w:val="0000EE"/>
-            <w:u w:val="single"/>
-          </w:rPr>
-          <w:t>Mateus 9.10–11</w:t>
-        </w:r>
-      </w:hyperlink>
-    </w:p>
-    <w:p>
-      <w:pPr>
-        <w:pStyle w:val="ListBullet"/>
-        <w:spacing w:line="240" w:lineRule="auto"/>
-        <w:ind w:left="720"/>
-      </w:pPr>
-      <w:r>
-        <w:rPr>
-          <w:lang w:val="pt_PT" w:bidi="pt_PT"/>
-        </w:rPr>
-      </w:r>
-      <w:hyperlink r:id="rId51">
-        <w:r>
-          <w:rPr>
-            <w:lang w:val="pt_PT" w:bidi="pt_PT"/>
-          </w:rPr>
-          <w:rPr>
-            <w:color w:val="0000EE"/>
-            <w:u w:val="single"/>
-          </w:rPr>
-          <w:t>Mateus 11.18–19</w:t>
-        </w:r>
-      </w:hyperlink>
-    </w:p>
-    <w:p>
-      <w:pPr>
-        <w:pStyle w:val="ListBullet"/>
-        <w:spacing w:line="240" w:lineRule="auto"/>
-        <w:ind w:left="720"/>
-      </w:pPr>
-      <w:r>
-        <w:rPr>
-          <w:lang w:val="pt_PT" w:bidi="pt_PT"/>
-        </w:rPr>
-      </w:r>
-      <w:hyperlink r:id="rId52">
-        <w:r>
-          <w:rPr>
-            <w:lang w:val="pt_PT" w:bidi="pt_PT"/>
-          </w:rPr>
-          <w:rPr>
-            <w:color w:val="0000EE"/>
-            <w:u w:val="single"/>
-          </w:rPr>
-          <w:t>Mateus 17.26–27</w:t>
-        </w:r>
-      </w:hyperlink>
-    </w:p>
-    <w:p>
-      <w:pPr>
-        <w:pStyle w:val="ListBullet"/>
-        <w:spacing w:line="240" w:lineRule="auto"/>
-        <w:ind w:left="720"/>
-      </w:pPr>
-      <w:r>
-        <w:rPr>
-          <w:lang w:val="pt_PT" w:bidi="pt_PT"/>
-        </w:rPr>
-      </w:r>
-      <w:hyperlink r:id="rId53">
-        <w:r>
-          <w:rPr>
-            <w:lang w:val="pt_PT" w:bidi="pt_PT"/>
-          </w:rPr>
-          <w:rPr>
-            <w:color w:val="0000EE"/>
-            <w:u w:val="single"/>
-          </w:rPr>
-          <w:t>Mateus 18.17</w:t>
-        </w:r>
-      </w:hyperlink>
+      <w:r>
+        <w:rPr>
+          <w:lang w:val="pt_PT" w:bidi="pt_PT"/>
+        </w:rPr>
+        <w:t>Lucas 20.21–22</w:t>
+      </w:r>
+    </w:p>
+    <w:p>
+      <w:pPr>
+        <w:pStyle w:val="ListBullet"/>
+        <w:spacing w:line="240" w:lineRule="auto"/>
+        <w:ind w:left="720"/>
+      </w:pPr>
+      <w:r>
+        <w:rPr>
+          <w:lang w:val="pt_PT" w:bidi="pt_PT"/>
+        </w:rPr>
+      </w:r>
+      <w:r>
+        <w:rPr>
+          <w:lang w:val="pt_PT" w:bidi="pt_PT"/>
+        </w:rPr>
+        <w:t>Marcos 2.13–14</w:t>
+      </w:r>
+    </w:p>
+    <w:p>
+      <w:pPr>
+        <w:pStyle w:val="ListBullet"/>
+        <w:spacing w:line="240" w:lineRule="auto"/>
+        <w:ind w:left="720"/>
+      </w:pPr>
+      <w:r>
+        <w:rPr>
+          <w:lang w:val="pt_PT" w:bidi="pt_PT"/>
+        </w:rPr>
+      </w:r>
+      <w:r>
+        <w:rPr>
+          <w:lang w:val="pt_PT" w:bidi="pt_PT"/>
+        </w:rPr>
+        <w:t>Mateus 9.7–9</w:t>
+      </w:r>
+    </w:p>
+    <w:p>
+      <w:pPr>
+        <w:pStyle w:val="ListBullet"/>
+        <w:spacing w:line="240" w:lineRule="auto"/>
+        <w:ind w:left="720"/>
+      </w:pPr>
+      <w:r>
+        <w:rPr>
+          <w:lang w:val="pt_PT" w:bidi="pt_PT"/>
+        </w:rPr>
+      </w:r>
+      <w:r>
+        <w:rPr>
+          <w:lang w:val="pt_PT" w:bidi="pt_PT"/>
+        </w:rPr>
+        <w:t>Números 31.28–29</w:t>
+      </w:r>
+    </w:p>
+    <w:p>
+      <w:pPr>
+        <w:pStyle w:val="ListBullet"/>
+        <w:spacing w:line="240" w:lineRule="auto"/>
+        <w:ind w:left="720"/>
+      </w:pPr>
+      <w:r>
+        <w:rPr>
+          <w:lang w:val="pt_PT" w:bidi="pt_PT"/>
+        </w:rPr>
+      </w:r>
+      <w:r>
+        <w:rPr>
+          <w:lang w:val="pt_PT" w:bidi="pt_PT"/>
+        </w:rPr>
+        <w:t>Romanos 13.6–7</w:t>
+      </w:r>
+    </w:p>
+    <w:p>
+      <w:pPr>
+        <w:pStyle w:val="ListBullet"/>
+        <w:spacing w:line="240" w:lineRule="auto"/>
+        <w:ind w:left="720"/>
+      </w:pPr>
+      <w:r>
+        <w:rPr>
+          <w:lang w:val="pt_PT" w:bidi="pt_PT"/>
+        </w:rPr>
+      </w:r>
+      <w:r>
+        <w:rPr>
+          <w:lang w:val="pt_PT" w:bidi="pt_PT"/>
+        </w:rPr>
+        <w:t>Lucas 3.12–13</w:t>
+      </w:r>
+    </w:p>
+    <w:p>
+      <w:pPr>
+        <w:pStyle w:val="ListBullet"/>
+        <w:spacing w:line="240" w:lineRule="auto"/>
+        <w:ind w:left="720"/>
+      </w:pPr>
+      <w:r>
+        <w:rPr>
+          <w:lang w:val="pt_PT" w:bidi="pt_PT"/>
+        </w:rPr>
+      </w:r>
+      <w:r>
+        <w:rPr>
+          <w:lang w:val="pt_PT" w:bidi="pt_PT"/>
+        </w:rPr>
+        <w:t>Lucas 5.27–28</w:t>
+      </w:r>
+    </w:p>
+    <w:p>
+      <w:pPr>
+        <w:pStyle w:val="ListBullet"/>
+        <w:spacing w:line="240" w:lineRule="auto"/>
+        <w:ind w:left="720"/>
+      </w:pPr>
+      <w:r>
+        <w:rPr>
+          <w:lang w:val="pt_PT" w:bidi="pt_PT"/>
+        </w:rPr>
+      </w:r>
+      <w:r>
+        <w:rPr>
+          <w:lang w:val="pt_PT" w:bidi="pt_PT"/>
+        </w:rPr>
+        <w:t>Mateus 5.46–48</w:t>
+      </w:r>
+    </w:p>
+    <w:p>
+      <w:pPr>
+        <w:pStyle w:val="ListBullet"/>
+        <w:spacing w:line="240" w:lineRule="auto"/>
+        <w:ind w:left="720"/>
+      </w:pPr>
+      <w:r>
+        <w:rPr>
+          <w:lang w:val="pt_PT" w:bidi="pt_PT"/>
+        </w:rPr>
+      </w:r>
+      <w:r>
+        <w:rPr>
+          <w:lang w:val="pt_PT" w:bidi="pt_PT"/>
+        </w:rPr>
+        <w:t>Mateus 9.10–11</w:t>
+      </w:r>
+    </w:p>
+    <w:p>
+      <w:pPr>
+        <w:pStyle w:val="ListBullet"/>
+        <w:spacing w:line="240" w:lineRule="auto"/>
+        <w:ind w:left="720"/>
+      </w:pPr>
+      <w:r>
+        <w:rPr>
+          <w:lang w:val="pt_PT" w:bidi="pt_PT"/>
+        </w:rPr>
+      </w:r>
+      <w:r>
+        <w:rPr>
+          <w:lang w:val="pt_PT" w:bidi="pt_PT"/>
+        </w:rPr>
+        <w:t>Mateus 11.18–19</w:t>
+      </w:r>
+    </w:p>
+    <w:p>
+      <w:pPr>
+        <w:pStyle w:val="ListBullet"/>
+        <w:spacing w:line="240" w:lineRule="auto"/>
+        <w:ind w:left="720"/>
+      </w:pPr>
+      <w:r>
+        <w:rPr>
+          <w:lang w:val="pt_PT" w:bidi="pt_PT"/>
+        </w:rPr>
+      </w:r>
+      <w:r>
+        <w:rPr>
+          <w:lang w:val="pt_PT" w:bidi="pt_PT"/>
+        </w:rPr>
+        <w:t>Mateus 17.26–27</w:t>
+      </w:r>
+    </w:p>
+    <w:p>
+      <w:pPr>
+        <w:pStyle w:val="ListBullet"/>
+        <w:spacing w:line="240" w:lineRule="auto"/>
+        <w:ind w:left="720"/>
+      </w:pPr>
+      <w:r>
+        <w:rPr>
+          <w:lang w:val="pt_PT" w:bidi="pt_PT"/>
+        </w:rPr>
+      </w:r>
+      <w:r>
+        <w:rPr>
+          <w:lang w:val="pt_PT" w:bidi="pt_PT"/>
+        </w:rPr>
+        <w:t>Mateus 18.17</w:t>
+      </w:r>
     </w:p>
     <w:p>
       <w:pPr>
@@ -3351,90 +3105,66 @@
           <w:lang w:val="pt_PT" w:bidi="pt_PT"/>
         </w:rPr>
       </w:r>
-      <w:hyperlink r:id="rId54">
-        <w:r>
-          <w:rPr>
-            <w:lang w:val="pt_PT" w:bidi="pt_PT"/>
-          </w:rPr>
-          <w:rPr>
-            <w:color w:val="0000EE"/>
-            <w:u w:val="single"/>
-          </w:rPr>
-          <w:t>1 Crônicas 9.28–29</w:t>
-        </w:r>
-      </w:hyperlink>
-    </w:p>
-    <w:p>
-      <w:pPr>
-        <w:pStyle w:val="ListBullet"/>
-        <w:spacing w:line="240" w:lineRule="auto"/>
-        <w:ind w:left="720"/>
-      </w:pPr>
-      <w:r>
-        <w:rPr>
-          <w:lang w:val="pt_PT" w:bidi="pt_PT"/>
-        </w:rPr>
-      </w:r>
-      <w:hyperlink r:id="rId55">
-        <w:r>
-          <w:rPr>
-            <w:lang w:val="pt_PT" w:bidi="pt_PT"/>
-          </w:rPr>
-          <w:rPr>
-            <w:color w:val="0000EE"/>
-            <w:u w:val="single"/>
-          </w:rPr>
-          <w:t>Êxodo 30.34–36</w:t>
-        </w:r>
-      </w:hyperlink>
-    </w:p>
-    <w:p>
-      <w:pPr>
-        <w:pStyle w:val="ListBullet"/>
-        <w:spacing w:line="240" w:lineRule="auto"/>
-        <w:ind w:left="720"/>
-      </w:pPr>
-      <w:r>
-        <w:rPr>
-          <w:lang w:val="pt_PT" w:bidi="pt_PT"/>
-        </w:rPr>
-      </w:r>
-      <w:hyperlink r:id="rId56">
-        <w:r>
-          <w:rPr>
-            <w:lang w:val="pt_PT" w:bidi="pt_PT"/>
-          </w:rPr>
-          <w:rPr>
-            <w:color w:val="0000EE"/>
-            <w:u w:val="single"/>
-          </w:rPr>
-          <w:t>Mateus 2.11–12</w:t>
-        </w:r>
-      </w:hyperlink>
-    </w:p>
-    <w:p>
-      <w:pPr>
-        <w:pStyle w:val="ListBullet"/>
-        <w:spacing w:line="240" w:lineRule="auto"/>
-        <w:ind w:left="720"/>
-      </w:pPr>
-      <w:r>
-        <w:rPr>
-          <w:lang w:val="pt_PT" w:bidi="pt_PT"/>
-        </w:rPr>
-      </w:r>
-      <w:hyperlink r:id="rId57">
-        <w:r>
-          <w:rPr>
-            <w:lang w:val="pt_PT" w:bidi="pt_PT"/>
-          </w:rPr>
-          <w:rPr>
-            <w:color w:val="0000EE"/>
-            <w:u w:val="single"/>
-          </w:rPr>
-          <w:t>Números 5.15</w:t>
-        </w:r>
-      </w:hyperlink>
+      <w:r>
+        <w:rPr>
+          <w:lang w:val="pt_PT" w:bidi="pt_PT"/>
+        </w:rPr>
+        <w:t>1 Crônicas 9.28–29</w:t>
+      </w:r>
+    </w:p>
+    <w:p>
+      <w:pPr>
+        <w:pStyle w:val="ListBullet"/>
+        <w:spacing w:line="240" w:lineRule="auto"/>
+        <w:ind w:left="720"/>
+      </w:pPr>
+      <w:r>
+        <w:rPr>
+          <w:lang w:val="pt_PT" w:bidi="pt_PT"/>
+        </w:rPr>
+      </w:r>
+      <w:r>
+        <w:rPr>
+          <w:lang w:val="pt_PT" w:bidi="pt_PT"/>
+        </w:rPr>
+        <w:t>Êxodo 30.34–36</w:t>
+      </w:r>
+    </w:p>
+    <w:p>
+      <w:pPr>
+        <w:pStyle w:val="ListBullet"/>
+        <w:spacing w:line="240" w:lineRule="auto"/>
+        <w:ind w:left="720"/>
+      </w:pPr>
+      <w:r>
+        <w:rPr>
+          <w:lang w:val="pt_PT" w:bidi="pt_PT"/>
+        </w:rPr>
+      </w:r>
+      <w:r>
+        <w:rPr>
+          <w:lang w:val="pt_PT" w:bidi="pt_PT"/>
+        </w:rPr>
+        <w:t>Mateus 2.11–12</w:t>
+      </w:r>
+    </w:p>
+    <w:p>
+      <w:pPr>
+        <w:pStyle w:val="ListBullet"/>
+        <w:spacing w:line="240" w:lineRule="auto"/>
+        <w:ind w:left="720"/>
+      </w:pPr>
+      <w:r>
+        <w:rPr>
+          <w:lang w:val="pt_PT" w:bidi="pt_PT"/>
+        </w:rPr>
+      </w:r>
+      <w:r>
+        <w:rPr>
+          <w:lang w:val="pt_PT" w:bidi="pt_PT"/>
+        </w:rPr>
+        <w:t>Números 5.15</w:t>
+      </w:r>
     </w:p>
     <w:p>
       <w:pPr>
@@ -3704,114 +3434,84 @@
           <w:lang w:val="pt_PT" w:bidi="pt_PT"/>
         </w:rPr>
       </w:r>
-      <w:hyperlink r:id="rId58">
-        <w:r>
-          <w:rPr>
-            <w:lang w:val="pt_PT" w:bidi="pt_PT"/>
-          </w:rPr>
-          <w:rPr>
-            <w:color w:val="0000EE"/>
-            <w:u w:val="single"/>
-          </w:rPr>
-          <w:t>1 Reis 3.1–3</w:t>
-        </w:r>
-      </w:hyperlink>
-    </w:p>
-    <w:p>
-      <w:pPr>
-        <w:pStyle w:val="ListBullet"/>
-        <w:spacing w:line="240" w:lineRule="auto"/>
-        <w:ind w:left="720"/>
-      </w:pPr>
-      <w:r>
-        <w:rPr>
-          <w:lang w:val="pt_PT" w:bidi="pt_PT"/>
-        </w:rPr>
-      </w:r>
-      <w:hyperlink r:id="rId59">
-        <w:r>
-          <w:rPr>
-            <w:lang w:val="pt_PT" w:bidi="pt_PT"/>
-          </w:rPr>
-          <w:rPr>
-            <w:color w:val="0000EE"/>
-            <w:u w:val="single"/>
-          </w:rPr>
-          <w:t>2 Crônicas 13.10–11</w:t>
-        </w:r>
-      </w:hyperlink>
-    </w:p>
-    <w:p>
-      <w:pPr>
-        <w:pStyle w:val="ListBullet"/>
-        <w:spacing w:line="240" w:lineRule="auto"/>
-        <w:ind w:left="720"/>
-      </w:pPr>
-      <w:r>
-        <w:rPr>
-          <w:lang w:val="pt_PT" w:bidi="pt_PT"/>
-        </w:rPr>
-      </w:r>
-      <w:hyperlink r:id="rId60">
-        <w:r>
-          <w:rPr>
-            <w:lang w:val="pt_PT" w:bidi="pt_PT"/>
-          </w:rPr>
-          <w:rPr>
-            <w:color w:val="0000EE"/>
-            <w:u w:val="single"/>
-          </w:rPr>
-          <w:t>2 Reis 14.4</w:t>
-        </w:r>
-      </w:hyperlink>
-    </w:p>
-    <w:p>
-      <w:pPr>
-        <w:pStyle w:val="ListBullet"/>
-        <w:spacing w:line="240" w:lineRule="auto"/>
-        <w:ind w:left="720"/>
-      </w:pPr>
-      <w:r>
-        <w:rPr>
-          <w:lang w:val="pt_PT" w:bidi="pt_PT"/>
-        </w:rPr>
-      </w:r>
-      <w:hyperlink r:id="rId61">
-        <w:r>
-          <w:rPr>
-            <w:lang w:val="pt_PT" w:bidi="pt_PT"/>
-          </w:rPr>
-          <w:rPr>
-            <w:color w:val="0000EE"/>
-            <w:u w:val="single"/>
-          </w:rPr>
-          <w:t>Êxodo 25.3–7</w:t>
-        </w:r>
-      </w:hyperlink>
-    </w:p>
-    <w:p>
-      <w:pPr>
-        <w:pStyle w:val="ListBullet"/>
-        <w:spacing w:line="240" w:lineRule="auto"/>
-        <w:ind w:left="720"/>
-      </w:pPr>
-      <w:r>
-        <w:rPr>
-          <w:lang w:val="pt_PT" w:bidi="pt_PT"/>
-        </w:rPr>
-      </w:r>
-      <w:hyperlink r:id="rId62">
-        <w:r>
-          <w:rPr>
-            <w:lang w:val="pt_PT" w:bidi="pt_PT"/>
-          </w:rPr>
-          <w:rPr>
-            <w:color w:val="0000EE"/>
-            <w:u w:val="single"/>
-          </w:rPr>
-          <w:t>Lucas 1.10</w:t>
-        </w:r>
-      </w:hyperlink>
+      <w:r>
+        <w:rPr>
+          <w:lang w:val="pt_PT" w:bidi="pt_PT"/>
+        </w:rPr>
+        <w:t>1 Reis 3.1–3</w:t>
+      </w:r>
+    </w:p>
+    <w:p>
+      <w:pPr>
+        <w:pStyle w:val="ListBullet"/>
+        <w:spacing w:line="240" w:lineRule="auto"/>
+        <w:ind w:left="720"/>
+      </w:pPr>
+      <w:r>
+        <w:rPr>
+          <w:lang w:val="pt_PT" w:bidi="pt_PT"/>
+        </w:rPr>
+      </w:r>
+      <w:r>
+        <w:rPr>
+          <w:lang w:val="pt_PT" w:bidi="pt_PT"/>
+        </w:rPr>
+        <w:t>2 Crônicas 13.10–11</w:t>
+      </w:r>
+    </w:p>
+    <w:p>
+      <w:pPr>
+        <w:pStyle w:val="ListBullet"/>
+        <w:spacing w:line="240" w:lineRule="auto"/>
+        <w:ind w:left="720"/>
+      </w:pPr>
+      <w:r>
+        <w:rPr>
+          <w:lang w:val="pt_PT" w:bidi="pt_PT"/>
+        </w:rPr>
+      </w:r>
+      <w:r>
+        <w:rPr>
+          <w:lang w:val="pt_PT" w:bidi="pt_PT"/>
+        </w:rPr>
+        <w:t>2 Reis 14.4</w:t>
+      </w:r>
+    </w:p>
+    <w:p>
+      <w:pPr>
+        <w:pStyle w:val="ListBullet"/>
+        <w:spacing w:line="240" w:lineRule="auto"/>
+        <w:ind w:left="720"/>
+      </w:pPr>
+      <w:r>
+        <w:rPr>
+          <w:lang w:val="pt_PT" w:bidi="pt_PT"/>
+        </w:rPr>
+      </w:r>
+      <w:r>
+        <w:rPr>
+          <w:lang w:val="pt_PT" w:bidi="pt_PT"/>
+        </w:rPr>
+        <w:t>Êxodo 25.3–7</w:t>
+      </w:r>
+    </w:p>
+    <w:p>
+      <w:pPr>
+        <w:pStyle w:val="ListBullet"/>
+        <w:spacing w:line="240" w:lineRule="auto"/>
+        <w:ind w:left="720"/>
+      </w:pPr>
+      <w:r>
+        <w:rPr>
+          <w:lang w:val="pt_PT" w:bidi="pt_PT"/>
+        </w:rPr>
+      </w:r>
+      <w:r>
+        <w:rPr>
+          <w:lang w:val="pt_PT" w:bidi="pt_PT"/>
+        </w:rPr>
+        <w:t>Lucas 1.10</w:t>
+      </w:r>
     </w:p>
     <w:p>
       <w:pPr>
@@ -4204,114 +3904,84 @@
           <w:lang w:val="pt_PT" w:bidi="pt_PT"/>
         </w:rPr>
       </w:r>
-      <w:hyperlink r:id="rId63">
-        <w:r>
-          <w:rPr>
-            <w:lang w:val="pt_PT" w:bidi="pt_PT"/>
-          </w:rPr>
-          <w:rPr>
-            <w:color w:val="0000EE"/>
-            <w:u w:val="single"/>
-          </w:rPr>
-          <w:t>Ezequiel 43.6–8</w:t>
-        </w:r>
-      </w:hyperlink>
-    </w:p>
-    <w:p>
-      <w:pPr>
-        <w:pStyle w:val="ListBullet"/>
-        <w:spacing w:line="240" w:lineRule="auto"/>
-        <w:ind w:left="720"/>
-      </w:pPr>
-      <w:r>
-        <w:rPr>
-          <w:lang w:val="pt_PT" w:bidi="pt_PT"/>
-        </w:rPr>
-      </w:r>
-      <w:hyperlink r:id="rId64">
-        <w:r>
-          <w:rPr>
-            <w:lang w:val="pt_PT" w:bidi="pt_PT"/>
-          </w:rPr>
-          <w:rPr>
-            <w:color w:val="0000EE"/>
-            <w:u w:val="single"/>
-          </w:rPr>
-          <w:t>Esdras 9.1–2</w:t>
-        </w:r>
-      </w:hyperlink>
-    </w:p>
-    <w:p>
-      <w:pPr>
-        <w:pStyle w:val="ListBullet"/>
-        <w:spacing w:line="240" w:lineRule="auto"/>
-        <w:ind w:left="720"/>
-      </w:pPr>
-      <w:r>
-        <w:rPr>
-          <w:lang w:val="pt_PT" w:bidi="pt_PT"/>
-        </w:rPr>
-      </w:r>
-      <w:hyperlink r:id="rId65">
-        <w:r>
-          <w:rPr>
-            <w:lang w:val="pt_PT" w:bidi="pt_PT"/>
-          </w:rPr>
-          <w:rPr>
-            <w:color w:val="0000EE"/>
-            <w:u w:val="single"/>
-          </w:rPr>
-          <w:t>Jeremias 2.19</w:t>
-        </w:r>
-      </w:hyperlink>
-    </w:p>
-    <w:p>
-      <w:pPr>
-        <w:pStyle w:val="ListBullet"/>
-        <w:spacing w:line="240" w:lineRule="auto"/>
-        <w:ind w:left="720"/>
-      </w:pPr>
-      <w:r>
-        <w:rPr>
-          <w:lang w:val="pt_PT" w:bidi="pt_PT"/>
-        </w:rPr>
-      </w:r>
-      <w:hyperlink r:id="rId66">
-        <w:r>
-          <w:rPr>
-            <w:lang w:val="pt_PT" w:bidi="pt_PT"/>
-          </w:rPr>
-          <w:rPr>
-            <w:color w:val="0000EE"/>
-            <w:u w:val="single"/>
-          </w:rPr>
-          <w:t>Provérbios 2.22</w:t>
-        </w:r>
-      </w:hyperlink>
-    </w:p>
-    <w:p>
-      <w:pPr>
-        <w:pStyle w:val="ListBullet"/>
-        <w:spacing w:line="240" w:lineRule="auto"/>
-        <w:ind w:left="720"/>
-      </w:pPr>
-      <w:r>
-        <w:rPr>
-          <w:lang w:val="pt_PT" w:bidi="pt_PT"/>
-        </w:rPr>
-      </w:r>
-      <w:hyperlink r:id="rId67">
-        <w:r>
-          <w:rPr>
-            <w:lang w:val="pt_PT" w:bidi="pt_PT"/>
-          </w:rPr>
-          <w:rPr>
-            <w:color w:val="0000EE"/>
-            <w:u w:val="single"/>
-          </w:rPr>
-          <w:t>Apocalipse 21.7–8</w:t>
-        </w:r>
-      </w:hyperlink>
+      <w:r>
+        <w:rPr>
+          <w:lang w:val="pt_PT" w:bidi="pt_PT"/>
+        </w:rPr>
+        <w:t>Ezequiel 43.6–8</w:t>
+      </w:r>
+    </w:p>
+    <w:p>
+      <w:pPr>
+        <w:pStyle w:val="ListBullet"/>
+        <w:spacing w:line="240" w:lineRule="auto"/>
+        <w:ind w:left="720"/>
+      </w:pPr>
+      <w:r>
+        <w:rPr>
+          <w:lang w:val="pt_PT" w:bidi="pt_PT"/>
+        </w:rPr>
+      </w:r>
+      <w:r>
+        <w:rPr>
+          <w:lang w:val="pt_PT" w:bidi="pt_PT"/>
+        </w:rPr>
+        <w:t>Esdras 9.1–2</w:t>
+      </w:r>
+    </w:p>
+    <w:p>
+      <w:pPr>
+        <w:pStyle w:val="ListBullet"/>
+        <w:spacing w:line="240" w:lineRule="auto"/>
+        <w:ind w:left="720"/>
+      </w:pPr>
+      <w:r>
+        <w:rPr>
+          <w:lang w:val="pt_PT" w:bidi="pt_PT"/>
+        </w:rPr>
+      </w:r>
+      <w:r>
+        <w:rPr>
+          <w:lang w:val="pt_PT" w:bidi="pt_PT"/>
+        </w:rPr>
+        <w:t>Jeremias 2.19</w:t>
+      </w:r>
+    </w:p>
+    <w:p>
+      <w:pPr>
+        <w:pStyle w:val="ListBullet"/>
+        <w:spacing w:line="240" w:lineRule="auto"/>
+        <w:ind w:left="720"/>
+      </w:pPr>
+      <w:r>
+        <w:rPr>
+          <w:lang w:val="pt_PT" w:bidi="pt_PT"/>
+        </w:rPr>
+      </w:r>
+      <w:r>
+        <w:rPr>
+          <w:lang w:val="pt_PT" w:bidi="pt_PT"/>
+        </w:rPr>
+        <w:t>Provérbios 2.22</w:t>
+      </w:r>
+    </w:p>
+    <w:p>
+      <w:pPr>
+        <w:pStyle w:val="ListBullet"/>
+        <w:spacing w:line="240" w:lineRule="auto"/>
+        <w:ind w:left="720"/>
+      </w:pPr>
+      <w:r>
+        <w:rPr>
+          <w:lang w:val="pt_PT" w:bidi="pt_PT"/>
+        </w:rPr>
+      </w:r>
+      <w:r>
+        <w:rPr>
+          <w:lang w:val="pt_PT" w:bidi="pt_PT"/>
+        </w:rPr>
+        <w:t>Apocalipse 21.7–8</w:t>
+      </w:r>
     </w:p>
     <w:p>
       <w:pPr>
@@ -4622,210 +4292,156 @@
           <w:lang w:val="pt_PT" w:bidi="pt_PT"/>
         </w:rPr>
       </w:r>
-      <w:hyperlink r:id="rId68">
-        <w:r>
-          <w:rPr>
-            <w:lang w:val="pt_PT" w:bidi="pt_PT"/>
-          </w:rPr>
-          <w:rPr>
-            <w:color w:val="0000EE"/>
-            <w:u w:val="single"/>
-          </w:rPr>
-          <w:t>Tiago 3.6</w:t>
-        </w:r>
-      </w:hyperlink>
-    </w:p>
-    <w:p>
-      <w:pPr>
-        <w:pStyle w:val="ListBullet"/>
-        <w:spacing w:line="240" w:lineRule="auto"/>
-        <w:ind w:left="720"/>
-      </w:pPr>
-      <w:r>
-        <w:rPr>
-          <w:lang w:val="pt_PT" w:bidi="pt_PT"/>
-        </w:rPr>
-      </w:r>
-      <w:hyperlink r:id="rId69">
-        <w:r>
-          <w:rPr>
-            <w:lang w:val="pt_PT" w:bidi="pt_PT"/>
-          </w:rPr>
-          <w:rPr>
-            <w:color w:val="0000EE"/>
-            <w:u w:val="single"/>
-          </w:rPr>
-          <w:t>Lucas 12.5</w:t>
-        </w:r>
-      </w:hyperlink>
-    </w:p>
-    <w:p>
-      <w:pPr>
-        <w:pStyle w:val="ListBullet"/>
-        <w:spacing w:line="240" w:lineRule="auto"/>
-        <w:ind w:left="720"/>
-      </w:pPr>
-      <w:r>
-        <w:rPr>
-          <w:lang w:val="pt_PT" w:bidi="pt_PT"/>
-        </w:rPr>
-      </w:r>
-      <w:hyperlink r:id="rId70">
-        <w:r>
-          <w:rPr>
-            <w:lang w:val="pt_PT" w:bidi="pt_PT"/>
-          </w:rPr>
-          <w:rPr>
-            <w:color w:val="0000EE"/>
-            <w:u w:val="single"/>
-          </w:rPr>
-          <w:t>Marcos 9.42–44</w:t>
-        </w:r>
-      </w:hyperlink>
-    </w:p>
-    <w:p>
-      <w:pPr>
-        <w:pStyle w:val="ListBullet"/>
-        <w:spacing w:line="240" w:lineRule="auto"/>
-        <w:ind w:left="720"/>
-      </w:pPr>
-      <w:r>
-        <w:rPr>
-          <w:lang w:val="pt_PT" w:bidi="pt_PT"/>
-        </w:rPr>
-      </w:r>
-      <w:hyperlink r:id="rId71">
-        <w:r>
-          <w:rPr>
-            <w:lang w:val="pt_PT" w:bidi="pt_PT"/>
-          </w:rPr>
-          <w:rPr>
-            <w:color w:val="0000EE"/>
-            <w:u w:val="single"/>
-          </w:rPr>
-          <w:t>Mateus 5.21–22</w:t>
-        </w:r>
-      </w:hyperlink>
-    </w:p>
-    <w:p>
-      <w:pPr>
-        <w:pStyle w:val="ListBullet"/>
-        <w:spacing w:line="240" w:lineRule="auto"/>
-        <w:ind w:left="720"/>
-      </w:pPr>
-      <w:r>
-        <w:rPr>
-          <w:lang w:val="pt_PT" w:bidi="pt_PT"/>
-        </w:rPr>
-      </w:r>
-      <w:hyperlink r:id="rId72">
-        <w:r>
-          <w:rPr>
-            <w:lang w:val="pt_PT" w:bidi="pt_PT"/>
-          </w:rPr>
-          <w:rPr>
-            <w:color w:val="0000EE"/>
-            <w:u w:val="single"/>
-          </w:rPr>
-          <w:t>Mateus 5.29</w:t>
-        </w:r>
-      </w:hyperlink>
-    </w:p>
-    <w:p>
-      <w:pPr>
-        <w:pStyle w:val="ListBullet"/>
-        <w:spacing w:line="240" w:lineRule="auto"/>
-        <w:ind w:left="720"/>
-      </w:pPr>
-      <w:r>
-        <w:rPr>
-          <w:lang w:val="pt_PT" w:bidi="pt_PT"/>
-        </w:rPr>
-      </w:r>
-      <w:hyperlink r:id="rId73">
-        <w:r>
-          <w:rPr>
-            <w:lang w:val="pt_PT" w:bidi="pt_PT"/>
-          </w:rPr>
-          <w:rPr>
-            <w:color w:val="0000EE"/>
-            <w:u w:val="single"/>
-          </w:rPr>
-          <w:t>Mateus 10.28–31</w:t>
-        </w:r>
-      </w:hyperlink>
-    </w:p>
-    <w:p>
-      <w:pPr>
-        <w:pStyle w:val="ListBullet"/>
-        <w:spacing w:line="240" w:lineRule="auto"/>
-        <w:ind w:left="720"/>
-      </w:pPr>
-      <w:r>
-        <w:rPr>
-          <w:lang w:val="pt_PT" w:bidi="pt_PT"/>
-        </w:rPr>
-      </w:r>
-      <w:hyperlink r:id="rId74">
-        <w:r>
-          <w:rPr>
-            <w:lang w:val="pt_PT" w:bidi="pt_PT"/>
-          </w:rPr>
-          <w:rPr>
-            <w:color w:val="0000EE"/>
-            <w:u w:val="single"/>
-          </w:rPr>
-          <w:t>Mateus 23.33</w:t>
-        </w:r>
-      </w:hyperlink>
-    </w:p>
-    <w:p>
-      <w:pPr>
-        <w:pStyle w:val="ListBullet"/>
-        <w:spacing w:line="240" w:lineRule="auto"/>
-        <w:ind w:left="720"/>
-      </w:pPr>
-      <w:r>
-        <w:rPr>
-          <w:lang w:val="pt_PT" w:bidi="pt_PT"/>
-        </w:rPr>
-      </w:r>
-      <w:hyperlink r:id="rId75">
-        <w:r>
-          <w:rPr>
-            <w:lang w:val="pt_PT" w:bidi="pt_PT"/>
-          </w:rPr>
-          <w:rPr>
-            <w:color w:val="0000EE"/>
-            <w:u w:val="single"/>
-          </w:rPr>
-          <w:t>Mateus 25.41–43</w:t>
-        </w:r>
-      </w:hyperlink>
-    </w:p>
-    <w:p>
-      <w:pPr>
-        <w:pStyle w:val="ListBullet"/>
-        <w:spacing w:line="240" w:lineRule="auto"/>
-        <w:ind w:left="720"/>
-      </w:pPr>
-      <w:r>
-        <w:rPr>
-          <w:lang w:val="pt_PT" w:bidi="pt_PT"/>
-        </w:rPr>
-      </w:r>
-      <w:hyperlink r:id="rId76">
-        <w:r>
-          <w:rPr>
-            <w:lang w:val="pt_PT" w:bidi="pt_PT"/>
-          </w:rPr>
-          <w:rPr>
-            <w:color w:val="0000EE"/>
-            <w:u w:val="single"/>
-          </w:rPr>
-          <w:t>Apocalipse 20.15</w:t>
-        </w:r>
-      </w:hyperlink>
+      <w:r>
+        <w:rPr>
+          <w:lang w:val="pt_PT" w:bidi="pt_PT"/>
+        </w:rPr>
+        <w:t>Tiago 3.6</w:t>
+      </w:r>
+    </w:p>
+    <w:p>
+      <w:pPr>
+        <w:pStyle w:val="ListBullet"/>
+        <w:spacing w:line="240" w:lineRule="auto"/>
+        <w:ind w:left="720"/>
+      </w:pPr>
+      <w:r>
+        <w:rPr>
+          <w:lang w:val="pt_PT" w:bidi="pt_PT"/>
+        </w:rPr>
+      </w:r>
+      <w:r>
+        <w:rPr>
+          <w:lang w:val="pt_PT" w:bidi="pt_PT"/>
+        </w:rPr>
+        <w:t>Lucas 12.5</w:t>
+      </w:r>
+    </w:p>
+    <w:p>
+      <w:pPr>
+        <w:pStyle w:val="ListBullet"/>
+        <w:spacing w:line="240" w:lineRule="auto"/>
+        <w:ind w:left="720"/>
+      </w:pPr>
+      <w:r>
+        <w:rPr>
+          <w:lang w:val="pt_PT" w:bidi="pt_PT"/>
+        </w:rPr>
+      </w:r>
+      <w:r>
+        <w:rPr>
+          <w:lang w:val="pt_PT" w:bidi="pt_PT"/>
+        </w:rPr>
+        <w:t>Marcos 9.42–44</w:t>
+      </w:r>
+    </w:p>
+    <w:p>
+      <w:pPr>
+        <w:pStyle w:val="ListBullet"/>
+        <w:spacing w:line="240" w:lineRule="auto"/>
+        <w:ind w:left="720"/>
+      </w:pPr>
+      <w:r>
+        <w:rPr>
+          <w:lang w:val="pt_PT" w:bidi="pt_PT"/>
+        </w:rPr>
+      </w:r>
+      <w:r>
+        <w:rPr>
+          <w:lang w:val="pt_PT" w:bidi="pt_PT"/>
+        </w:rPr>
+        <w:t>Mateus 5.21–22</w:t>
+      </w:r>
+    </w:p>
+    <w:p>
+      <w:pPr>
+        <w:pStyle w:val="ListBullet"/>
+        <w:spacing w:line="240" w:lineRule="auto"/>
+        <w:ind w:left="720"/>
+      </w:pPr>
+      <w:r>
+        <w:rPr>
+          <w:lang w:val="pt_PT" w:bidi="pt_PT"/>
+        </w:rPr>
+      </w:r>
+      <w:r>
+        <w:rPr>
+          <w:lang w:val="pt_PT" w:bidi="pt_PT"/>
+        </w:rPr>
+        <w:t>Mateus 5.29</w:t>
+      </w:r>
+    </w:p>
+    <w:p>
+      <w:pPr>
+        <w:pStyle w:val="ListBullet"/>
+        <w:spacing w:line="240" w:lineRule="auto"/>
+        <w:ind w:left="720"/>
+      </w:pPr>
+      <w:r>
+        <w:rPr>
+          <w:lang w:val="pt_PT" w:bidi="pt_PT"/>
+        </w:rPr>
+      </w:r>
+      <w:r>
+        <w:rPr>
+          <w:lang w:val="pt_PT" w:bidi="pt_PT"/>
+        </w:rPr>
+        <w:t>Mateus 10.28–31</w:t>
+      </w:r>
+    </w:p>
+    <w:p>
+      <w:pPr>
+        <w:pStyle w:val="ListBullet"/>
+        <w:spacing w:line="240" w:lineRule="auto"/>
+        <w:ind w:left="720"/>
+      </w:pPr>
+      <w:r>
+        <w:rPr>
+          <w:lang w:val="pt_PT" w:bidi="pt_PT"/>
+        </w:rPr>
+      </w:r>
+      <w:r>
+        <w:rPr>
+          <w:lang w:val="pt_PT" w:bidi="pt_PT"/>
+        </w:rPr>
+        <w:t>Mateus 23.33</w:t>
+      </w:r>
+    </w:p>
+    <w:p>
+      <w:pPr>
+        <w:pStyle w:val="ListBullet"/>
+        <w:spacing w:line="240" w:lineRule="auto"/>
+        <w:ind w:left="720"/>
+      </w:pPr>
+      <w:r>
+        <w:rPr>
+          <w:lang w:val="pt_PT" w:bidi="pt_PT"/>
+        </w:rPr>
+      </w:r>
+      <w:r>
+        <w:rPr>
+          <w:lang w:val="pt_PT" w:bidi="pt_PT"/>
+        </w:rPr>
+        <w:t>Mateus 25.41–43</w:t>
+      </w:r>
+    </w:p>
+    <w:p>
+      <w:pPr>
+        <w:pStyle w:val="ListBullet"/>
+        <w:spacing w:line="240" w:lineRule="auto"/>
+        <w:ind w:left="720"/>
+      </w:pPr>
+      <w:r>
+        <w:rPr>
+          <w:lang w:val="pt_PT" w:bidi="pt_PT"/>
+        </w:rPr>
+      </w:r>
+      <w:r>
+        <w:rPr>
+          <w:lang w:val="pt_PT" w:bidi="pt_PT"/>
+        </w:rPr>
+        <w:t>Apocalipse 20.15</w:t>
+      </w:r>
     </w:p>
     <w:p>
       <w:pPr>
@@ -5175,186 +4791,138 @@
           <w:lang w:val="pt_PT" w:bidi="pt_PT"/>
         </w:rPr>
       </w:r>
-      <w:hyperlink r:id="rId77">
-        <w:r>
-          <w:rPr>
-            <w:lang w:val="pt_PT" w:bidi="pt_PT"/>
-          </w:rPr>
-          <w:rPr>
-            <w:color w:val="0000EE"/>
-            <w:u w:val="single"/>
-          </w:rPr>
-          <w:t>Daniel 9.13</w:t>
-        </w:r>
-      </w:hyperlink>
-    </w:p>
-    <w:p>
-      <w:pPr>
-        <w:pStyle w:val="ListBullet"/>
-        <w:spacing w:line="240" w:lineRule="auto"/>
-        <w:ind w:left="720"/>
-      </w:pPr>
-      <w:r>
-        <w:rPr>
-          <w:lang w:val="pt_PT" w:bidi="pt_PT"/>
-        </w:rPr>
-      </w:r>
-      <w:hyperlink r:id="rId78">
-        <w:r>
-          <w:rPr>
-            <w:lang w:val="pt_PT" w:bidi="pt_PT"/>
-          </w:rPr>
-          <w:rPr>
-            <w:color w:val="0000EE"/>
-            <w:u w:val="single"/>
-          </w:rPr>
-          <w:t>Êxodo 34.5–7</w:t>
-        </w:r>
-      </w:hyperlink>
-    </w:p>
-    <w:p>
-      <w:pPr>
-        <w:pStyle w:val="ListBullet"/>
-        <w:spacing w:line="240" w:lineRule="auto"/>
-        <w:ind w:left="720"/>
-      </w:pPr>
-      <w:r>
-        <w:rPr>
-          <w:lang w:val="pt_PT" w:bidi="pt_PT"/>
-        </w:rPr>
-      </w:r>
-      <w:hyperlink r:id="rId79">
-        <w:r>
-          <w:rPr>
-            <w:lang w:val="pt_PT" w:bidi="pt_PT"/>
-          </w:rPr>
-          <w:rPr>
-            <w:color w:val="0000EE"/>
-            <w:u w:val="single"/>
-          </w:rPr>
-          <w:t>Gênesis 15.14–16</w:t>
-        </w:r>
-      </w:hyperlink>
-    </w:p>
-    <w:p>
-      <w:pPr>
-        <w:pStyle w:val="ListBullet"/>
-        <w:spacing w:line="240" w:lineRule="auto"/>
-        <w:ind w:left="720"/>
-      </w:pPr>
-      <w:r>
-        <w:rPr>
-          <w:lang w:val="pt_PT" w:bidi="pt_PT"/>
-        </w:rPr>
-      </w:r>
-      <w:hyperlink r:id="rId80">
-        <w:r>
-          <w:rPr>
-            <w:lang w:val="pt_PT" w:bidi="pt_PT"/>
-          </w:rPr>
-          <w:rPr>
-            <w:color w:val="0000EE"/>
-            <w:u w:val="single"/>
-          </w:rPr>
-          <w:t>Gênesis 44.16</w:t>
-        </w:r>
-      </w:hyperlink>
-    </w:p>
-    <w:p>
-      <w:pPr>
-        <w:pStyle w:val="ListBullet"/>
-        <w:spacing w:line="240" w:lineRule="auto"/>
-        <w:ind w:left="720"/>
-      </w:pPr>
-      <w:r>
-        <w:rPr>
-          <w:lang w:val="pt_PT" w:bidi="pt_PT"/>
-        </w:rPr>
-      </w:r>
-      <w:hyperlink r:id="rId81">
-        <w:r>
-          <w:rPr>
-            <w:lang w:val="pt_PT" w:bidi="pt_PT"/>
-          </w:rPr>
-          <w:rPr>
-            <w:color w:val="0000EE"/>
-            <w:u w:val="single"/>
-          </w:rPr>
-          <w:t>Habacuque 2.12</w:t>
-        </w:r>
-      </w:hyperlink>
-    </w:p>
-    <w:p>
-      <w:pPr>
-        <w:pStyle w:val="ListBullet"/>
-        <w:spacing w:line="240" w:lineRule="auto"/>
-        <w:ind w:left="720"/>
-      </w:pPr>
-      <w:r>
-        <w:rPr>
-          <w:lang w:val="pt_PT" w:bidi="pt_PT"/>
-        </w:rPr>
-      </w:r>
-      <w:hyperlink r:id="rId82">
-        <w:r>
-          <w:rPr>
-            <w:lang w:val="pt_PT" w:bidi="pt_PT"/>
-          </w:rPr>
-          <w:rPr>
-            <w:color w:val="0000EE"/>
-            <w:u w:val="single"/>
-          </w:rPr>
-          <w:t>Mateus 13.41</w:t>
-        </w:r>
-      </w:hyperlink>
-    </w:p>
-    <w:p>
-      <w:pPr>
-        <w:pStyle w:val="ListBullet"/>
-        <w:spacing w:line="240" w:lineRule="auto"/>
-        <w:ind w:left="720"/>
-      </w:pPr>
-      <w:r>
-        <w:rPr>
-          <w:lang w:val="pt_PT" w:bidi="pt_PT"/>
-        </w:rPr>
-      </w:r>
-      <w:hyperlink r:id="rId83">
-        <w:r>
-          <w:rPr>
-            <w:lang w:val="pt_PT" w:bidi="pt_PT"/>
-          </w:rPr>
-          <w:rPr>
-            <w:color w:val="0000EE"/>
-            <w:u w:val="single"/>
-          </w:rPr>
-          <w:t>Mateus 23.27–28</w:t>
-        </w:r>
-      </w:hyperlink>
-    </w:p>
-    <w:p>
-      <w:pPr>
-        <w:pStyle w:val="ListBullet"/>
-        <w:spacing w:line="240" w:lineRule="auto"/>
-        <w:ind w:left="720"/>
-      </w:pPr>
-      <w:r>
-        <w:rPr>
-          <w:lang w:val="pt_PT" w:bidi="pt_PT"/>
-        </w:rPr>
-      </w:r>
-      <w:hyperlink r:id="rId84">
-        <w:r>
-          <w:rPr>
-            <w:lang w:val="pt_PT" w:bidi="pt_PT"/>
-          </w:rPr>
-          <w:rPr>
-            <w:color w:val="0000EE"/>
-            <w:u w:val="single"/>
-          </w:rPr>
-          <w:t>Miqueias 3.10</w:t>
-        </w:r>
-      </w:hyperlink>
+      <w:r>
+        <w:rPr>
+          <w:lang w:val="pt_PT" w:bidi="pt_PT"/>
+        </w:rPr>
+        <w:t>Daniel 9.13</w:t>
+      </w:r>
+    </w:p>
+    <w:p>
+      <w:pPr>
+        <w:pStyle w:val="ListBullet"/>
+        <w:spacing w:line="240" w:lineRule="auto"/>
+        <w:ind w:left="720"/>
+      </w:pPr>
+      <w:r>
+        <w:rPr>
+          <w:lang w:val="pt_PT" w:bidi="pt_PT"/>
+        </w:rPr>
+      </w:r>
+      <w:r>
+        <w:rPr>
+          <w:lang w:val="pt_PT" w:bidi="pt_PT"/>
+        </w:rPr>
+        <w:t>Êxodo 34.5–7</w:t>
+      </w:r>
+    </w:p>
+    <w:p>
+      <w:pPr>
+        <w:pStyle w:val="ListBullet"/>
+        <w:spacing w:line="240" w:lineRule="auto"/>
+        <w:ind w:left="720"/>
+      </w:pPr>
+      <w:r>
+        <w:rPr>
+          <w:lang w:val="pt_PT" w:bidi="pt_PT"/>
+        </w:rPr>
+      </w:r>
+      <w:r>
+        <w:rPr>
+          <w:lang w:val="pt_PT" w:bidi="pt_PT"/>
+        </w:rPr>
+        <w:t>Gênesis 15.14–16</w:t>
+      </w:r>
+    </w:p>
+    <w:p>
+      <w:pPr>
+        <w:pStyle w:val="ListBullet"/>
+        <w:spacing w:line="240" w:lineRule="auto"/>
+        <w:ind w:left="720"/>
+      </w:pPr>
+      <w:r>
+        <w:rPr>
+          <w:lang w:val="pt_PT" w:bidi="pt_PT"/>
+        </w:rPr>
+      </w:r>
+      <w:r>
+        <w:rPr>
+          <w:lang w:val="pt_PT" w:bidi="pt_PT"/>
+        </w:rPr>
+        <w:t>Gênesis 44.16</w:t>
+      </w:r>
+    </w:p>
+    <w:p>
+      <w:pPr>
+        <w:pStyle w:val="ListBullet"/>
+        <w:spacing w:line="240" w:lineRule="auto"/>
+        <w:ind w:left="720"/>
+      </w:pPr>
+      <w:r>
+        <w:rPr>
+          <w:lang w:val="pt_PT" w:bidi="pt_PT"/>
+        </w:rPr>
+      </w:r>
+      <w:r>
+        <w:rPr>
+          <w:lang w:val="pt_PT" w:bidi="pt_PT"/>
+        </w:rPr>
+        <w:t>Habacuque 2.12</w:t>
+      </w:r>
+    </w:p>
+    <w:p>
+      <w:pPr>
+        <w:pStyle w:val="ListBullet"/>
+        <w:spacing w:line="240" w:lineRule="auto"/>
+        <w:ind w:left="720"/>
+      </w:pPr>
+      <w:r>
+        <w:rPr>
+          <w:lang w:val="pt_PT" w:bidi="pt_PT"/>
+        </w:rPr>
+      </w:r>
+      <w:r>
+        <w:rPr>
+          <w:lang w:val="pt_PT" w:bidi="pt_PT"/>
+        </w:rPr>
+        <w:t>Mateus 13.41</w:t>
+      </w:r>
+    </w:p>
+    <w:p>
+      <w:pPr>
+        <w:pStyle w:val="ListBullet"/>
+        <w:spacing w:line="240" w:lineRule="auto"/>
+        <w:ind w:left="720"/>
+      </w:pPr>
+      <w:r>
+        <w:rPr>
+          <w:lang w:val="pt_PT" w:bidi="pt_PT"/>
+        </w:rPr>
+      </w:r>
+      <w:r>
+        <w:rPr>
+          <w:lang w:val="pt_PT" w:bidi="pt_PT"/>
+        </w:rPr>
+        <w:t>Mateus 23.27–28</w:t>
+      </w:r>
+    </w:p>
+    <w:p>
+      <w:pPr>
+        <w:pStyle w:val="ListBullet"/>
+        <w:spacing w:line="240" w:lineRule="auto"/>
+        <w:ind w:left="720"/>
+      </w:pPr>
+      <w:r>
+        <w:rPr>
+          <w:lang w:val="pt_PT" w:bidi="pt_PT"/>
+        </w:rPr>
+      </w:r>
+      <w:r>
+        <w:rPr>
+          <w:lang w:val="pt_PT" w:bidi="pt_PT"/>
+        </w:rPr>
+        <w:t>Miqueias 3.10</w:t>
+      </w:r>
     </w:p>
     <w:p>
       <w:pPr>
@@ -5611,162 +5179,120 @@
           <w:lang w:val="pt_PT" w:bidi="pt_PT"/>
         </w:rPr>
       </w:r>
-      <w:hyperlink r:id="rId85">
-        <w:r>
-          <w:rPr>
-            <w:lang w:val="pt_PT" w:bidi="pt_PT"/>
-          </w:rPr>
-          <w:rPr>
-            <w:color w:val="0000EE"/>
-            <w:u w:val="single"/>
-          </w:rPr>
-          <w:t>1 Coríntios 4.4</w:t>
-        </w:r>
-      </w:hyperlink>
-    </w:p>
-    <w:p>
-      <w:pPr>
-        <w:pStyle w:val="ListBullet"/>
-        <w:spacing w:line="240" w:lineRule="auto"/>
-        <w:ind w:left="720"/>
-      </w:pPr>
-      <w:r>
-        <w:rPr>
-          <w:lang w:val="pt_PT" w:bidi="pt_PT"/>
-        </w:rPr>
-      </w:r>
-      <w:hyperlink r:id="rId86">
-        <w:r>
-          <w:rPr>
-            <w:lang w:val="pt_PT" w:bidi="pt_PT"/>
-          </w:rPr>
-          <w:rPr>
-            <w:color w:val="0000EE"/>
-            <w:u w:val="single"/>
-          </w:rPr>
-          <w:t>1 Samuel 19.5</w:t>
-        </w:r>
-      </w:hyperlink>
-    </w:p>
-    <w:p>
-      <w:pPr>
-        <w:pStyle w:val="ListBullet"/>
-        <w:spacing w:line="240" w:lineRule="auto"/>
-        <w:ind w:left="720"/>
-      </w:pPr>
-      <w:r>
-        <w:rPr>
-          <w:lang w:val="pt_PT" w:bidi="pt_PT"/>
-        </w:rPr>
-      </w:r>
-      <w:hyperlink r:id="rId87">
-        <w:r>
-          <w:rPr>
-            <w:lang w:val="pt_PT" w:bidi="pt_PT"/>
-          </w:rPr>
-          <w:rPr>
-            <w:color w:val="0000EE"/>
-            <w:u w:val="single"/>
-          </w:rPr>
-          <w:t>Atos 20.26</w:t>
-        </w:r>
-      </w:hyperlink>
-    </w:p>
-    <w:p>
-      <w:pPr>
-        <w:pStyle w:val="ListBullet"/>
-        <w:spacing w:line="240" w:lineRule="auto"/>
-        <w:ind w:left="720"/>
-      </w:pPr>
-      <w:r>
-        <w:rPr>
-          <w:lang w:val="pt_PT" w:bidi="pt_PT"/>
-        </w:rPr>
-      </w:r>
-      <w:hyperlink r:id="rId88">
-        <w:r>
-          <w:rPr>
-            <w:lang w:val="pt_PT" w:bidi="pt_PT"/>
-          </w:rPr>
-          <w:rPr>
-            <w:color w:val="0000EE"/>
-            <w:u w:val="single"/>
-          </w:rPr>
-          <w:t>Êxodo 23.7</w:t>
-        </w:r>
-      </w:hyperlink>
-    </w:p>
-    <w:p>
-      <w:pPr>
-        <w:pStyle w:val="ListBullet"/>
-        <w:spacing w:line="240" w:lineRule="auto"/>
-        <w:ind w:left="720"/>
-      </w:pPr>
-      <w:r>
-        <w:rPr>
-          <w:lang w:val="pt_PT" w:bidi="pt_PT"/>
-        </w:rPr>
-      </w:r>
-      <w:hyperlink r:id="rId89">
-        <w:r>
-          <w:rPr>
-            <w:lang w:val="pt_PT" w:bidi="pt_PT"/>
-          </w:rPr>
-          <w:rPr>
-            <w:color w:val="0000EE"/>
-            <w:u w:val="single"/>
-          </w:rPr>
-          <w:t>Jeremias 22.17</w:t>
-        </w:r>
-      </w:hyperlink>
-    </w:p>
-    <w:p>
-      <w:pPr>
-        <w:pStyle w:val="ListBullet"/>
-        <w:spacing w:line="240" w:lineRule="auto"/>
-        <w:ind w:left="720"/>
-      </w:pPr>
-      <w:r>
-        <w:rPr>
-          <w:lang w:val="pt_PT" w:bidi="pt_PT"/>
-        </w:rPr>
-      </w:r>
-      <w:hyperlink r:id="rId90">
-        <w:r>
-          <w:rPr>
-            <w:lang w:val="pt_PT" w:bidi="pt_PT"/>
-          </w:rPr>
-          <w:rPr>
-            <w:color w:val="0000EE"/>
-            <w:u w:val="single"/>
-          </w:rPr>
-          <w:t>Jó 9.23</w:t>
-        </w:r>
-      </w:hyperlink>
-    </w:p>
-    <w:p>
-      <w:pPr>
-        <w:pStyle w:val="ListBullet"/>
-        <w:spacing w:line="240" w:lineRule="auto"/>
-        <w:ind w:left="720"/>
-      </w:pPr>
-      <w:r>
-        <w:rPr>
-          <w:lang w:val="pt_PT" w:bidi="pt_PT"/>
-        </w:rPr>
-      </w:r>
-      <w:hyperlink r:id="rId91">
-        <w:r>
-          <w:rPr>
-            <w:lang w:val="pt_PT" w:bidi="pt_PT"/>
-          </w:rPr>
-          <w:rPr>
-            <w:color w:val="0000EE"/>
-            <w:u w:val="single"/>
-          </w:rPr>
-          <w:t>Romanos 16.18</w:t>
-        </w:r>
-      </w:hyperlink>
+      <w:r>
+        <w:rPr>
+          <w:lang w:val="pt_PT" w:bidi="pt_PT"/>
+        </w:rPr>
+        <w:t>1 Coríntios 4.4</w:t>
+      </w:r>
+    </w:p>
+    <w:p>
+      <w:pPr>
+        <w:pStyle w:val="ListBullet"/>
+        <w:spacing w:line="240" w:lineRule="auto"/>
+        <w:ind w:left="720"/>
+      </w:pPr>
+      <w:r>
+        <w:rPr>
+          <w:lang w:val="pt_PT" w:bidi="pt_PT"/>
+        </w:rPr>
+      </w:r>
+      <w:r>
+        <w:rPr>
+          <w:lang w:val="pt_PT" w:bidi="pt_PT"/>
+        </w:rPr>
+        <w:t>1 Samuel 19.5</w:t>
+      </w:r>
+    </w:p>
+    <w:p>
+      <w:pPr>
+        <w:pStyle w:val="ListBullet"/>
+        <w:spacing w:line="240" w:lineRule="auto"/>
+        <w:ind w:left="720"/>
+      </w:pPr>
+      <w:r>
+        <w:rPr>
+          <w:lang w:val="pt_PT" w:bidi="pt_PT"/>
+        </w:rPr>
+      </w:r>
+      <w:r>
+        <w:rPr>
+          <w:lang w:val="pt_PT" w:bidi="pt_PT"/>
+        </w:rPr>
+        <w:t>Atos 20.26</w:t>
+      </w:r>
+    </w:p>
+    <w:p>
+      <w:pPr>
+        <w:pStyle w:val="ListBullet"/>
+        <w:spacing w:line="240" w:lineRule="auto"/>
+        <w:ind w:left="720"/>
+      </w:pPr>
+      <w:r>
+        <w:rPr>
+          <w:lang w:val="pt_PT" w:bidi="pt_PT"/>
+        </w:rPr>
+      </w:r>
+      <w:r>
+        <w:rPr>
+          <w:lang w:val="pt_PT" w:bidi="pt_PT"/>
+        </w:rPr>
+        <w:t>Êxodo 23.7</w:t>
+      </w:r>
+    </w:p>
+    <w:p>
+      <w:pPr>
+        <w:pStyle w:val="ListBullet"/>
+        <w:spacing w:line="240" w:lineRule="auto"/>
+        <w:ind w:left="720"/>
+      </w:pPr>
+      <w:r>
+        <w:rPr>
+          <w:lang w:val="pt_PT" w:bidi="pt_PT"/>
+        </w:rPr>
+      </w:r>
+      <w:r>
+        <w:rPr>
+          <w:lang w:val="pt_PT" w:bidi="pt_PT"/>
+        </w:rPr>
+        <w:t>Jeremias 22.17</w:t>
+      </w:r>
+    </w:p>
+    <w:p>
+      <w:pPr>
+        <w:pStyle w:val="ListBullet"/>
+        <w:spacing w:line="240" w:lineRule="auto"/>
+        <w:ind w:left="720"/>
+      </w:pPr>
+      <w:r>
+        <w:rPr>
+          <w:lang w:val="pt_PT" w:bidi="pt_PT"/>
+        </w:rPr>
+      </w:r>
+      <w:r>
+        <w:rPr>
+          <w:lang w:val="pt_PT" w:bidi="pt_PT"/>
+        </w:rPr>
+        <w:t>Jó 9.23</w:t>
+      </w:r>
+    </w:p>
+    <w:p>
+      <w:pPr>
+        <w:pStyle w:val="ListBullet"/>
+        <w:spacing w:line="240" w:lineRule="auto"/>
+        <w:ind w:left="720"/>
+      </w:pPr>
+      <w:r>
+        <w:rPr>
+          <w:lang w:val="pt_PT" w:bidi="pt_PT"/>
+        </w:rPr>
+      </w:r>
+      <w:r>
+        <w:rPr>
+          <w:lang w:val="pt_PT" w:bidi="pt_PT"/>
+        </w:rPr>
+        <w:t>Romanos 16.18</w:t>
+      </w:r>
     </w:p>
     <w:p>
       <w:pPr>
@@ -6111,114 +5637,84 @@
           <w:lang w:val="pt_PT" w:bidi="pt_PT"/>
         </w:rPr>
       </w:r>
-      <w:hyperlink r:id="rId92">
-        <w:r>
-          <w:rPr>
-            <w:lang w:val="pt_PT" w:bidi="pt_PT"/>
-          </w:rPr>
-          <w:rPr>
-            <w:color w:val="0000EE"/>
-            <w:u w:val="single"/>
-          </w:rPr>
-          <w:t>Deuteronômio 19.18</w:t>
-        </w:r>
-      </w:hyperlink>
-    </w:p>
-    <w:p>
-      <w:pPr>
-        <w:pStyle w:val="ListBullet"/>
-        <w:spacing w:line="240" w:lineRule="auto"/>
-        <w:ind w:left="720"/>
-      </w:pPr>
-      <w:r>
-        <w:rPr>
-          <w:lang w:val="pt_PT" w:bidi="pt_PT"/>
-        </w:rPr>
-      </w:r>
-      <w:hyperlink r:id="rId93">
-        <w:r>
-          <w:rPr>
-            <w:lang w:val="pt_PT" w:bidi="pt_PT"/>
-          </w:rPr>
-          <w:rPr>
-            <w:color w:val="0000EE"/>
-            <w:u w:val="single"/>
-          </w:rPr>
-          <w:t>Ezequiel 20.1</w:t>
-        </w:r>
-      </w:hyperlink>
-    </w:p>
-    <w:p>
-      <w:pPr>
-        <w:pStyle w:val="ListBullet"/>
-        <w:spacing w:line="240" w:lineRule="auto"/>
-        <w:ind w:left="720"/>
-      </w:pPr>
-      <w:r>
-        <w:rPr>
-          <w:lang w:val="pt_PT" w:bidi="pt_PT"/>
-        </w:rPr>
-      </w:r>
-      <w:hyperlink r:id="rId94">
-        <w:r>
-          <w:rPr>
-            <w:lang w:val="pt_PT" w:bidi="pt_PT"/>
-          </w:rPr>
-          <w:rPr>
-            <w:color w:val="0000EE"/>
-            <w:u w:val="single"/>
-          </w:rPr>
-          <w:t>Ezequiel 20.30–32</w:t>
-        </w:r>
-      </w:hyperlink>
-    </w:p>
-    <w:p>
-      <w:pPr>
-        <w:pStyle w:val="ListBullet"/>
-        <w:spacing w:line="240" w:lineRule="auto"/>
-        <w:ind w:left="720"/>
-      </w:pPr>
-      <w:r>
-        <w:rPr>
-          <w:lang w:val="pt_PT" w:bidi="pt_PT"/>
-        </w:rPr>
-      </w:r>
-      <w:hyperlink r:id="rId95">
-        <w:r>
-          <w:rPr>
-            <w:lang w:val="pt_PT" w:bidi="pt_PT"/>
-          </w:rPr>
-          <w:rPr>
-            <w:color w:val="0000EE"/>
-            <w:u w:val="single"/>
-          </w:rPr>
-          <w:t>Esdras 7.14</w:t>
-        </w:r>
-      </w:hyperlink>
-    </w:p>
-    <w:p>
-      <w:pPr>
-        <w:pStyle w:val="ListBullet"/>
-        <w:spacing w:line="240" w:lineRule="auto"/>
-        <w:ind w:left="720"/>
-      </w:pPr>
-      <w:r>
-        <w:rPr>
-          <w:lang w:val="pt_PT" w:bidi="pt_PT"/>
-        </w:rPr>
-      </w:r>
-      <w:hyperlink r:id="rId96">
-        <w:r>
-          <w:rPr>
-            <w:lang w:val="pt_PT" w:bidi="pt_PT"/>
-          </w:rPr>
-          <w:rPr>
-            <w:color w:val="0000EE"/>
-            <w:u w:val="single"/>
-          </w:rPr>
-          <w:t>Jó 10.7</w:t>
-        </w:r>
-      </w:hyperlink>
+      <w:r>
+        <w:rPr>
+          <w:lang w:val="pt_PT" w:bidi="pt_PT"/>
+        </w:rPr>
+        <w:t>Deuteronômio 19.18</w:t>
+      </w:r>
+    </w:p>
+    <w:p>
+      <w:pPr>
+        <w:pStyle w:val="ListBullet"/>
+        <w:spacing w:line="240" w:lineRule="auto"/>
+        <w:ind w:left="720"/>
+      </w:pPr>
+      <w:r>
+        <w:rPr>
+          <w:lang w:val="pt_PT" w:bidi="pt_PT"/>
+        </w:rPr>
+      </w:r>
+      <w:r>
+        <w:rPr>
+          <w:lang w:val="pt_PT" w:bidi="pt_PT"/>
+        </w:rPr>
+        <w:t>Ezequiel 20.1</w:t>
+      </w:r>
+    </w:p>
+    <w:p>
+      <w:pPr>
+        <w:pStyle w:val="ListBullet"/>
+        <w:spacing w:line="240" w:lineRule="auto"/>
+        <w:ind w:left="720"/>
+      </w:pPr>
+      <w:r>
+        <w:rPr>
+          <w:lang w:val="pt_PT" w:bidi="pt_PT"/>
+        </w:rPr>
+      </w:r>
+      <w:r>
+        <w:rPr>
+          <w:lang w:val="pt_PT" w:bidi="pt_PT"/>
+        </w:rPr>
+        <w:t>Ezequiel 20.30–32</w:t>
+      </w:r>
+    </w:p>
+    <w:p>
+      <w:pPr>
+        <w:pStyle w:val="ListBullet"/>
+        <w:spacing w:line="240" w:lineRule="auto"/>
+        <w:ind w:left="720"/>
+      </w:pPr>
+      <w:r>
+        <w:rPr>
+          <w:lang w:val="pt_PT" w:bidi="pt_PT"/>
+        </w:rPr>
+      </w:r>
+      <w:r>
+        <w:rPr>
+          <w:lang w:val="pt_PT" w:bidi="pt_PT"/>
+        </w:rPr>
+        <w:t>Esdras 7.14</w:t>
+      </w:r>
+    </w:p>
+    <w:p>
+      <w:pPr>
+        <w:pStyle w:val="ListBullet"/>
+        <w:spacing w:line="240" w:lineRule="auto"/>
+        <w:ind w:left="720"/>
+      </w:pPr>
+      <w:r>
+        <w:rPr>
+          <w:lang w:val="pt_PT" w:bidi="pt_PT"/>
+        </w:rPr>
+      </w:r>
+      <w:r>
+        <w:rPr>
+          <w:lang w:val="pt_PT" w:bidi="pt_PT"/>
+        </w:rPr>
+        <w:t>Jó 10.7</w:t>
+      </w:r>
     </w:p>
     <w:p>
       <w:pPr>
@@ -6470,138 +5966,102 @@
           <w:lang w:val="pt_PT" w:bidi="pt_PT"/>
         </w:rPr>
       </w:r>
-      <w:hyperlink r:id="rId97">
-        <w:r>
-          <w:rPr>
-            <w:lang w:val="pt_PT" w:bidi="pt_PT"/>
-          </w:rPr>
-          <w:rPr>
-            <w:color w:val="0000EE"/>
-            <w:u w:val="single"/>
-          </w:rPr>
-          <w:t>Êxodo 14.4</w:t>
-        </w:r>
-      </w:hyperlink>
-    </w:p>
-    <w:p>
-      <w:pPr>
-        <w:pStyle w:val="ListBullet"/>
-        <w:spacing w:line="240" w:lineRule="auto"/>
-        <w:ind w:left="720"/>
-      </w:pPr>
-      <w:r>
-        <w:rPr>
-          <w:lang w:val="pt_PT" w:bidi="pt_PT"/>
-        </w:rPr>
-      </w:r>
-      <w:hyperlink r:id="rId98">
-        <w:r>
-          <w:rPr>
-            <w:lang w:val="pt_PT" w:bidi="pt_PT"/>
-          </w:rPr>
-          <w:rPr>
-            <w:color w:val="0000EE"/>
-            <w:u w:val="single"/>
-          </w:rPr>
-          <w:t>Gênesis 26.5</w:t>
-        </w:r>
-      </w:hyperlink>
-    </w:p>
-    <w:p>
-      <w:pPr>
-        <w:pStyle w:val="ListBullet"/>
-        <w:spacing w:line="240" w:lineRule="auto"/>
-        <w:ind w:left="720"/>
-      </w:pPr>
-      <w:r>
-        <w:rPr>
-          <w:lang w:val="pt_PT" w:bidi="pt_PT"/>
-        </w:rPr>
-      </w:r>
-      <w:hyperlink r:id="rId99">
-        <w:r>
-          <w:rPr>
-            <w:lang w:val="pt_PT" w:bidi="pt_PT"/>
-          </w:rPr>
-          <w:rPr>
-            <w:color w:val="0000EE"/>
-            <w:u w:val="single"/>
-          </w:rPr>
-          <w:t>Hebreus 11.22</w:t>
-        </w:r>
-      </w:hyperlink>
-    </w:p>
-    <w:p>
-      <w:pPr>
-        <w:pStyle w:val="ListBullet"/>
-        <w:spacing w:line="240" w:lineRule="auto"/>
-        <w:ind w:left="720"/>
-      </w:pPr>
-      <w:r>
-        <w:rPr>
-          <w:lang w:val="pt_PT" w:bidi="pt_PT"/>
-        </w:rPr>
-      </w:r>
-      <w:hyperlink r:id="rId100">
-        <w:r>
-          <w:rPr>
-            <w:lang w:val="pt_PT" w:bidi="pt_PT"/>
-          </w:rPr>
-          <w:rPr>
-            <w:color w:val="0000EE"/>
-            <w:u w:val="single"/>
-          </w:rPr>
-          <w:t>Mateus 10.5</w:t>
-        </w:r>
-      </w:hyperlink>
-    </w:p>
-    <w:p>
-      <w:pPr>
-        <w:pStyle w:val="ListBullet"/>
-        <w:spacing w:line="240" w:lineRule="auto"/>
-        <w:ind w:left="720"/>
-      </w:pPr>
-      <w:r>
-        <w:rPr>
-          <w:lang w:val="pt_PT" w:bidi="pt_PT"/>
-        </w:rPr>
-      </w:r>
-      <w:hyperlink r:id="rId101">
-        <w:r>
-          <w:rPr>
-            <w:lang w:val="pt_PT" w:bidi="pt_PT"/>
-          </w:rPr>
-          <w:rPr>
-            <w:color w:val="0000EE"/>
-            <w:u w:val="single"/>
-          </w:rPr>
-          <w:t>Mateus 11.1</w:t>
-        </w:r>
-      </w:hyperlink>
-    </w:p>
-    <w:p>
-      <w:pPr>
-        <w:pStyle w:val="ListBullet"/>
-        <w:spacing w:line="240" w:lineRule="auto"/>
-        <w:ind w:left="720"/>
-      </w:pPr>
-      <w:r>
-        <w:rPr>
-          <w:lang w:val="pt_PT" w:bidi="pt_PT"/>
-        </w:rPr>
-      </w:r>
-      <w:hyperlink r:id="rId102">
-        <w:r>
-          <w:rPr>
-            <w:lang w:val="pt_PT" w:bidi="pt_PT"/>
-          </w:rPr>
-          <w:rPr>
-            <w:color w:val="0000EE"/>
-            <w:u w:val="single"/>
-          </w:rPr>
-          <w:t>Provérbios 1.30</w:t>
-        </w:r>
-      </w:hyperlink>
+      <w:r>
+        <w:rPr>
+          <w:lang w:val="pt_PT" w:bidi="pt_PT"/>
+        </w:rPr>
+        <w:t>Êxodo 14.4</w:t>
+      </w:r>
+    </w:p>
+    <w:p>
+      <w:pPr>
+        <w:pStyle w:val="ListBullet"/>
+        <w:spacing w:line="240" w:lineRule="auto"/>
+        <w:ind w:left="720"/>
+      </w:pPr>
+      <w:r>
+        <w:rPr>
+          <w:lang w:val="pt_PT" w:bidi="pt_PT"/>
+        </w:rPr>
+      </w:r>
+      <w:r>
+        <w:rPr>
+          <w:lang w:val="pt_PT" w:bidi="pt_PT"/>
+        </w:rPr>
+        <w:t>Gênesis 26.5</w:t>
+      </w:r>
+    </w:p>
+    <w:p>
+      <w:pPr>
+        <w:pStyle w:val="ListBullet"/>
+        <w:spacing w:line="240" w:lineRule="auto"/>
+        <w:ind w:left="720"/>
+      </w:pPr>
+      <w:r>
+        <w:rPr>
+          <w:lang w:val="pt_PT" w:bidi="pt_PT"/>
+        </w:rPr>
+      </w:r>
+      <w:r>
+        <w:rPr>
+          <w:lang w:val="pt_PT" w:bidi="pt_PT"/>
+        </w:rPr>
+        <w:t>Hebreus 11.22</w:t>
+      </w:r>
+    </w:p>
+    <w:p>
+      <w:pPr>
+        <w:pStyle w:val="ListBullet"/>
+        <w:spacing w:line="240" w:lineRule="auto"/>
+        <w:ind w:left="720"/>
+      </w:pPr>
+      <w:r>
+        <w:rPr>
+          <w:lang w:val="pt_PT" w:bidi="pt_PT"/>
+        </w:rPr>
+      </w:r>
+      <w:r>
+        <w:rPr>
+          <w:lang w:val="pt_PT" w:bidi="pt_PT"/>
+        </w:rPr>
+        <w:t>Mateus 10.5</w:t>
+      </w:r>
+    </w:p>
+    <w:p>
+      <w:pPr>
+        <w:pStyle w:val="ListBullet"/>
+        <w:spacing w:line="240" w:lineRule="auto"/>
+        <w:ind w:left="720"/>
+      </w:pPr>
+      <w:r>
+        <w:rPr>
+          <w:lang w:val="pt_PT" w:bidi="pt_PT"/>
+        </w:rPr>
+      </w:r>
+      <w:r>
+        <w:rPr>
+          <w:lang w:val="pt_PT" w:bidi="pt_PT"/>
+        </w:rPr>
+        <w:t>Mateus 11.1</w:t>
+      </w:r>
+    </w:p>
+    <w:p>
+      <w:pPr>
+        <w:pStyle w:val="ListBullet"/>
+        <w:spacing w:line="240" w:lineRule="auto"/>
+        <w:ind w:left="720"/>
+      </w:pPr>
+      <w:r>
+        <w:rPr>
+          <w:lang w:val="pt_PT" w:bidi="pt_PT"/>
+        </w:rPr>
+      </w:r>
+      <w:r>
+        <w:rPr>
+          <w:lang w:val="pt_PT" w:bidi="pt_PT"/>
+        </w:rPr>
+        <w:t>Provérbios 1.30</w:t>
+      </w:r>
     </w:p>
     <w:p>
       <w:pPr>
@@ -6834,114 +6294,84 @@
           <w:lang w:val="pt_PT" w:bidi="pt_PT"/>
         </w:rPr>
       </w:r>
-      <w:hyperlink r:id="rId103">
-        <w:r>
-          <w:rPr>
-            <w:lang w:val="pt_PT" w:bidi="pt_PT"/>
-          </w:rPr>
-          <w:rPr>
-            <w:color w:val="0000EE"/>
-            <w:u w:val="single"/>
-          </w:rPr>
-          <w:t>1 Reis 9.4</w:t>
-        </w:r>
-      </w:hyperlink>
-    </w:p>
-    <w:p>
-      <w:pPr>
-        <w:pStyle w:val="ListBullet"/>
-        <w:spacing w:line="240" w:lineRule="auto"/>
-        <w:ind w:left="720"/>
-      </w:pPr>
-      <w:r>
-        <w:rPr>
-          <w:lang w:val="pt_PT" w:bidi="pt_PT"/>
-        </w:rPr>
-      </w:r>
-      <w:hyperlink r:id="rId104">
-        <w:r>
-          <w:rPr>
-            <w:lang w:val="pt_PT" w:bidi="pt_PT"/>
-          </w:rPr>
-          <w:rPr>
-            <w:color w:val="0000EE"/>
-            <w:u w:val="single"/>
-          </w:rPr>
-          <w:t>Jó 2.3</w:t>
-        </w:r>
-      </w:hyperlink>
-    </w:p>
-    <w:p>
-      <w:pPr>
-        <w:pStyle w:val="ListBullet"/>
-        <w:spacing w:line="240" w:lineRule="auto"/>
-        <w:ind w:left="720"/>
-      </w:pPr>
-      <w:r>
-        <w:rPr>
-          <w:lang w:val="pt_PT" w:bidi="pt_PT"/>
-        </w:rPr>
-      </w:r>
-      <w:hyperlink r:id="rId105">
-        <w:r>
-          <w:rPr>
-            <w:lang w:val="pt_PT" w:bidi="pt_PT"/>
-          </w:rPr>
-          <w:rPr>
-            <w:color w:val="0000EE"/>
-            <w:u w:val="single"/>
-          </w:rPr>
-          <w:t>Jó 4.6</w:t>
-        </w:r>
-      </w:hyperlink>
-    </w:p>
-    <w:p>
-      <w:pPr>
-        <w:pStyle w:val="ListBullet"/>
-        <w:spacing w:line="240" w:lineRule="auto"/>
-        <w:ind w:left="720"/>
-      </w:pPr>
-      <w:r>
-        <w:rPr>
-          <w:lang w:val="pt_PT" w:bidi="pt_PT"/>
-        </w:rPr>
-      </w:r>
-      <w:hyperlink r:id="rId106">
-        <w:r>
-          <w:rPr>
-            <w:lang w:val="pt_PT" w:bidi="pt_PT"/>
-          </w:rPr>
-          <w:rPr>
-            <w:color w:val="0000EE"/>
-            <w:u w:val="single"/>
-          </w:rPr>
-          <w:t>Provérbios 10.8–9</w:t>
-        </w:r>
-      </w:hyperlink>
-    </w:p>
-    <w:p>
-      <w:pPr>
-        <w:pStyle w:val="ListBullet"/>
-        <w:spacing w:line="240" w:lineRule="auto"/>
-        <w:ind w:left="720"/>
-      </w:pPr>
-      <w:r>
-        <w:rPr>
-          <w:lang w:val="pt_PT" w:bidi="pt_PT"/>
-        </w:rPr>
-      </w:r>
-      <w:hyperlink r:id="rId107">
-        <w:r>
-          <w:rPr>
-            <w:lang w:val="pt_PT" w:bidi="pt_PT"/>
-          </w:rPr>
-          <w:rPr>
-            <w:color w:val="0000EE"/>
-            <w:u w:val="single"/>
-          </w:rPr>
-          <w:t>Salmo 26.1–3</w:t>
-        </w:r>
-      </w:hyperlink>
+      <w:r>
+        <w:rPr>
+          <w:lang w:val="pt_PT" w:bidi="pt_PT"/>
+        </w:rPr>
+        <w:t>1 Reis 9.4</w:t>
+      </w:r>
+    </w:p>
+    <w:p>
+      <w:pPr>
+        <w:pStyle w:val="ListBullet"/>
+        <w:spacing w:line="240" w:lineRule="auto"/>
+        <w:ind w:left="720"/>
+      </w:pPr>
+      <w:r>
+        <w:rPr>
+          <w:lang w:val="pt_PT" w:bidi="pt_PT"/>
+        </w:rPr>
+      </w:r>
+      <w:r>
+        <w:rPr>
+          <w:lang w:val="pt_PT" w:bidi="pt_PT"/>
+        </w:rPr>
+        <w:t>Jó 2.3</w:t>
+      </w:r>
+    </w:p>
+    <w:p>
+      <w:pPr>
+        <w:pStyle w:val="ListBullet"/>
+        <w:spacing w:line="240" w:lineRule="auto"/>
+        <w:ind w:left="720"/>
+      </w:pPr>
+      <w:r>
+        <w:rPr>
+          <w:lang w:val="pt_PT" w:bidi="pt_PT"/>
+        </w:rPr>
+      </w:r>
+      <w:r>
+        <w:rPr>
+          <w:lang w:val="pt_PT" w:bidi="pt_PT"/>
+        </w:rPr>
+        <w:t>Jó 4.6</w:t>
+      </w:r>
+    </w:p>
+    <w:p>
+      <w:pPr>
+        <w:pStyle w:val="ListBullet"/>
+        <w:spacing w:line="240" w:lineRule="auto"/>
+        <w:ind w:left="720"/>
+      </w:pPr>
+      <w:r>
+        <w:rPr>
+          <w:lang w:val="pt_PT" w:bidi="pt_PT"/>
+        </w:rPr>
+      </w:r>
+      <w:r>
+        <w:rPr>
+          <w:lang w:val="pt_PT" w:bidi="pt_PT"/>
+        </w:rPr>
+        <w:t>Provérbios 10.8–9</w:t>
+      </w:r>
+    </w:p>
+    <w:p>
+      <w:pPr>
+        <w:pStyle w:val="ListBullet"/>
+        <w:spacing w:line="240" w:lineRule="auto"/>
+        <w:ind w:left="720"/>
+      </w:pPr>
+      <w:r>
+        <w:rPr>
+          <w:lang w:val="pt_PT" w:bidi="pt_PT"/>
+        </w:rPr>
+      </w:r>
+      <w:r>
+        <w:rPr>
+          <w:lang w:val="pt_PT" w:bidi="pt_PT"/>
+        </w:rPr>
+        <w:t>Salmo 26.1–3</w:t>
+      </w:r>
     </w:p>
     <w:p>
       <w:pPr>
@@ -7198,114 +6628,84 @@
           <w:lang w:val="pt_PT" w:bidi="pt_PT"/>
         </w:rPr>
       </w:r>
-      <w:hyperlink r:id="rId108">
-        <w:r>
-          <w:rPr>
-            <w:lang w:val="pt_PT" w:bidi="pt_PT"/>
-          </w:rPr>
-          <w:rPr>
-            <w:color w:val="0000EE"/>
-            <w:u w:val="single"/>
-          </w:rPr>
-          <w:t>Hebreus 7.25–26</w:t>
-        </w:r>
-      </w:hyperlink>
-    </w:p>
-    <w:p>
-      <w:pPr>
-        <w:pStyle w:val="ListBullet"/>
-        <w:spacing w:line="240" w:lineRule="auto"/>
-        <w:ind w:left="720"/>
-      </w:pPr>
-      <w:r>
-        <w:rPr>
-          <w:lang w:val="pt_PT" w:bidi="pt_PT"/>
-        </w:rPr>
-      </w:r>
-      <w:hyperlink r:id="rId109">
-        <w:r>
-          <w:rPr>
-            <w:lang w:val="pt_PT" w:bidi="pt_PT"/>
-          </w:rPr>
-          <w:rPr>
-            <w:color w:val="0000EE"/>
-            <w:u w:val="single"/>
-          </w:rPr>
-          <w:t>Isaías 53.12</w:t>
-        </w:r>
-      </w:hyperlink>
-    </w:p>
-    <w:p>
-      <w:pPr>
-        <w:pStyle w:val="ListBullet"/>
-        <w:spacing w:line="240" w:lineRule="auto"/>
-        <w:ind w:left="720"/>
-      </w:pPr>
-      <w:r>
-        <w:rPr>
-          <w:lang w:val="pt_PT" w:bidi="pt_PT"/>
-        </w:rPr>
-      </w:r>
-      <w:hyperlink r:id="rId110">
-        <w:r>
-          <w:rPr>
-            <w:lang w:val="pt_PT" w:bidi="pt_PT"/>
-          </w:rPr>
-          <w:rPr>
-            <w:color w:val="0000EE"/>
-            <w:u w:val="single"/>
-          </w:rPr>
-          <w:t>Jeremias 29.6–7</w:t>
-        </w:r>
-      </w:hyperlink>
-    </w:p>
-    <w:p>
-      <w:pPr>
-        <w:pStyle w:val="ListBullet"/>
-        <w:spacing w:line="240" w:lineRule="auto"/>
-        <w:ind w:left="720"/>
-      </w:pPr>
-      <w:r>
-        <w:rPr>
-          <w:lang w:val="pt_PT" w:bidi="pt_PT"/>
-        </w:rPr>
-      </w:r>
-      <w:hyperlink r:id="rId111">
-        <w:r>
-          <w:rPr>
-            <w:lang w:val="pt_PT" w:bidi="pt_PT"/>
-          </w:rPr>
-          <w:rPr>
-            <w:color w:val="0000EE"/>
-            <w:u w:val="single"/>
-          </w:rPr>
-          <w:t>Romanos 8.26–27</w:t>
-        </w:r>
-      </w:hyperlink>
-    </w:p>
-    <w:p>
-      <w:pPr>
-        <w:pStyle w:val="ListBullet"/>
-        <w:spacing w:line="240" w:lineRule="auto"/>
-        <w:ind w:left="720"/>
-      </w:pPr>
-      <w:r>
-        <w:rPr>
-          <w:lang w:val="pt_PT" w:bidi="pt_PT"/>
-        </w:rPr>
-      </w:r>
-      <w:hyperlink r:id="rId112">
-        <w:r>
-          <w:rPr>
-            <w:lang w:val="pt_PT" w:bidi="pt_PT"/>
-          </w:rPr>
-          <w:rPr>
-            <w:color w:val="0000EE"/>
-            <w:u w:val="single"/>
-          </w:rPr>
-          <w:t>Romanos 8.33–34</w:t>
-        </w:r>
-      </w:hyperlink>
+      <w:r>
+        <w:rPr>
+          <w:lang w:val="pt_PT" w:bidi="pt_PT"/>
+        </w:rPr>
+        <w:t>Hebreus 7.25–26</w:t>
+      </w:r>
+    </w:p>
+    <w:p>
+      <w:pPr>
+        <w:pStyle w:val="ListBullet"/>
+        <w:spacing w:line="240" w:lineRule="auto"/>
+        <w:ind w:left="720"/>
+      </w:pPr>
+      <w:r>
+        <w:rPr>
+          <w:lang w:val="pt_PT" w:bidi="pt_PT"/>
+        </w:rPr>
+      </w:r>
+      <w:r>
+        <w:rPr>
+          <w:lang w:val="pt_PT" w:bidi="pt_PT"/>
+        </w:rPr>
+        <w:t>Isaías 53.12</w:t>
+      </w:r>
+    </w:p>
+    <w:p>
+      <w:pPr>
+        <w:pStyle w:val="ListBullet"/>
+        <w:spacing w:line="240" w:lineRule="auto"/>
+        <w:ind w:left="720"/>
+      </w:pPr>
+      <w:r>
+        <w:rPr>
+          <w:lang w:val="pt_PT" w:bidi="pt_PT"/>
+        </w:rPr>
+      </w:r>
+      <w:r>
+        <w:rPr>
+          <w:lang w:val="pt_PT" w:bidi="pt_PT"/>
+        </w:rPr>
+        <w:t>Jeremias 29.6–7</w:t>
+      </w:r>
+    </w:p>
+    <w:p>
+      <w:pPr>
+        <w:pStyle w:val="ListBullet"/>
+        <w:spacing w:line="240" w:lineRule="auto"/>
+        <w:ind w:left="720"/>
+      </w:pPr>
+      <w:r>
+        <w:rPr>
+          <w:lang w:val="pt_PT" w:bidi="pt_PT"/>
+        </w:rPr>
+      </w:r>
+      <w:r>
+        <w:rPr>
+          <w:lang w:val="pt_PT" w:bidi="pt_PT"/>
+        </w:rPr>
+        <w:t>Romanos 8.26–27</w:t>
+      </w:r>
+    </w:p>
+    <w:p>
+      <w:pPr>
+        <w:pStyle w:val="ListBullet"/>
+        <w:spacing w:line="240" w:lineRule="auto"/>
+        <w:ind w:left="720"/>
+      </w:pPr>
+      <w:r>
+        <w:rPr>
+          <w:lang w:val="pt_PT" w:bidi="pt_PT"/>
+        </w:rPr>
+      </w:r>
+      <w:r>
+        <w:rPr>
+          <w:lang w:val="pt_PT" w:bidi="pt_PT"/>
+        </w:rPr>
+        <w:t>Romanos 8.33–34</w:t>
+      </w:r>
     </w:p>
     <w:p>
       <w:pPr>
@@ -7617,114 +7017,84 @@
           <w:lang w:val="pt_PT" w:bidi="pt_PT"/>
         </w:rPr>
       </w:r>
-      <w:hyperlink r:id="rId113">
-        <w:r>
-          <w:rPr>
-            <w:lang w:val="pt_PT" w:bidi="pt_PT"/>
-          </w:rPr>
-          <w:rPr>
-            <w:color w:val="0000EE"/>
-            <w:u w:val="single"/>
-          </w:rPr>
-          <w:t>1 Coríntios 12.10</w:t>
-        </w:r>
-      </w:hyperlink>
-    </w:p>
-    <w:p>
-      <w:pPr>
-        <w:pStyle w:val="ListBullet"/>
-        <w:spacing w:line="240" w:lineRule="auto"/>
-        <w:ind w:left="720"/>
-      </w:pPr>
-      <w:r>
-        <w:rPr>
-          <w:lang w:val="pt_PT" w:bidi="pt_PT"/>
-        </w:rPr>
-      </w:r>
-      <w:hyperlink r:id="rId114">
-        <w:r>
-          <w:rPr>
-            <w:lang w:val="pt_PT" w:bidi="pt_PT"/>
-          </w:rPr>
-          <w:rPr>
-            <w:color w:val="0000EE"/>
-            <w:u w:val="single"/>
-          </w:rPr>
-          <w:t>Daniel 4.4–6</w:t>
-        </w:r>
-      </w:hyperlink>
-    </w:p>
-    <w:p>
-      <w:pPr>
-        <w:pStyle w:val="ListBullet"/>
-        <w:spacing w:line="240" w:lineRule="auto"/>
-        <w:ind w:left="720"/>
-      </w:pPr>
-      <w:r>
-        <w:rPr>
-          <w:lang w:val="pt_PT" w:bidi="pt_PT"/>
-        </w:rPr>
-      </w:r>
-      <w:hyperlink r:id="rId115">
-        <w:r>
-          <w:rPr>
-            <w:lang w:val="pt_PT" w:bidi="pt_PT"/>
-          </w:rPr>
-          <w:rPr>
-            <w:color w:val="0000EE"/>
-            <w:u w:val="single"/>
-          </w:rPr>
-          <w:t>Gênesis 40.4–5</w:t>
-        </w:r>
-      </w:hyperlink>
-    </w:p>
-    <w:p>
-      <w:pPr>
-        <w:pStyle w:val="ListBullet"/>
-        <w:spacing w:line="240" w:lineRule="auto"/>
-        <w:ind w:left="720"/>
-      </w:pPr>
-      <w:r>
-        <w:rPr>
-          <w:lang w:val="pt_PT" w:bidi="pt_PT"/>
-        </w:rPr>
-      </w:r>
-      <w:hyperlink r:id="rId116">
-        <w:r>
-          <w:rPr>
-            <w:lang w:val="pt_PT" w:bidi="pt_PT"/>
-          </w:rPr>
-          <w:rPr>
-            <w:color w:val="0000EE"/>
-            <w:u w:val="single"/>
-          </w:rPr>
-          <w:t>Juízes 7.15–16</w:t>
-        </w:r>
-      </w:hyperlink>
-    </w:p>
-    <w:p>
-      <w:pPr>
-        <w:pStyle w:val="ListBullet"/>
-        <w:spacing w:line="240" w:lineRule="auto"/>
-        <w:ind w:left="720"/>
-      </w:pPr>
-      <w:r>
-        <w:rPr>
-          <w:lang w:val="pt_PT" w:bidi="pt_PT"/>
-        </w:rPr>
-      </w:r>
-      <w:hyperlink r:id="rId117">
-        <w:r>
-          <w:rPr>
-            <w:lang w:val="pt_PT" w:bidi="pt_PT"/>
-          </w:rPr>
-          <w:rPr>
-            <w:color w:val="0000EE"/>
-            <w:u w:val="single"/>
-          </w:rPr>
-          <w:t>Lucas 12.56</w:t>
-        </w:r>
-      </w:hyperlink>
+      <w:r>
+        <w:rPr>
+          <w:lang w:val="pt_PT" w:bidi="pt_PT"/>
+        </w:rPr>
+        <w:t>1 Coríntios 12.10</w:t>
+      </w:r>
+    </w:p>
+    <w:p>
+      <w:pPr>
+        <w:pStyle w:val="ListBullet"/>
+        <w:spacing w:line="240" w:lineRule="auto"/>
+        <w:ind w:left="720"/>
+      </w:pPr>
+      <w:r>
+        <w:rPr>
+          <w:lang w:val="pt_PT" w:bidi="pt_PT"/>
+        </w:rPr>
+      </w:r>
+      <w:r>
+        <w:rPr>
+          <w:lang w:val="pt_PT" w:bidi="pt_PT"/>
+        </w:rPr>
+        <w:t>Daniel 4.4–6</w:t>
+      </w:r>
+    </w:p>
+    <w:p>
+      <w:pPr>
+        <w:pStyle w:val="ListBullet"/>
+        <w:spacing w:line="240" w:lineRule="auto"/>
+        <w:ind w:left="720"/>
+      </w:pPr>
+      <w:r>
+        <w:rPr>
+          <w:lang w:val="pt_PT" w:bidi="pt_PT"/>
+        </w:rPr>
+      </w:r>
+      <w:r>
+        <w:rPr>
+          <w:lang w:val="pt_PT" w:bidi="pt_PT"/>
+        </w:rPr>
+        <w:t>Gênesis 40.4–5</w:t>
+      </w:r>
+    </w:p>
+    <w:p>
+      <w:pPr>
+        <w:pStyle w:val="ListBullet"/>
+        <w:spacing w:line="240" w:lineRule="auto"/>
+        <w:ind w:left="720"/>
+      </w:pPr>
+      <w:r>
+        <w:rPr>
+          <w:lang w:val="pt_PT" w:bidi="pt_PT"/>
+        </w:rPr>
+      </w:r>
+      <w:r>
+        <w:rPr>
+          <w:lang w:val="pt_PT" w:bidi="pt_PT"/>
+        </w:rPr>
+        <w:t>Juízes 7.15–16</w:t>
+      </w:r>
+    </w:p>
+    <w:p>
+      <w:pPr>
+        <w:pStyle w:val="ListBullet"/>
+        <w:spacing w:line="240" w:lineRule="auto"/>
+        <w:ind w:left="720"/>
+      </w:pPr>
+      <w:r>
+        <w:rPr>
+          <w:lang w:val="pt_PT" w:bidi="pt_PT"/>
+        </w:rPr>
+      </w:r>
+      <w:r>
+        <w:rPr>
+          <w:lang w:val="pt_PT" w:bidi="pt_PT"/>
+        </w:rPr>
+        <w:t>Lucas 12.56</w:t>
+      </w:r>
     </w:p>
     <w:p>
       <w:pPr>
@@ -7945,138 +7315,102 @@
           <w:lang w:val="pt_PT" w:bidi="pt_PT"/>
         </w:rPr>
       </w:r>
-      <w:hyperlink r:id="rId118">
-        <w:r>
-          <w:rPr>
-            <w:lang w:val="pt_PT" w:bidi="pt_PT"/>
-          </w:rPr>
-          <w:rPr>
-            <w:color w:val="0000EE"/>
-            <w:u w:val="single"/>
-          </w:rPr>
-          <w:t>1 Coríntios 13.4–7</w:t>
-        </w:r>
-      </w:hyperlink>
-    </w:p>
-    <w:p>
-      <w:pPr>
-        <w:pStyle w:val="ListBullet"/>
-        <w:spacing w:line="240" w:lineRule="auto"/>
-        <w:ind w:left="720"/>
-      </w:pPr>
-      <w:r>
-        <w:rPr>
-          <w:lang w:val="pt_PT" w:bidi="pt_PT"/>
-        </w:rPr>
-      </w:r>
-      <w:hyperlink r:id="rId119">
-        <w:r>
-          <w:rPr>
-            <w:lang w:val="pt_PT" w:bidi="pt_PT"/>
-          </w:rPr>
-          <w:rPr>
-            <w:color w:val="0000EE"/>
-            <w:u w:val="single"/>
-          </w:rPr>
-          <w:t>1 Pedro 2.1</w:t>
-        </w:r>
-      </w:hyperlink>
-    </w:p>
-    <w:p>
-      <w:pPr>
-        <w:pStyle w:val="ListBullet"/>
-        <w:spacing w:line="240" w:lineRule="auto"/>
-        <w:ind w:left="720"/>
-      </w:pPr>
-      <w:r>
-        <w:rPr>
-          <w:lang w:val="pt_PT" w:bidi="pt_PT"/>
-        </w:rPr>
-      </w:r>
-      <w:hyperlink r:id="rId120">
-        <w:r>
-          <w:rPr>
-            <w:lang w:val="pt_PT" w:bidi="pt_PT"/>
-          </w:rPr>
-          <w:rPr>
-            <w:color w:val="0000EE"/>
-            <w:u w:val="single"/>
-          </w:rPr>
-          <w:t>Êxodo 2017</w:t>
-        </w:r>
-      </w:hyperlink>
-    </w:p>
-    <w:p>
-      <w:pPr>
-        <w:pStyle w:val="ListBullet"/>
-        <w:spacing w:line="240" w:lineRule="auto"/>
-        <w:ind w:left="720"/>
-      </w:pPr>
-      <w:r>
-        <w:rPr>
-          <w:lang w:val="pt_PT" w:bidi="pt_PT"/>
-        </w:rPr>
-      </w:r>
-      <w:hyperlink r:id="rId121">
-        <w:r>
-          <w:rPr>
-            <w:lang w:val="pt_PT" w:bidi="pt_PT"/>
-          </w:rPr>
-          <w:rPr>
-            <w:color w:val="0000EE"/>
-            <w:u w:val="single"/>
-          </w:rPr>
-          <w:t>Marcos 7.20–23</w:t>
-        </w:r>
-      </w:hyperlink>
-    </w:p>
-    <w:p>
-      <w:pPr>
-        <w:pStyle w:val="ListBullet"/>
-        <w:spacing w:line="240" w:lineRule="auto"/>
-        <w:ind w:left="720"/>
-      </w:pPr>
-      <w:r>
-        <w:rPr>
-          <w:lang w:val="pt_PT" w:bidi="pt_PT"/>
-        </w:rPr>
-      </w:r>
-      <w:hyperlink r:id="rId122">
-        <w:r>
-          <w:rPr>
-            <w:lang w:val="pt_PT" w:bidi="pt_PT"/>
-          </w:rPr>
-          <w:rPr>
-            <w:color w:val="0000EE"/>
-            <w:u w:val="single"/>
-          </w:rPr>
-          <w:t>Provérbios 3.31–32</w:t>
-        </w:r>
-      </w:hyperlink>
-    </w:p>
-    <w:p>
-      <w:pPr>
-        <w:pStyle w:val="ListBullet"/>
-        <w:spacing w:line="240" w:lineRule="auto"/>
-        <w:ind w:left="720"/>
-      </w:pPr>
-      <w:r>
-        <w:rPr>
-          <w:lang w:val="pt_PT" w:bidi="pt_PT"/>
-        </w:rPr>
-      </w:r>
-      <w:hyperlink r:id="rId123">
-        <w:r>
-          <w:rPr>
-            <w:lang w:val="pt_PT" w:bidi="pt_PT"/>
-          </w:rPr>
-          <w:rPr>
-            <w:color w:val="0000EE"/>
-            <w:u w:val="single"/>
-          </w:rPr>
-          <w:t>Romanos 1.29</w:t>
-        </w:r>
-      </w:hyperlink>
+      <w:r>
+        <w:rPr>
+          <w:lang w:val="pt_PT" w:bidi="pt_PT"/>
+        </w:rPr>
+        <w:t>1 Coríntios 13.4–7</w:t>
+      </w:r>
+    </w:p>
+    <w:p>
+      <w:pPr>
+        <w:pStyle w:val="ListBullet"/>
+        <w:spacing w:line="240" w:lineRule="auto"/>
+        <w:ind w:left="720"/>
+      </w:pPr>
+      <w:r>
+        <w:rPr>
+          <w:lang w:val="pt_PT" w:bidi="pt_PT"/>
+        </w:rPr>
+      </w:r>
+      <w:r>
+        <w:rPr>
+          <w:lang w:val="pt_PT" w:bidi="pt_PT"/>
+        </w:rPr>
+        <w:t>1 Pedro 2.1</w:t>
+      </w:r>
+    </w:p>
+    <w:p>
+      <w:pPr>
+        <w:pStyle w:val="ListBullet"/>
+        <w:spacing w:line="240" w:lineRule="auto"/>
+        <w:ind w:left="720"/>
+      </w:pPr>
+      <w:r>
+        <w:rPr>
+          <w:lang w:val="pt_PT" w:bidi="pt_PT"/>
+        </w:rPr>
+      </w:r>
+      <w:r>
+        <w:rPr>
+          <w:lang w:val="pt_PT" w:bidi="pt_PT"/>
+        </w:rPr>
+        <w:t>Êxodo 2017</w:t>
+      </w:r>
+    </w:p>
+    <w:p>
+      <w:pPr>
+        <w:pStyle w:val="ListBullet"/>
+        <w:spacing w:line="240" w:lineRule="auto"/>
+        <w:ind w:left="720"/>
+      </w:pPr>
+      <w:r>
+        <w:rPr>
+          <w:lang w:val="pt_PT" w:bidi="pt_PT"/>
+        </w:rPr>
+      </w:r>
+      <w:r>
+        <w:rPr>
+          <w:lang w:val="pt_PT" w:bidi="pt_PT"/>
+        </w:rPr>
+        <w:t>Marcos 7.20–23</w:t>
+      </w:r>
+    </w:p>
+    <w:p>
+      <w:pPr>
+        <w:pStyle w:val="ListBullet"/>
+        <w:spacing w:line="240" w:lineRule="auto"/>
+        <w:ind w:left="720"/>
+      </w:pPr>
+      <w:r>
+        <w:rPr>
+          <w:lang w:val="pt_PT" w:bidi="pt_PT"/>
+        </w:rPr>
+      </w:r>
+      <w:r>
+        <w:rPr>
+          <w:lang w:val="pt_PT" w:bidi="pt_PT"/>
+        </w:rPr>
+        <w:t>Provérbios 3.31–32</w:t>
+      </w:r>
+    </w:p>
+    <w:p>
+      <w:pPr>
+        <w:pStyle w:val="ListBullet"/>
+        <w:spacing w:line="240" w:lineRule="auto"/>
+        <w:ind w:left="720"/>
+      </w:pPr>
+      <w:r>
+        <w:rPr>
+          <w:lang w:val="pt_PT" w:bidi="pt_PT"/>
+        </w:rPr>
+      </w:r>
+      <w:r>
+        <w:rPr>
+          <w:lang w:val="pt_PT" w:bidi="pt_PT"/>
+        </w:rPr>
+        <w:t>Romanos 1.29</w:t>
+      </w:r>
     </w:p>
     <w:p>
       <w:pPr>
@@ -8327,186 +7661,138 @@
           <w:lang w:val="pt_PT" w:bidi="pt_PT"/>
         </w:rPr>
       </w:r>
-      <w:hyperlink r:id="rId124">
-        <w:r>
-          <w:rPr>
-            <w:lang w:val="pt_PT" w:bidi="pt_PT"/>
-          </w:rPr>
-          <w:rPr>
-            <w:color w:val="0000EE"/>
-            <w:u w:val="single"/>
-          </w:rPr>
-          <w:t>1 Tessalonicenses 1.8–10</w:t>
-        </w:r>
-      </w:hyperlink>
-    </w:p>
-    <w:p>
-      <w:pPr>
-        <w:pStyle w:val="ListBullet"/>
-        <w:spacing w:line="240" w:lineRule="auto"/>
-        <w:ind w:left="720"/>
-      </w:pPr>
-      <w:r>
-        <w:rPr>
-          <w:lang w:val="pt_PT" w:bidi="pt_PT"/>
-        </w:rPr>
-      </w:r>
-      <w:hyperlink r:id="rId125">
-        <w:r>
-          <w:rPr>
-            <w:lang w:val="pt_PT" w:bidi="pt_PT"/>
-          </w:rPr>
-          <w:rPr>
-            <w:color w:val="0000EE"/>
-            <w:u w:val="single"/>
-          </w:rPr>
-          <w:t>1 Timóteo 2.8–10</w:t>
-        </w:r>
-      </w:hyperlink>
-    </w:p>
-    <w:p>
-      <w:pPr>
-        <w:pStyle w:val="ListBullet"/>
-        <w:spacing w:line="240" w:lineRule="auto"/>
-        <w:ind w:left="720"/>
-      </w:pPr>
-      <w:r>
-        <w:rPr>
-          <w:lang w:val="pt_PT" w:bidi="pt_PT"/>
-        </w:rPr>
-      </w:r>
-      <w:hyperlink r:id="rId126">
-        <w:r>
-          <w:rPr>
-            <w:lang w:val="pt_PT" w:bidi="pt_PT"/>
-          </w:rPr>
-          <w:rPr>
-            <w:color w:val="0000EE"/>
-            <w:u w:val="single"/>
-          </w:rPr>
-          <w:t>Lucas 3.7</w:t>
-        </w:r>
-      </w:hyperlink>
-    </w:p>
-    <w:p>
-      <w:pPr>
-        <w:pStyle w:val="ListBullet"/>
-        <w:spacing w:line="240" w:lineRule="auto"/>
-        <w:ind w:left="720"/>
-      </w:pPr>
-      <w:r>
-        <w:rPr>
-          <w:lang w:val="pt_PT" w:bidi="pt_PT"/>
-        </w:rPr>
-      </w:r>
-      <w:hyperlink r:id="rId127">
-        <w:r>
-          <w:rPr>
-            <w:lang w:val="pt_PT" w:bidi="pt_PT"/>
-          </w:rPr>
-          <w:rPr>
-            <w:color w:val="0000EE"/>
-            <w:u w:val="single"/>
-          </w:rPr>
-          <w:t>Lucas 21.23</w:t>
-        </w:r>
-      </w:hyperlink>
-    </w:p>
-    <w:p>
-      <w:pPr>
-        <w:pStyle w:val="ListBullet"/>
-        <w:spacing w:line="240" w:lineRule="auto"/>
-        <w:ind w:left="720"/>
-      </w:pPr>
-      <w:r>
-        <w:rPr>
-          <w:lang w:val="pt_PT" w:bidi="pt_PT"/>
-        </w:rPr>
-      </w:r>
-      <w:hyperlink r:id="rId128">
-        <w:r>
-          <w:rPr>
-            <w:lang w:val="pt_PT" w:bidi="pt_PT"/>
-          </w:rPr>
-          <w:rPr>
-            <w:color w:val="0000EE"/>
-            <w:u w:val="single"/>
-          </w:rPr>
-          <w:t>Mateus 3.7</w:t>
-        </w:r>
-      </w:hyperlink>
-    </w:p>
-    <w:p>
-      <w:pPr>
-        <w:pStyle w:val="ListBullet"/>
-        <w:spacing w:line="240" w:lineRule="auto"/>
-        <w:ind w:left="720"/>
-      </w:pPr>
-      <w:r>
-        <w:rPr>
-          <w:lang w:val="pt_PT" w:bidi="pt_PT"/>
-        </w:rPr>
-      </w:r>
-      <w:hyperlink r:id="rId129">
-        <w:r>
-          <w:rPr>
-            <w:lang w:val="pt_PT" w:bidi="pt_PT"/>
-          </w:rPr>
-          <w:rPr>
-            <w:color w:val="0000EE"/>
-            <w:u w:val="single"/>
-          </w:rPr>
-          <w:t>Apocalipse 14.10</w:t>
-        </w:r>
-      </w:hyperlink>
-    </w:p>
-    <w:p>
-      <w:pPr>
-        <w:pStyle w:val="ListBullet"/>
-        <w:spacing w:line="240" w:lineRule="auto"/>
-        <w:ind w:left="720"/>
-      </w:pPr>
-      <w:r>
-        <w:rPr>
-          <w:lang w:val="pt_PT" w:bidi="pt_PT"/>
-        </w:rPr>
-      </w:r>
-      <w:hyperlink r:id="rId130">
-        <w:r>
-          <w:rPr>
-            <w:lang w:val="pt_PT" w:bidi="pt_PT"/>
-          </w:rPr>
-          <w:rPr>
-            <w:color w:val="0000EE"/>
-            <w:u w:val="single"/>
-          </w:rPr>
-          <w:t>Romanos 1.18</w:t>
-        </w:r>
-      </w:hyperlink>
-    </w:p>
-    <w:p>
-      <w:pPr>
-        <w:pStyle w:val="ListBullet"/>
-        <w:spacing w:line="240" w:lineRule="auto"/>
-        <w:ind w:left="720"/>
-      </w:pPr>
-      <w:r>
-        <w:rPr>
-          <w:lang w:val="pt_PT" w:bidi="pt_PT"/>
-        </w:rPr>
-      </w:r>
-      <w:hyperlink r:id="rId131">
-        <w:r>
-          <w:rPr>
-            <w:lang w:val="pt_PT" w:bidi="pt_PT"/>
-          </w:rPr>
-          <w:rPr>
-            <w:color w:val="0000EE"/>
-            <w:u w:val="single"/>
-          </w:rPr>
-          <w:t>Romanos 5.9</w:t>
-        </w:r>
-      </w:hyperlink>
+      <w:r>
+        <w:rPr>
+          <w:lang w:val="pt_PT" w:bidi="pt_PT"/>
+        </w:rPr>
+        <w:t>1 Tessalonicenses 1.8–10</w:t>
+      </w:r>
+    </w:p>
+    <w:p>
+      <w:pPr>
+        <w:pStyle w:val="ListBullet"/>
+        <w:spacing w:line="240" w:lineRule="auto"/>
+        <w:ind w:left="720"/>
+      </w:pPr>
+      <w:r>
+        <w:rPr>
+          <w:lang w:val="pt_PT" w:bidi="pt_PT"/>
+        </w:rPr>
+      </w:r>
+      <w:r>
+        <w:rPr>
+          <w:lang w:val="pt_PT" w:bidi="pt_PT"/>
+        </w:rPr>
+        <w:t>1 Timóteo 2.8–10</w:t>
+      </w:r>
+    </w:p>
+    <w:p>
+      <w:pPr>
+        <w:pStyle w:val="ListBullet"/>
+        <w:spacing w:line="240" w:lineRule="auto"/>
+        <w:ind w:left="720"/>
+      </w:pPr>
+      <w:r>
+        <w:rPr>
+          <w:lang w:val="pt_PT" w:bidi="pt_PT"/>
+        </w:rPr>
+      </w:r>
+      <w:r>
+        <w:rPr>
+          <w:lang w:val="pt_PT" w:bidi="pt_PT"/>
+        </w:rPr>
+        <w:t>Lucas 3.7</w:t>
+      </w:r>
+    </w:p>
+    <w:p>
+      <w:pPr>
+        <w:pStyle w:val="ListBullet"/>
+        <w:spacing w:line="240" w:lineRule="auto"/>
+        <w:ind w:left="720"/>
+      </w:pPr>
+      <w:r>
+        <w:rPr>
+          <w:lang w:val="pt_PT" w:bidi="pt_PT"/>
+        </w:rPr>
+      </w:r>
+      <w:r>
+        <w:rPr>
+          <w:lang w:val="pt_PT" w:bidi="pt_PT"/>
+        </w:rPr>
+        <w:t>Lucas 21.23</w:t>
+      </w:r>
+    </w:p>
+    <w:p>
+      <w:pPr>
+        <w:pStyle w:val="ListBullet"/>
+        <w:spacing w:line="240" w:lineRule="auto"/>
+        <w:ind w:left="720"/>
+      </w:pPr>
+      <w:r>
+        <w:rPr>
+          <w:lang w:val="pt_PT" w:bidi="pt_PT"/>
+        </w:rPr>
+      </w:r>
+      <w:r>
+        <w:rPr>
+          <w:lang w:val="pt_PT" w:bidi="pt_PT"/>
+        </w:rPr>
+        <w:t>Mateus 3.7</w:t>
+      </w:r>
+    </w:p>
+    <w:p>
+      <w:pPr>
+        <w:pStyle w:val="ListBullet"/>
+        <w:spacing w:line="240" w:lineRule="auto"/>
+        <w:ind w:left="720"/>
+      </w:pPr>
+      <w:r>
+        <w:rPr>
+          <w:lang w:val="pt_PT" w:bidi="pt_PT"/>
+        </w:rPr>
+      </w:r>
+      <w:r>
+        <w:rPr>
+          <w:lang w:val="pt_PT" w:bidi="pt_PT"/>
+        </w:rPr>
+        <w:t>Apocalipse 14.10</w:t>
+      </w:r>
+    </w:p>
+    <w:p>
+      <w:pPr>
+        <w:pStyle w:val="ListBullet"/>
+        <w:spacing w:line="240" w:lineRule="auto"/>
+        <w:ind w:left="720"/>
+      </w:pPr>
+      <w:r>
+        <w:rPr>
+          <w:lang w:val="pt_PT" w:bidi="pt_PT"/>
+        </w:rPr>
+      </w:r>
+      <w:r>
+        <w:rPr>
+          <w:lang w:val="pt_PT" w:bidi="pt_PT"/>
+        </w:rPr>
+        <w:t>Romanos 1.18</w:t>
+      </w:r>
+    </w:p>
+    <w:p>
+      <w:pPr>
+        <w:pStyle w:val="ListBullet"/>
+        <w:spacing w:line="240" w:lineRule="auto"/>
+        <w:ind w:left="720"/>
+      </w:pPr>
+      <w:r>
+        <w:rPr>
+          <w:lang w:val="pt_PT" w:bidi="pt_PT"/>
+        </w:rPr>
+      </w:r>
+      <w:r>
+        <w:rPr>
+          <w:lang w:val="pt_PT" w:bidi="pt_PT"/>
+        </w:rPr>
+        <w:t>Romanos 5.9</w:t>
+      </w:r>
     </w:p>
     <w:p>
       <w:pPr>
@@ -8701,162 +7987,120 @@
           <w:lang w:val="pt_PT" w:bidi="pt_PT"/>
         </w:rPr>
       </w:r>
-      <w:hyperlink r:id="rId132">
-        <w:r>
-          <w:rPr>
-            <w:lang w:val="pt_PT" w:bidi="pt_PT"/>
-          </w:rPr>
-          <w:rPr>
-            <w:color w:val="0000EE"/>
-            <w:u w:val="single"/>
-          </w:rPr>
-          <w:t>1 Tessalonicenses 2.10</w:t>
-        </w:r>
-      </w:hyperlink>
-    </w:p>
-    <w:p>
-      <w:pPr>
-        <w:pStyle w:val="ListBullet"/>
-        <w:spacing w:line="240" w:lineRule="auto"/>
-        <w:ind w:left="720"/>
-      </w:pPr>
-      <w:r>
-        <w:rPr>
-          <w:lang w:val="pt_PT" w:bidi="pt_PT"/>
-        </w:rPr>
-      </w:r>
-      <w:hyperlink r:id="rId133">
-        <w:r>
-          <w:rPr>
-            <w:lang w:val="pt_PT" w:bidi="pt_PT"/>
-          </w:rPr>
-          <w:rPr>
-            <w:color w:val="0000EE"/>
-            <w:u w:val="single"/>
-          </w:rPr>
-          <w:t>1 Tessalonicenses 3.11–13</w:t>
-        </w:r>
-      </w:hyperlink>
-    </w:p>
-    <w:p>
-      <w:pPr>
-        <w:pStyle w:val="ListBullet"/>
-        <w:spacing w:line="240" w:lineRule="auto"/>
-        <w:ind w:left="720"/>
-      </w:pPr>
-      <w:r>
-        <w:rPr>
-          <w:lang w:val="pt_PT" w:bidi="pt_PT"/>
-        </w:rPr>
-      </w:r>
-      <w:hyperlink r:id="rId134">
-        <w:r>
-          <w:rPr>
-            <w:lang w:val="pt_PT" w:bidi="pt_PT"/>
-          </w:rPr>
-          <w:rPr>
-            <w:color w:val="0000EE"/>
-            <w:u w:val="single"/>
-          </w:rPr>
-          <w:t>2 Pedro 3.14</w:t>
-        </w:r>
-      </w:hyperlink>
-    </w:p>
-    <w:p>
-      <w:pPr>
-        <w:pStyle w:val="ListBullet"/>
-        <w:spacing w:line="240" w:lineRule="auto"/>
-        <w:ind w:left="720"/>
-      </w:pPr>
-      <w:r>
-        <w:rPr>
-          <w:lang w:val="pt_PT" w:bidi="pt_PT"/>
-        </w:rPr>
-      </w:r>
-      <w:hyperlink r:id="rId135">
-        <w:r>
-          <w:rPr>
-            <w:lang w:val="pt_PT" w:bidi="pt_PT"/>
-          </w:rPr>
-          <w:rPr>
-            <w:color w:val="0000EE"/>
-            <w:u w:val="single"/>
-          </w:rPr>
-          <w:t>Colossenses 1.22</w:t>
-        </w:r>
-      </w:hyperlink>
-    </w:p>
-    <w:p>
-      <w:pPr>
-        <w:pStyle w:val="ListBullet"/>
-        <w:spacing w:line="240" w:lineRule="auto"/>
-        <w:ind w:left="720"/>
-      </w:pPr>
-      <w:r>
-        <w:rPr>
-          <w:lang w:val="pt_PT" w:bidi="pt_PT"/>
-        </w:rPr>
-      </w:r>
-      <w:hyperlink r:id="rId136">
-        <w:r>
-          <w:rPr>
-            <w:lang w:val="pt_PT" w:bidi="pt_PT"/>
-          </w:rPr>
-          <w:rPr>
-            <w:color w:val="0000EE"/>
-            <w:u w:val="single"/>
-          </w:rPr>
-          <w:t>Gênesis 17.1–2</w:t>
-        </w:r>
-      </w:hyperlink>
-    </w:p>
-    <w:p>
-      <w:pPr>
-        <w:pStyle w:val="ListBullet"/>
-        <w:spacing w:line="240" w:lineRule="auto"/>
-        <w:ind w:left="720"/>
-      </w:pPr>
-      <w:r>
-        <w:rPr>
-          <w:lang w:val="pt_PT" w:bidi="pt_PT"/>
-        </w:rPr>
-      </w:r>
-      <w:hyperlink r:id="rId137">
-        <w:r>
-          <w:rPr>
-            <w:lang w:val="pt_PT" w:bidi="pt_PT"/>
-          </w:rPr>
-          <w:rPr>
-            <w:color w:val="0000EE"/>
-            <w:u w:val="single"/>
-          </w:rPr>
-          <w:t>Filipenses 2.15</w:t>
-        </w:r>
-      </w:hyperlink>
-    </w:p>
-    <w:p>
-      <w:pPr>
-        <w:pStyle w:val="ListBullet"/>
-        <w:spacing w:line="240" w:lineRule="auto"/>
-        <w:ind w:left="720"/>
-      </w:pPr>
-      <w:r>
-        <w:rPr>
-          <w:lang w:val="pt_PT" w:bidi="pt_PT"/>
-        </w:rPr>
-      </w:r>
-      <w:hyperlink r:id="rId138">
-        <w:r>
-          <w:rPr>
-            <w:lang w:val="pt_PT" w:bidi="pt_PT"/>
-          </w:rPr>
-          <w:rPr>
-            <w:color w:val="0000EE"/>
-            <w:u w:val="single"/>
-          </w:rPr>
-          <w:t>Filipenses 3.6</w:t>
-        </w:r>
-      </w:hyperlink>
+      <w:r>
+        <w:rPr>
+          <w:lang w:val="pt_PT" w:bidi="pt_PT"/>
+        </w:rPr>
+        <w:t>1 Tessalonicenses 2.10</w:t>
+      </w:r>
+    </w:p>
+    <w:p>
+      <w:pPr>
+        <w:pStyle w:val="ListBullet"/>
+        <w:spacing w:line="240" w:lineRule="auto"/>
+        <w:ind w:left="720"/>
+      </w:pPr>
+      <w:r>
+        <w:rPr>
+          <w:lang w:val="pt_PT" w:bidi="pt_PT"/>
+        </w:rPr>
+      </w:r>
+      <w:r>
+        <w:rPr>
+          <w:lang w:val="pt_PT" w:bidi="pt_PT"/>
+        </w:rPr>
+        <w:t>1 Tessalonicenses 3.11–13</w:t>
+      </w:r>
+    </w:p>
+    <w:p>
+      <w:pPr>
+        <w:pStyle w:val="ListBullet"/>
+        <w:spacing w:line="240" w:lineRule="auto"/>
+        <w:ind w:left="720"/>
+      </w:pPr>
+      <w:r>
+        <w:rPr>
+          <w:lang w:val="pt_PT" w:bidi="pt_PT"/>
+        </w:rPr>
+      </w:r>
+      <w:r>
+        <w:rPr>
+          <w:lang w:val="pt_PT" w:bidi="pt_PT"/>
+        </w:rPr>
+        <w:t>2 Pedro 3.14</w:t>
+      </w:r>
+    </w:p>
+    <w:p>
+      <w:pPr>
+        <w:pStyle w:val="ListBullet"/>
+        <w:spacing w:line="240" w:lineRule="auto"/>
+        <w:ind w:left="720"/>
+      </w:pPr>
+      <w:r>
+        <w:rPr>
+          <w:lang w:val="pt_PT" w:bidi="pt_PT"/>
+        </w:rPr>
+      </w:r>
+      <w:r>
+        <w:rPr>
+          <w:lang w:val="pt_PT" w:bidi="pt_PT"/>
+        </w:rPr>
+        <w:t>Colossenses 1.22</w:t>
+      </w:r>
+    </w:p>
+    <w:p>
+      <w:pPr>
+        <w:pStyle w:val="ListBullet"/>
+        <w:spacing w:line="240" w:lineRule="auto"/>
+        <w:ind w:left="720"/>
+      </w:pPr>
+      <w:r>
+        <w:rPr>
+          <w:lang w:val="pt_PT" w:bidi="pt_PT"/>
+        </w:rPr>
+      </w:r>
+      <w:r>
+        <w:rPr>
+          <w:lang w:val="pt_PT" w:bidi="pt_PT"/>
+        </w:rPr>
+        <w:t>Gênesis 17.1–2</w:t>
+      </w:r>
+    </w:p>
+    <w:p>
+      <w:pPr>
+        <w:pStyle w:val="ListBullet"/>
+        <w:spacing w:line="240" w:lineRule="auto"/>
+        <w:ind w:left="720"/>
+      </w:pPr>
+      <w:r>
+        <w:rPr>
+          <w:lang w:val="pt_PT" w:bidi="pt_PT"/>
+        </w:rPr>
+      </w:r>
+      <w:r>
+        <w:rPr>
+          <w:lang w:val="pt_PT" w:bidi="pt_PT"/>
+        </w:rPr>
+        <w:t>Filipenses 2.15</w:t>
+      </w:r>
+    </w:p>
+    <w:p>
+      <w:pPr>
+        <w:pStyle w:val="ListBullet"/>
+        <w:spacing w:line="240" w:lineRule="auto"/>
+        <w:ind w:left="720"/>
+      </w:pPr>
+      <w:r>
+        <w:rPr>
+          <w:lang w:val="pt_PT" w:bidi="pt_PT"/>
+        </w:rPr>
+      </w:r>
+      <w:r>
+        <w:rPr>
+          <w:lang w:val="pt_PT" w:bidi="pt_PT"/>
+        </w:rPr>
+        <w:t>Filipenses 3.6</w:t>
+      </w:r>
     </w:p>
     <w:p>
       <w:pPr>
@@ -9074,66 +8318,48 @@
           <w:lang w:val="pt_PT" w:bidi="pt_PT"/>
         </w:rPr>
       </w:r>
-      <w:hyperlink r:id="rId139">
-        <w:r>
-          <w:rPr>
-            <w:lang w:val="pt_PT" w:bidi="pt_PT"/>
-          </w:rPr>
-          <w:rPr>
-            <w:color w:val="0000EE"/>
-            <w:u w:val="single"/>
-          </w:rPr>
-          <w:t>Lucas 1.5</w:t>
-        </w:r>
-      </w:hyperlink>
-    </w:p>
-    <w:p>
-      <w:pPr>
-        <w:pStyle w:val="ListBullet"/>
-        <w:spacing w:line="240" w:lineRule="auto"/>
-        <w:ind w:left="720"/>
-      </w:pPr>
-      <w:r>
-        <w:rPr>
-          <w:lang w:val="pt_PT" w:bidi="pt_PT"/>
-        </w:rPr>
-      </w:r>
-      <w:hyperlink r:id="rId140">
-        <w:r>
-          <w:rPr>
-            <w:lang w:val="pt_PT" w:bidi="pt_PT"/>
-          </w:rPr>
-          <w:rPr>
-            <w:color w:val="0000EE"/>
-            <w:u w:val="single"/>
-          </w:rPr>
-          <w:t>Lucas 1.24–25</w:t>
-        </w:r>
-      </w:hyperlink>
-    </w:p>
-    <w:p>
-      <w:pPr>
-        <w:pStyle w:val="ListBullet"/>
-        <w:spacing w:line="240" w:lineRule="auto"/>
-        <w:ind w:left="720"/>
-      </w:pPr>
-      <w:r>
-        <w:rPr>
-          <w:lang w:val="pt_PT" w:bidi="pt_PT"/>
-        </w:rPr>
-      </w:r>
-      <w:hyperlink r:id="rId141">
-        <w:r>
-          <w:rPr>
-            <w:lang w:val="pt_PT" w:bidi="pt_PT"/>
-          </w:rPr>
-          <w:rPr>
-            <w:color w:val="0000EE"/>
-            <w:u w:val="single"/>
-          </w:rPr>
-          <w:t>Lucas 1.41</w:t>
-        </w:r>
-      </w:hyperlink>
+      <w:r>
+        <w:rPr>
+          <w:lang w:val="pt_PT" w:bidi="pt_PT"/>
+        </w:rPr>
+        <w:t>Lucas 1.5</w:t>
+      </w:r>
+    </w:p>
+    <w:p>
+      <w:pPr>
+        <w:pStyle w:val="ListBullet"/>
+        <w:spacing w:line="240" w:lineRule="auto"/>
+        <w:ind w:left="720"/>
+      </w:pPr>
+      <w:r>
+        <w:rPr>
+          <w:lang w:val="pt_PT" w:bidi="pt_PT"/>
+        </w:rPr>
+      </w:r>
+      <w:r>
+        <w:rPr>
+          <w:lang w:val="pt_PT" w:bidi="pt_PT"/>
+        </w:rPr>
+        <w:t>Lucas 1.24–25</w:t>
+      </w:r>
+    </w:p>
+    <w:p>
+      <w:pPr>
+        <w:pStyle w:val="ListBullet"/>
+        <w:spacing w:line="240" w:lineRule="auto"/>
+        <w:ind w:left="720"/>
+      </w:pPr>
+      <w:r>
+        <w:rPr>
+          <w:lang w:val="pt_PT" w:bidi="pt_PT"/>
+        </w:rPr>
+      </w:r>
+      <w:r>
+        <w:rPr>
+          <w:lang w:val="pt_PT" w:bidi="pt_PT"/>
+        </w:rPr>
+        <w:t>Lucas 1.41</w:t>
+      </w:r>
     </w:p>
     <w:p>
       <w:pPr>
@@ -9459,186 +8685,138 @@
           <w:lang w:val="pt_PT" w:bidi="pt_PT"/>
         </w:rPr>
       </w:r>
-      <w:hyperlink r:id="rId142">
-        <w:r>
-          <w:rPr>
-            <w:lang w:val="pt_PT" w:bidi="pt_PT"/>
-          </w:rPr>
-          <w:rPr>
-            <w:color w:val="0000EE"/>
-            <w:u w:val="single"/>
-          </w:rPr>
-          <w:t>2 Reis 20.1–3</w:t>
-        </w:r>
-      </w:hyperlink>
-    </w:p>
-    <w:p>
-      <w:pPr>
-        <w:pStyle w:val="ListBullet"/>
-        <w:spacing w:line="240" w:lineRule="auto"/>
-        <w:ind w:left="720"/>
-      </w:pPr>
-      <w:r>
-        <w:rPr>
-          <w:lang w:val="pt_PT" w:bidi="pt_PT"/>
-        </w:rPr>
-      </w:r>
-      <w:hyperlink r:id="rId143">
-        <w:r>
-          <w:rPr>
-            <w:lang w:val="pt_PT" w:bidi="pt_PT"/>
-          </w:rPr>
-          <w:rPr>
-            <w:color w:val="0000EE"/>
-            <w:u w:val="single"/>
-          </w:rPr>
-          <w:t>Atos 28.26</w:t>
-        </w:r>
-      </w:hyperlink>
-    </w:p>
-    <w:p>
-      <w:pPr>
-        <w:pStyle w:val="ListBullet"/>
-        <w:spacing w:line="240" w:lineRule="auto"/>
-        <w:ind w:left="720"/>
-      </w:pPr>
-      <w:r>
-        <w:rPr>
-          <w:lang w:val="pt_PT" w:bidi="pt_PT"/>
-        </w:rPr>
-      </w:r>
-      <w:hyperlink r:id="rId144">
-        <w:r>
-          <w:rPr>
-            <w:lang w:val="pt_PT" w:bidi="pt_PT"/>
-          </w:rPr>
-          <w:rPr>
-            <w:color w:val="0000EE"/>
-            <w:u w:val="single"/>
-          </w:rPr>
-          <w:t>Isaías 1.1</w:t>
-        </w:r>
-      </w:hyperlink>
-    </w:p>
-    <w:p>
-      <w:pPr>
-        <w:pStyle w:val="ListBullet"/>
-        <w:spacing w:line="240" w:lineRule="auto"/>
-        <w:ind w:left="720"/>
-      </w:pPr>
-      <w:r>
-        <w:rPr>
-          <w:lang w:val="pt_PT" w:bidi="pt_PT"/>
-        </w:rPr>
-      </w:r>
-      <w:hyperlink r:id="rId145">
-        <w:r>
-          <w:rPr>
-            <w:lang w:val="pt_PT" w:bidi="pt_PT"/>
-          </w:rPr>
-          <w:rPr>
-            <w:color w:val="0000EE"/>
-            <w:u w:val="single"/>
-          </w:rPr>
-          <w:t>Lucas 3.4</w:t>
-        </w:r>
-      </w:hyperlink>
-    </w:p>
-    <w:p>
-      <w:pPr>
-        <w:pStyle w:val="ListBullet"/>
-        <w:spacing w:line="240" w:lineRule="auto"/>
-        <w:ind w:left="720"/>
-      </w:pPr>
-      <w:r>
-        <w:rPr>
-          <w:lang w:val="pt_PT" w:bidi="pt_PT"/>
-        </w:rPr>
-      </w:r>
-      <w:hyperlink r:id="rId146">
-        <w:r>
-          <w:rPr>
-            <w:lang w:val="pt_PT" w:bidi="pt_PT"/>
-          </w:rPr>
-          <w:rPr>
-            <w:color w:val="0000EE"/>
-            <w:u w:val="single"/>
-          </w:rPr>
-          <w:t>Marcos 1.1</w:t>
-        </w:r>
-      </w:hyperlink>
-    </w:p>
-    <w:p>
-      <w:pPr>
-        <w:pStyle w:val="ListBullet"/>
-        <w:spacing w:line="240" w:lineRule="auto"/>
-        <w:ind w:left="720"/>
-      </w:pPr>
-      <w:r>
-        <w:rPr>
-          <w:lang w:val="pt_PT" w:bidi="pt_PT"/>
-        </w:rPr>
-      </w:r>
-      <w:hyperlink r:id="rId147">
-        <w:r>
-          <w:rPr>
-            <w:lang w:val="pt_PT" w:bidi="pt_PT"/>
-          </w:rPr>
-          <w:rPr>
-            <w:color w:val="0000EE"/>
-            <w:u w:val="single"/>
-          </w:rPr>
-          <w:t>Marcos 7.6</w:t>
-        </w:r>
-      </w:hyperlink>
-    </w:p>
-    <w:p>
-      <w:pPr>
-        <w:pStyle w:val="ListBullet"/>
-        <w:spacing w:line="240" w:lineRule="auto"/>
-        <w:ind w:left="720"/>
-      </w:pPr>
-      <w:r>
-        <w:rPr>
-          <w:lang w:val="pt_PT" w:bidi="pt_PT"/>
-        </w:rPr>
-      </w:r>
-      <w:hyperlink r:id="rId148">
-        <w:r>
-          <w:rPr>
-            <w:lang w:val="pt_PT" w:bidi="pt_PT"/>
-          </w:rPr>
-          <w:rPr>
-            <w:color w:val="0000EE"/>
-            <w:u w:val="single"/>
-          </w:rPr>
-          <w:t>Mateus 3.3</w:t>
-        </w:r>
-      </w:hyperlink>
-    </w:p>
-    <w:p>
-      <w:pPr>
-        <w:pStyle w:val="ListBullet"/>
-        <w:spacing w:line="240" w:lineRule="auto"/>
-        <w:ind w:left="720"/>
-      </w:pPr>
-      <w:r>
-        <w:rPr>
-          <w:lang w:val="pt_PT" w:bidi="pt_PT"/>
-        </w:rPr>
-      </w:r>
-      <w:hyperlink r:id="rId149">
-        <w:r>
-          <w:rPr>
-            <w:lang w:val="pt_PT" w:bidi="pt_PT"/>
-          </w:rPr>
-          <w:rPr>
-            <w:color w:val="0000EE"/>
-            <w:u w:val="single"/>
-          </w:rPr>
-          <w:t>Mateus 4.14</w:t>
-        </w:r>
-      </w:hyperlink>
+      <w:r>
+        <w:rPr>
+          <w:lang w:val="pt_PT" w:bidi="pt_PT"/>
+        </w:rPr>
+        <w:t>2 Reis 20.1–3</w:t>
+      </w:r>
+    </w:p>
+    <w:p>
+      <w:pPr>
+        <w:pStyle w:val="ListBullet"/>
+        <w:spacing w:line="240" w:lineRule="auto"/>
+        <w:ind w:left="720"/>
+      </w:pPr>
+      <w:r>
+        <w:rPr>
+          <w:lang w:val="pt_PT" w:bidi="pt_PT"/>
+        </w:rPr>
+      </w:r>
+      <w:r>
+        <w:rPr>
+          <w:lang w:val="pt_PT" w:bidi="pt_PT"/>
+        </w:rPr>
+        <w:t>Atos 28.26</w:t>
+      </w:r>
+    </w:p>
+    <w:p>
+      <w:pPr>
+        <w:pStyle w:val="ListBullet"/>
+        <w:spacing w:line="240" w:lineRule="auto"/>
+        <w:ind w:left="720"/>
+      </w:pPr>
+      <w:r>
+        <w:rPr>
+          <w:lang w:val="pt_PT" w:bidi="pt_PT"/>
+        </w:rPr>
+      </w:r>
+      <w:r>
+        <w:rPr>
+          <w:lang w:val="pt_PT" w:bidi="pt_PT"/>
+        </w:rPr>
+        <w:t>Isaías 1.1</w:t>
+      </w:r>
+    </w:p>
+    <w:p>
+      <w:pPr>
+        <w:pStyle w:val="ListBullet"/>
+        <w:spacing w:line="240" w:lineRule="auto"/>
+        <w:ind w:left="720"/>
+      </w:pPr>
+      <w:r>
+        <w:rPr>
+          <w:lang w:val="pt_PT" w:bidi="pt_PT"/>
+        </w:rPr>
+      </w:r>
+      <w:r>
+        <w:rPr>
+          <w:lang w:val="pt_PT" w:bidi="pt_PT"/>
+        </w:rPr>
+        <w:t>Lucas 3.4</w:t>
+      </w:r>
+    </w:p>
+    <w:p>
+      <w:pPr>
+        <w:pStyle w:val="ListBullet"/>
+        <w:spacing w:line="240" w:lineRule="auto"/>
+        <w:ind w:left="720"/>
+      </w:pPr>
+      <w:r>
+        <w:rPr>
+          <w:lang w:val="pt_PT" w:bidi="pt_PT"/>
+        </w:rPr>
+      </w:r>
+      <w:r>
+        <w:rPr>
+          <w:lang w:val="pt_PT" w:bidi="pt_PT"/>
+        </w:rPr>
+        <w:t>Marcos 1.1</w:t>
+      </w:r>
+    </w:p>
+    <w:p>
+      <w:pPr>
+        <w:pStyle w:val="ListBullet"/>
+        <w:spacing w:line="240" w:lineRule="auto"/>
+        <w:ind w:left="720"/>
+      </w:pPr>
+      <w:r>
+        <w:rPr>
+          <w:lang w:val="pt_PT" w:bidi="pt_PT"/>
+        </w:rPr>
+      </w:r>
+      <w:r>
+        <w:rPr>
+          <w:lang w:val="pt_PT" w:bidi="pt_PT"/>
+        </w:rPr>
+        <w:t>Marcos 7.6</w:t>
+      </w:r>
+    </w:p>
+    <w:p>
+      <w:pPr>
+        <w:pStyle w:val="ListBullet"/>
+        <w:spacing w:line="240" w:lineRule="auto"/>
+        <w:ind w:left="720"/>
+      </w:pPr>
+      <w:r>
+        <w:rPr>
+          <w:lang w:val="pt_PT" w:bidi="pt_PT"/>
+        </w:rPr>
+      </w:r>
+      <w:r>
+        <w:rPr>
+          <w:lang w:val="pt_PT" w:bidi="pt_PT"/>
+        </w:rPr>
+        <w:t>Mateus 3.3</w:t>
+      </w:r>
+    </w:p>
+    <w:p>
+      <w:pPr>
+        <w:pStyle w:val="ListBullet"/>
+        <w:spacing w:line="240" w:lineRule="auto"/>
+        <w:ind w:left="720"/>
+      </w:pPr>
+      <w:r>
+        <w:rPr>
+          <w:lang w:val="pt_PT" w:bidi="pt_PT"/>
+        </w:rPr>
+      </w:r>
+      <w:r>
+        <w:rPr>
+          <w:lang w:val="pt_PT" w:bidi="pt_PT"/>
+        </w:rPr>
+        <w:t>Mateus 4.14</w:t>
+      </w:r>
     </w:p>
     <w:p>
       <w:pPr>
@@ -10229,210 +9407,156 @@
           <w:lang w:val="pt_PT" w:bidi="pt_PT"/>
         </w:rPr>
       </w:r>
-      <w:hyperlink r:id="rId150">
-        <w:r>
-          <w:rPr>
-            <w:lang w:val="pt_PT" w:bidi="pt_PT"/>
-          </w:rPr>
-          <w:rPr>
-            <w:color w:val="0000EE"/>
-            <w:u w:val="single"/>
-          </w:rPr>
-          <w:t>Gálatas 4.28–29</w:t>
-        </w:r>
-      </w:hyperlink>
-    </w:p>
-    <w:p>
-      <w:pPr>
-        <w:pStyle w:val="ListBullet"/>
-        <w:spacing w:line="240" w:lineRule="auto"/>
-        <w:ind w:left="720"/>
-      </w:pPr>
-      <w:r>
-        <w:rPr>
-          <w:lang w:val="pt_PT" w:bidi="pt_PT"/>
-        </w:rPr>
-      </w:r>
-      <w:hyperlink r:id="rId151">
-        <w:r>
-          <w:rPr>
-            <w:lang w:val="pt_PT" w:bidi="pt_PT"/>
-          </w:rPr>
-          <w:rPr>
-            <w:color w:val="0000EE"/>
-            <w:u w:val="single"/>
-          </w:rPr>
-          <w:t>Gênesis 25.9–11</w:t>
-        </w:r>
-      </w:hyperlink>
-    </w:p>
-    <w:p>
-      <w:pPr>
-        <w:pStyle w:val="ListBullet"/>
-        <w:spacing w:line="240" w:lineRule="auto"/>
-        <w:ind w:left="720"/>
-      </w:pPr>
-      <w:r>
-        <w:rPr>
-          <w:lang w:val="pt_PT" w:bidi="pt_PT"/>
-        </w:rPr>
-      </w:r>
-      <w:hyperlink r:id="rId152">
-        <w:r>
-          <w:rPr>
-            <w:lang w:val="pt_PT" w:bidi="pt_PT"/>
-          </w:rPr>
-          <w:rPr>
-            <w:color w:val="0000EE"/>
-            <w:u w:val="single"/>
-          </w:rPr>
-          <w:t>Gênesis 25.19</w:t>
-        </w:r>
-      </w:hyperlink>
-    </w:p>
-    <w:p>
-      <w:pPr>
-        <w:pStyle w:val="ListBullet"/>
-        <w:spacing w:line="240" w:lineRule="auto"/>
-        <w:ind w:left="720"/>
-      </w:pPr>
-      <w:r>
-        <w:rPr>
-          <w:lang w:val="pt_PT" w:bidi="pt_PT"/>
-        </w:rPr>
-      </w:r>
-      <w:hyperlink r:id="rId153">
-        <w:r>
-          <w:rPr>
-            <w:lang w:val="pt_PT" w:bidi="pt_PT"/>
-          </w:rPr>
-          <w:rPr>
-            <w:color w:val="0000EE"/>
-            <w:u w:val="single"/>
-          </w:rPr>
-          <w:t>Gênesis 26.1</w:t>
-        </w:r>
-      </w:hyperlink>
-    </w:p>
-    <w:p>
-      <w:pPr>
-        <w:pStyle w:val="ListBullet"/>
-        <w:spacing w:line="240" w:lineRule="auto"/>
-        <w:ind w:left="720"/>
-      </w:pPr>
-      <w:r>
-        <w:rPr>
-          <w:lang w:val="pt_PT" w:bidi="pt_PT"/>
-        </w:rPr>
-      </w:r>
-      <w:hyperlink r:id="rId154">
-        <w:r>
-          <w:rPr>
-            <w:lang w:val="pt_PT" w:bidi="pt_PT"/>
-          </w:rPr>
-          <w:rPr>
-            <w:color w:val="0000EE"/>
-            <w:u w:val="single"/>
-          </w:rPr>
-          <w:t>Gênesis 26.8</w:t>
-        </w:r>
-      </w:hyperlink>
-    </w:p>
-    <w:p>
-      <w:pPr>
-        <w:pStyle w:val="ListBullet"/>
-        <w:spacing w:line="240" w:lineRule="auto"/>
-        <w:ind w:left="720"/>
-      </w:pPr>
-      <w:r>
-        <w:rPr>
-          <w:lang w:val="pt_PT" w:bidi="pt_PT"/>
-        </w:rPr>
-      </w:r>
-      <w:hyperlink r:id="rId155">
-        <w:r>
-          <w:rPr>
-            <w:lang w:val="pt_PT" w:bidi="pt_PT"/>
-          </w:rPr>
-          <w:rPr>
-            <w:color w:val="0000EE"/>
-            <w:u w:val="single"/>
-          </w:rPr>
-          <w:t>Gênesis 28.1–2</w:t>
-        </w:r>
-      </w:hyperlink>
-    </w:p>
-    <w:p>
-      <w:pPr>
-        <w:pStyle w:val="ListBullet"/>
-        <w:spacing w:line="240" w:lineRule="auto"/>
-        <w:ind w:left="720"/>
-      </w:pPr>
-      <w:r>
-        <w:rPr>
-          <w:lang w:val="pt_PT" w:bidi="pt_PT"/>
-        </w:rPr>
-      </w:r>
-      <w:hyperlink r:id="rId156">
-        <w:r>
-          <w:rPr>
-            <w:lang w:val="pt_PT" w:bidi="pt_PT"/>
-          </w:rPr>
-          <w:rPr>
-            <w:color w:val="0000EE"/>
-            <w:u w:val="single"/>
-          </w:rPr>
-          <w:t>Gênesis 31.18</w:t>
-        </w:r>
-      </w:hyperlink>
-    </w:p>
-    <w:p>
-      <w:pPr>
-        <w:pStyle w:val="ListBullet"/>
-        <w:spacing w:line="240" w:lineRule="auto"/>
-        <w:ind w:left="720"/>
-      </w:pPr>
-      <w:r>
-        <w:rPr>
-          <w:lang w:val="pt_PT" w:bidi="pt_PT"/>
-        </w:rPr>
-      </w:r>
-      <w:hyperlink r:id="rId157">
-        <w:r>
-          <w:rPr>
-            <w:lang w:val="pt_PT" w:bidi="pt_PT"/>
-          </w:rPr>
-          <w:rPr>
-            <w:color w:val="0000EE"/>
-            <w:u w:val="single"/>
-          </w:rPr>
-          <w:t>Mateus 8.11–13</w:t>
-        </w:r>
-      </w:hyperlink>
-    </w:p>
-    <w:p>
-      <w:pPr>
-        <w:pStyle w:val="ListBullet"/>
-        <w:spacing w:line="240" w:lineRule="auto"/>
-        <w:ind w:left="720"/>
-      </w:pPr>
-      <w:r>
-        <w:rPr>
-          <w:lang w:val="pt_PT" w:bidi="pt_PT"/>
-        </w:rPr>
-      </w:r>
-      <w:hyperlink r:id="rId158">
-        <w:r>
-          <w:rPr>
-            <w:lang w:val="pt_PT" w:bidi="pt_PT"/>
-          </w:rPr>
-          <w:rPr>
-            <w:color w:val="0000EE"/>
-            <w:u w:val="single"/>
-          </w:rPr>
-          <w:t>Mateus 22.32</w:t>
-        </w:r>
-      </w:hyperlink>
+      <w:r>
+        <w:rPr>
+          <w:lang w:val="pt_PT" w:bidi="pt_PT"/>
+        </w:rPr>
+        <w:t>Gálatas 4.28–29</w:t>
+      </w:r>
+    </w:p>
+    <w:p>
+      <w:pPr>
+        <w:pStyle w:val="ListBullet"/>
+        <w:spacing w:line="240" w:lineRule="auto"/>
+        <w:ind w:left="720"/>
+      </w:pPr>
+      <w:r>
+        <w:rPr>
+          <w:lang w:val="pt_PT" w:bidi="pt_PT"/>
+        </w:rPr>
+      </w:r>
+      <w:r>
+        <w:rPr>
+          <w:lang w:val="pt_PT" w:bidi="pt_PT"/>
+        </w:rPr>
+        <w:t>Gênesis 25.9–11</w:t>
+      </w:r>
+    </w:p>
+    <w:p>
+      <w:pPr>
+        <w:pStyle w:val="ListBullet"/>
+        <w:spacing w:line="240" w:lineRule="auto"/>
+        <w:ind w:left="720"/>
+      </w:pPr>
+      <w:r>
+        <w:rPr>
+          <w:lang w:val="pt_PT" w:bidi="pt_PT"/>
+        </w:rPr>
+      </w:r>
+      <w:r>
+        <w:rPr>
+          <w:lang w:val="pt_PT" w:bidi="pt_PT"/>
+        </w:rPr>
+        <w:t>Gênesis 25.19</w:t>
+      </w:r>
+    </w:p>
+    <w:p>
+      <w:pPr>
+        <w:pStyle w:val="ListBullet"/>
+        <w:spacing w:line="240" w:lineRule="auto"/>
+        <w:ind w:left="720"/>
+      </w:pPr>
+      <w:r>
+        <w:rPr>
+          <w:lang w:val="pt_PT" w:bidi="pt_PT"/>
+        </w:rPr>
+      </w:r>
+      <w:r>
+        <w:rPr>
+          <w:lang w:val="pt_PT" w:bidi="pt_PT"/>
+        </w:rPr>
+        <w:t>Gênesis 26.1</w:t>
+      </w:r>
+    </w:p>
+    <w:p>
+      <w:pPr>
+        <w:pStyle w:val="ListBullet"/>
+        <w:spacing w:line="240" w:lineRule="auto"/>
+        <w:ind w:left="720"/>
+      </w:pPr>
+      <w:r>
+        <w:rPr>
+          <w:lang w:val="pt_PT" w:bidi="pt_PT"/>
+        </w:rPr>
+      </w:r>
+      <w:r>
+        <w:rPr>
+          <w:lang w:val="pt_PT" w:bidi="pt_PT"/>
+        </w:rPr>
+        <w:t>Gênesis 26.8</w:t>
+      </w:r>
+    </w:p>
+    <w:p>
+      <w:pPr>
+        <w:pStyle w:val="ListBullet"/>
+        <w:spacing w:line="240" w:lineRule="auto"/>
+        <w:ind w:left="720"/>
+      </w:pPr>
+      <w:r>
+        <w:rPr>
+          <w:lang w:val="pt_PT" w:bidi="pt_PT"/>
+        </w:rPr>
+      </w:r>
+      <w:r>
+        <w:rPr>
+          <w:lang w:val="pt_PT" w:bidi="pt_PT"/>
+        </w:rPr>
+        <w:t>Gênesis 28.1–2</w:t>
+      </w:r>
+    </w:p>
+    <w:p>
+      <w:pPr>
+        <w:pStyle w:val="ListBullet"/>
+        <w:spacing w:line="240" w:lineRule="auto"/>
+        <w:ind w:left="720"/>
+      </w:pPr>
+      <w:r>
+        <w:rPr>
+          <w:lang w:val="pt_PT" w:bidi="pt_PT"/>
+        </w:rPr>
+      </w:r>
+      <w:r>
+        <w:rPr>
+          <w:lang w:val="pt_PT" w:bidi="pt_PT"/>
+        </w:rPr>
+        <w:t>Gênesis 31.18</w:t>
+      </w:r>
+    </w:p>
+    <w:p>
+      <w:pPr>
+        <w:pStyle w:val="ListBullet"/>
+        <w:spacing w:line="240" w:lineRule="auto"/>
+        <w:ind w:left="720"/>
+      </w:pPr>
+      <w:r>
+        <w:rPr>
+          <w:lang w:val="pt_PT" w:bidi="pt_PT"/>
+        </w:rPr>
+      </w:r>
+      <w:r>
+        <w:rPr>
+          <w:lang w:val="pt_PT" w:bidi="pt_PT"/>
+        </w:rPr>
+        <w:t>Mateus 8.11–13</w:t>
+      </w:r>
+    </w:p>
+    <w:p>
+      <w:pPr>
+        <w:pStyle w:val="ListBullet"/>
+        <w:spacing w:line="240" w:lineRule="auto"/>
+        <w:ind w:left="720"/>
+      </w:pPr>
+      <w:r>
+        <w:rPr>
+          <w:lang w:val="pt_PT" w:bidi="pt_PT"/>
+        </w:rPr>
+      </w:r>
+      <w:r>
+        <w:rPr>
+          <w:lang w:val="pt_PT" w:bidi="pt_PT"/>
+        </w:rPr>
+        <w:t>Mateus 22.32</w:t>
+      </w:r>
     </w:p>
     <w:p>
       <w:pPr>
@@ -11072,138 +10196,102 @@
           <w:lang w:val="pt_PT" w:bidi="pt_PT"/>
         </w:rPr>
       </w:r>
-      <w:hyperlink r:id="rId159">
-        <w:r>
-          <w:rPr>
-            <w:lang w:val="pt_PT" w:bidi="pt_PT"/>
-          </w:rPr>
-          <w:rPr>
-            <w:color w:val="0000EE"/>
-            <w:u w:val="single"/>
-          </w:rPr>
-          <w:t>1 Crônicas 1.28–31</w:t>
-        </w:r>
-      </w:hyperlink>
-    </w:p>
-    <w:p>
-      <w:pPr>
-        <w:pStyle w:val="ListBullet"/>
-        <w:spacing w:line="240" w:lineRule="auto"/>
-        <w:ind w:left="720"/>
-      </w:pPr>
-      <w:r>
-        <w:rPr>
-          <w:lang w:val="pt_PT" w:bidi="pt_PT"/>
-        </w:rPr>
-      </w:r>
-      <w:hyperlink r:id="rId160">
-        <w:r>
-          <w:rPr>
-            <w:lang w:val="pt_PT" w:bidi="pt_PT"/>
-          </w:rPr>
-          <w:rPr>
-            <w:color w:val="0000EE"/>
-            <w:u w:val="single"/>
-          </w:rPr>
-          <w:t>2 Crônicas 23.1</w:t>
-        </w:r>
-      </w:hyperlink>
-    </w:p>
-    <w:p>
-      <w:pPr>
-        <w:pStyle w:val="ListBullet"/>
-        <w:spacing w:line="240" w:lineRule="auto"/>
-        <w:ind w:left="720"/>
-      </w:pPr>
-      <w:r>
-        <w:rPr>
-          <w:lang w:val="pt_PT" w:bidi="pt_PT"/>
-        </w:rPr>
-      </w:r>
-      <w:hyperlink r:id="rId161">
-        <w:r>
-          <w:rPr>
-            <w:lang w:val="pt_PT" w:bidi="pt_PT"/>
-          </w:rPr>
-          <w:rPr>
-            <w:color w:val="0000EE"/>
-            <w:u w:val="single"/>
-          </w:rPr>
-          <w:t>Gênesis 16.12</w:t>
-        </w:r>
-      </w:hyperlink>
-    </w:p>
-    <w:p>
-      <w:pPr>
-        <w:pStyle w:val="ListBullet"/>
-        <w:spacing w:line="240" w:lineRule="auto"/>
-        <w:ind w:left="720"/>
-      </w:pPr>
-      <w:r>
-        <w:rPr>
-          <w:lang w:val="pt_PT" w:bidi="pt_PT"/>
-        </w:rPr>
-      </w:r>
-      <w:hyperlink r:id="rId151">
-        <w:r>
-          <w:rPr>
-            <w:lang w:val="pt_PT" w:bidi="pt_PT"/>
-          </w:rPr>
-          <w:rPr>
-            <w:color w:val="0000EE"/>
-            <w:u w:val="single"/>
-          </w:rPr>
-          <w:t>Gênesis 25.9–11</w:t>
-        </w:r>
-      </w:hyperlink>
-    </w:p>
-    <w:p>
-      <w:pPr>
-        <w:pStyle w:val="ListBullet"/>
-        <w:spacing w:line="240" w:lineRule="auto"/>
-        <w:ind w:left="720"/>
-      </w:pPr>
-      <w:r>
-        <w:rPr>
-          <w:lang w:val="pt_PT" w:bidi="pt_PT"/>
-        </w:rPr>
-      </w:r>
-      <w:hyperlink r:id="rId162">
-        <w:r>
-          <w:rPr>
-            <w:lang w:val="pt_PT" w:bidi="pt_PT"/>
-          </w:rPr>
-          <w:rPr>
-            <w:color w:val="0000EE"/>
-            <w:u w:val="single"/>
-          </w:rPr>
-          <w:t>Gênesis 25.16</w:t>
-        </w:r>
-      </w:hyperlink>
-    </w:p>
-    <w:p>
-      <w:pPr>
-        <w:pStyle w:val="ListBullet"/>
-        <w:spacing w:line="240" w:lineRule="auto"/>
-        <w:ind w:left="720"/>
-      </w:pPr>
-      <w:r>
-        <w:rPr>
-          <w:lang w:val="pt_PT" w:bidi="pt_PT"/>
-        </w:rPr>
-      </w:r>
-      <w:hyperlink r:id="rId163">
-        <w:r>
-          <w:rPr>
-            <w:lang w:val="pt_PT" w:bidi="pt_PT"/>
-          </w:rPr>
-          <w:rPr>
-            <w:color w:val="0000EE"/>
-            <w:u w:val="single"/>
-          </w:rPr>
-          <w:t>Gênesis 37.25–26</w:t>
-        </w:r>
-      </w:hyperlink>
+      <w:r>
+        <w:rPr>
+          <w:lang w:val="pt_PT" w:bidi="pt_PT"/>
+        </w:rPr>
+        <w:t>1 Crônicas 1.28–31</w:t>
+      </w:r>
+    </w:p>
+    <w:p>
+      <w:pPr>
+        <w:pStyle w:val="ListBullet"/>
+        <w:spacing w:line="240" w:lineRule="auto"/>
+        <w:ind w:left="720"/>
+      </w:pPr>
+      <w:r>
+        <w:rPr>
+          <w:lang w:val="pt_PT" w:bidi="pt_PT"/>
+        </w:rPr>
+      </w:r>
+      <w:r>
+        <w:rPr>
+          <w:lang w:val="pt_PT" w:bidi="pt_PT"/>
+        </w:rPr>
+        <w:t>2 Crônicas 23.1</w:t>
+      </w:r>
+    </w:p>
+    <w:p>
+      <w:pPr>
+        <w:pStyle w:val="ListBullet"/>
+        <w:spacing w:line="240" w:lineRule="auto"/>
+        <w:ind w:left="720"/>
+      </w:pPr>
+      <w:r>
+        <w:rPr>
+          <w:lang w:val="pt_PT" w:bidi="pt_PT"/>
+        </w:rPr>
+      </w:r>
+      <w:r>
+        <w:rPr>
+          <w:lang w:val="pt_PT" w:bidi="pt_PT"/>
+        </w:rPr>
+        <w:t>Gênesis 16.12</w:t>
+      </w:r>
+    </w:p>
+    <w:p>
+      <w:pPr>
+        <w:pStyle w:val="ListBullet"/>
+        <w:spacing w:line="240" w:lineRule="auto"/>
+        <w:ind w:left="720"/>
+      </w:pPr>
+      <w:r>
+        <w:rPr>
+          <w:lang w:val="pt_PT" w:bidi="pt_PT"/>
+        </w:rPr>
+      </w:r>
+      <w:r>
+        <w:rPr>
+          <w:lang w:val="pt_PT" w:bidi="pt_PT"/>
+        </w:rPr>
+        <w:t>Gênesis 25.9–11</w:t>
+      </w:r>
+    </w:p>
+    <w:p>
+      <w:pPr>
+        <w:pStyle w:val="ListBullet"/>
+        <w:spacing w:line="240" w:lineRule="auto"/>
+        <w:ind w:left="720"/>
+      </w:pPr>
+      <w:r>
+        <w:rPr>
+          <w:lang w:val="pt_PT" w:bidi="pt_PT"/>
+        </w:rPr>
+      </w:r>
+      <w:r>
+        <w:rPr>
+          <w:lang w:val="pt_PT" w:bidi="pt_PT"/>
+        </w:rPr>
+        <w:t>Gênesis 25.16</w:t>
+      </w:r>
+    </w:p>
+    <w:p>
+      <w:pPr>
+        <w:pStyle w:val="ListBullet"/>
+        <w:spacing w:line="240" w:lineRule="auto"/>
+        <w:ind w:left="720"/>
+      </w:pPr>
+      <w:r>
+        <w:rPr>
+          <w:lang w:val="pt_PT" w:bidi="pt_PT"/>
+        </w:rPr>
+      </w:r>
+      <w:r>
+        <w:rPr>
+          <w:lang w:val="pt_PT" w:bidi="pt_PT"/>
+        </w:rPr>
+        <w:t>Gênesis 37.25–26</w:t>
+      </w:r>
     </w:p>
     <w:p>
       <w:pPr>
@@ -11584,258 +10672,192 @@
           <w:lang w:val="pt_PT" w:bidi="pt_PT"/>
         </w:rPr>
       </w:r>
-      <w:hyperlink r:id="rId164">
-        <w:r>
-          <w:rPr>
-            <w:lang w:val="pt_PT" w:bidi="pt_PT"/>
-          </w:rPr>
-          <w:rPr>
-            <w:color w:val="0000EE"/>
-            <w:u w:val="single"/>
-          </w:rPr>
-          <w:t>1 Crônicas 10.1</w:t>
-        </w:r>
-      </w:hyperlink>
-    </w:p>
-    <w:p>
-      <w:pPr>
-        <w:pStyle w:val="ListBullet"/>
-        <w:spacing w:line="240" w:lineRule="auto"/>
-        <w:ind w:left="720"/>
-      </w:pPr>
-      <w:r>
-        <w:rPr>
-          <w:lang w:val="pt_PT" w:bidi="pt_PT"/>
-        </w:rPr>
-      </w:r>
-      <w:hyperlink r:id="rId165">
-        <w:r>
-          <w:rPr>
-            <w:lang w:val="pt_PT" w:bidi="pt_PT"/>
-          </w:rPr>
-          <w:rPr>
-            <w:color w:val="0000EE"/>
-            <w:u w:val="single"/>
-          </w:rPr>
-          <w:t>1 Reis 8.2</w:t>
-        </w:r>
-      </w:hyperlink>
-    </w:p>
-    <w:p>
-      <w:pPr>
-        <w:pStyle w:val="ListBullet"/>
-        <w:spacing w:line="240" w:lineRule="auto"/>
-        <w:ind w:left="720"/>
-      </w:pPr>
-      <w:r>
-        <w:rPr>
-          <w:lang w:val="pt_PT" w:bidi="pt_PT"/>
-        </w:rPr>
-      </w:r>
-      <w:hyperlink r:id="rId166">
-        <w:r>
-          <w:rPr>
-            <w:lang w:val="pt_PT" w:bidi="pt_PT"/>
-          </w:rPr>
-          <w:rPr>
-            <w:color w:val="0000EE"/>
-            <w:u w:val="single"/>
-          </w:rPr>
-          <w:t>Atos 2.36</w:t>
-        </w:r>
-      </w:hyperlink>
-    </w:p>
-    <w:p>
-      <w:pPr>
-        <w:pStyle w:val="ListBullet"/>
-        <w:spacing w:line="240" w:lineRule="auto"/>
-        <w:ind w:left="720"/>
-      </w:pPr>
-      <w:r>
-        <w:rPr>
-          <w:lang w:val="pt_PT" w:bidi="pt_PT"/>
-        </w:rPr>
-      </w:r>
-      <w:hyperlink r:id="rId167">
-        <w:r>
-          <w:rPr>
-            <w:lang w:val="pt_PT" w:bidi="pt_PT"/>
-          </w:rPr>
-          <w:rPr>
-            <w:color w:val="0000EE"/>
-            <w:u w:val="single"/>
-          </w:rPr>
-          <w:t>Atos 7.24</w:t>
-        </w:r>
-      </w:hyperlink>
-    </w:p>
-    <w:p>
-      <w:pPr>
-        <w:pStyle w:val="ListBullet"/>
-        <w:spacing w:line="240" w:lineRule="auto"/>
-        <w:ind w:left="720"/>
-      </w:pPr>
-      <w:r>
-        <w:rPr>
-          <w:lang w:val="pt_PT" w:bidi="pt_PT"/>
-        </w:rPr>
-      </w:r>
-      <w:hyperlink r:id="rId168">
-        <w:r>
-          <w:rPr>
-            <w:lang w:val="pt_PT" w:bidi="pt_PT"/>
-          </w:rPr>
-          <w:rPr>
-            <w:color w:val="0000EE"/>
-            <w:u w:val="single"/>
-          </w:rPr>
-          <w:t>Atos 13.23</w:t>
-        </w:r>
-      </w:hyperlink>
-    </w:p>
-    <w:p>
-      <w:pPr>
-        <w:pStyle w:val="ListBullet"/>
-        <w:spacing w:line="240" w:lineRule="auto"/>
-        <w:ind w:left="720"/>
-      </w:pPr>
-      <w:r>
-        <w:rPr>
-          <w:lang w:val="pt_PT" w:bidi="pt_PT"/>
-        </w:rPr>
-      </w:r>
-      <w:hyperlink r:id="rId169">
-        <w:r>
-          <w:rPr>
-            <w:lang w:val="pt_PT" w:bidi="pt_PT"/>
-          </w:rPr>
-          <w:rPr>
-            <w:color w:val="0000EE"/>
-            <w:u w:val="single"/>
-          </w:rPr>
-          <w:t>João 1.49–51</w:t>
-        </w:r>
-      </w:hyperlink>
-    </w:p>
-    <w:p>
-      <w:pPr>
-        <w:pStyle w:val="ListBullet"/>
-        <w:spacing w:line="240" w:lineRule="auto"/>
-        <w:ind w:left="720"/>
-      </w:pPr>
-      <w:r>
-        <w:rPr>
-          <w:lang w:val="pt_PT" w:bidi="pt_PT"/>
-        </w:rPr>
-      </w:r>
-      <w:hyperlink r:id="rId170">
-        <w:r>
-          <w:rPr>
-            <w:lang w:val="pt_PT" w:bidi="pt_PT"/>
-          </w:rPr>
-          <w:rPr>
-            <w:color w:val="0000EE"/>
-            <w:u w:val="single"/>
-          </w:rPr>
-          <w:t>Lucas 24.21</w:t>
-        </w:r>
-      </w:hyperlink>
-    </w:p>
-    <w:p>
-      <w:pPr>
-        <w:pStyle w:val="ListBullet"/>
-        <w:spacing w:line="240" w:lineRule="auto"/>
-        <w:ind w:left="720"/>
-      </w:pPr>
-      <w:r>
-        <w:rPr>
-          <w:lang w:val="pt_PT" w:bidi="pt_PT"/>
-        </w:rPr>
-      </w:r>
-      <w:hyperlink r:id="rId171">
-        <w:r>
-          <w:rPr>
-            <w:lang w:val="pt_PT" w:bidi="pt_PT"/>
-          </w:rPr>
-          <w:rPr>
-            <w:color w:val="0000EE"/>
-            <w:u w:val="single"/>
-          </w:rPr>
-          <w:t>Marcos 12.29</w:t>
-        </w:r>
-      </w:hyperlink>
-    </w:p>
-    <w:p>
-      <w:pPr>
-        <w:pStyle w:val="ListBullet"/>
-        <w:spacing w:line="240" w:lineRule="auto"/>
-        <w:ind w:left="720"/>
-      </w:pPr>
-      <w:r>
-        <w:rPr>
-          <w:lang w:val="pt_PT" w:bidi="pt_PT"/>
-        </w:rPr>
-      </w:r>
-      <w:hyperlink r:id="rId172">
-        <w:r>
-          <w:rPr>
-            <w:lang w:val="pt_PT" w:bidi="pt_PT"/>
-          </w:rPr>
-          <w:rPr>
-            <w:color w:val="0000EE"/>
-            <w:u w:val="single"/>
-          </w:rPr>
-          <w:t>Mateus 2.6</w:t>
-        </w:r>
-      </w:hyperlink>
-    </w:p>
-    <w:p>
-      <w:pPr>
-        <w:pStyle w:val="ListBullet"/>
-        <w:spacing w:line="240" w:lineRule="auto"/>
-        <w:ind w:left="720"/>
-      </w:pPr>
-      <w:r>
-        <w:rPr>
-          <w:lang w:val="pt_PT" w:bidi="pt_PT"/>
-        </w:rPr>
-      </w:r>
-      <w:hyperlink r:id="rId173">
-        <w:r>
-          <w:rPr>
-            <w:lang w:val="pt_PT" w:bidi="pt_PT"/>
-          </w:rPr>
-          <w:rPr>
-            <w:color w:val="0000EE"/>
-            <w:u w:val="single"/>
-          </w:rPr>
-          <w:t>Mateus 27.9</w:t>
-        </w:r>
-      </w:hyperlink>
-    </w:p>
-    <w:p>
-      <w:pPr>
-        <w:pStyle w:val="ListBullet"/>
-        <w:spacing w:line="240" w:lineRule="auto"/>
-        <w:ind w:left="720"/>
-      </w:pPr>
-      <w:r>
-        <w:rPr>
-          <w:lang w:val="pt_PT" w:bidi="pt_PT"/>
-        </w:rPr>
-      </w:r>
-      <w:hyperlink r:id="rId174">
-        <w:r>
-          <w:rPr>
-            <w:lang w:val="pt_PT" w:bidi="pt_PT"/>
-          </w:rPr>
-          <w:rPr>
-            <w:color w:val="0000EE"/>
-            <w:u w:val="single"/>
-          </w:rPr>
-          <w:t>Filipenses 3.4–5</w:t>
-        </w:r>
-      </w:hyperlink>
+      <w:r>
+        <w:rPr>
+          <w:lang w:val="pt_PT" w:bidi="pt_PT"/>
+        </w:rPr>
+        <w:t>1 Crônicas 10.1</w:t>
+      </w:r>
+    </w:p>
+    <w:p>
+      <w:pPr>
+        <w:pStyle w:val="ListBullet"/>
+        <w:spacing w:line="240" w:lineRule="auto"/>
+        <w:ind w:left="720"/>
+      </w:pPr>
+      <w:r>
+        <w:rPr>
+          <w:lang w:val="pt_PT" w:bidi="pt_PT"/>
+        </w:rPr>
+      </w:r>
+      <w:r>
+        <w:rPr>
+          <w:lang w:val="pt_PT" w:bidi="pt_PT"/>
+        </w:rPr>
+        <w:t>1 Reis 8.2</w:t>
+      </w:r>
+    </w:p>
+    <w:p>
+      <w:pPr>
+        <w:pStyle w:val="ListBullet"/>
+        <w:spacing w:line="240" w:lineRule="auto"/>
+        <w:ind w:left="720"/>
+      </w:pPr>
+      <w:r>
+        <w:rPr>
+          <w:lang w:val="pt_PT" w:bidi="pt_PT"/>
+        </w:rPr>
+      </w:r>
+      <w:r>
+        <w:rPr>
+          <w:lang w:val="pt_PT" w:bidi="pt_PT"/>
+        </w:rPr>
+        <w:t>Atos 2.36</w:t>
+      </w:r>
+    </w:p>
+    <w:p>
+      <w:pPr>
+        <w:pStyle w:val="ListBullet"/>
+        <w:spacing w:line="240" w:lineRule="auto"/>
+        <w:ind w:left="720"/>
+      </w:pPr>
+      <w:r>
+        <w:rPr>
+          <w:lang w:val="pt_PT" w:bidi="pt_PT"/>
+        </w:rPr>
+      </w:r>
+      <w:r>
+        <w:rPr>
+          <w:lang w:val="pt_PT" w:bidi="pt_PT"/>
+        </w:rPr>
+        <w:t>Atos 7.24</w:t>
+      </w:r>
+    </w:p>
+    <w:p>
+      <w:pPr>
+        <w:pStyle w:val="ListBullet"/>
+        <w:spacing w:line="240" w:lineRule="auto"/>
+        <w:ind w:left="720"/>
+      </w:pPr>
+      <w:r>
+        <w:rPr>
+          <w:lang w:val="pt_PT" w:bidi="pt_PT"/>
+        </w:rPr>
+      </w:r>
+      <w:r>
+        <w:rPr>
+          <w:lang w:val="pt_PT" w:bidi="pt_PT"/>
+        </w:rPr>
+        <w:t>Atos 13.23</w:t>
+      </w:r>
+    </w:p>
+    <w:p>
+      <w:pPr>
+        <w:pStyle w:val="ListBullet"/>
+        <w:spacing w:line="240" w:lineRule="auto"/>
+        <w:ind w:left="720"/>
+      </w:pPr>
+      <w:r>
+        <w:rPr>
+          <w:lang w:val="pt_PT" w:bidi="pt_PT"/>
+        </w:rPr>
+      </w:r>
+      <w:r>
+        <w:rPr>
+          <w:lang w:val="pt_PT" w:bidi="pt_PT"/>
+        </w:rPr>
+        <w:t>João 1.49–51</w:t>
+      </w:r>
+    </w:p>
+    <w:p>
+      <w:pPr>
+        <w:pStyle w:val="ListBullet"/>
+        <w:spacing w:line="240" w:lineRule="auto"/>
+        <w:ind w:left="720"/>
+      </w:pPr>
+      <w:r>
+        <w:rPr>
+          <w:lang w:val="pt_PT" w:bidi="pt_PT"/>
+        </w:rPr>
+      </w:r>
+      <w:r>
+        <w:rPr>
+          <w:lang w:val="pt_PT" w:bidi="pt_PT"/>
+        </w:rPr>
+        <w:t>Lucas 24.21</w:t>
+      </w:r>
+    </w:p>
+    <w:p>
+      <w:pPr>
+        <w:pStyle w:val="ListBullet"/>
+        <w:spacing w:line="240" w:lineRule="auto"/>
+        <w:ind w:left="720"/>
+      </w:pPr>
+      <w:r>
+        <w:rPr>
+          <w:lang w:val="pt_PT" w:bidi="pt_PT"/>
+        </w:rPr>
+      </w:r>
+      <w:r>
+        <w:rPr>
+          <w:lang w:val="pt_PT" w:bidi="pt_PT"/>
+        </w:rPr>
+        <w:t>Marcos 12.29</w:t>
+      </w:r>
+    </w:p>
+    <w:p>
+      <w:pPr>
+        <w:pStyle w:val="ListBullet"/>
+        <w:spacing w:line="240" w:lineRule="auto"/>
+        <w:ind w:left="720"/>
+      </w:pPr>
+      <w:r>
+        <w:rPr>
+          <w:lang w:val="pt_PT" w:bidi="pt_PT"/>
+        </w:rPr>
+      </w:r>
+      <w:r>
+        <w:rPr>
+          <w:lang w:val="pt_PT" w:bidi="pt_PT"/>
+        </w:rPr>
+        <w:t>Mateus 2.6</w:t>
+      </w:r>
+    </w:p>
+    <w:p>
+      <w:pPr>
+        <w:pStyle w:val="ListBullet"/>
+        <w:spacing w:line="240" w:lineRule="auto"/>
+        <w:ind w:left="720"/>
+      </w:pPr>
+      <w:r>
+        <w:rPr>
+          <w:lang w:val="pt_PT" w:bidi="pt_PT"/>
+        </w:rPr>
+      </w:r>
+      <w:r>
+        <w:rPr>
+          <w:lang w:val="pt_PT" w:bidi="pt_PT"/>
+        </w:rPr>
+        <w:t>Mateus 27.9</w:t>
+      </w:r>
+    </w:p>
+    <w:p>
+      <w:pPr>
+        <w:pStyle w:val="ListBullet"/>
+        <w:spacing w:line="240" w:lineRule="auto"/>
+        <w:ind w:left="720"/>
+      </w:pPr>
+      <w:r>
+        <w:rPr>
+          <w:lang w:val="pt_PT" w:bidi="pt_PT"/>
+        </w:rPr>
+      </w:r>
+      <w:r>
+        <w:rPr>
+          <w:lang w:val="pt_PT" w:bidi="pt_PT"/>
+        </w:rPr>
+        <w:t>Filipenses 3.4–5</w:t>
+      </w:r>
     </w:p>
     <w:p>
       <w:pPr>
@@ -12431,90 +11453,66 @@
           <w:lang w:val="pt_PT" w:bidi="pt_PT"/>
         </w:rPr>
       </w:r>
-      <w:hyperlink r:id="rId175">
-        <w:r>
-          <w:rPr>
-            <w:lang w:val="pt_PT" w:bidi="pt_PT"/>
-          </w:rPr>
-          <w:rPr>
-            <w:color w:val="0000EE"/>
-            <w:u w:val="single"/>
-          </w:rPr>
-          <w:t>Gênesis 30.18</w:t>
-        </w:r>
-      </w:hyperlink>
-    </w:p>
-    <w:p>
-      <w:pPr>
-        <w:pStyle w:val="ListBullet"/>
-        <w:spacing w:line="240" w:lineRule="auto"/>
-        <w:ind w:left="720"/>
-      </w:pPr>
-      <w:r>
-        <w:rPr>
-          <w:lang w:val="pt_PT" w:bidi="pt_PT"/>
-        </w:rPr>
-      </w:r>
-      <w:hyperlink r:id="rId176">
-        <w:r>
-          <w:rPr>
-            <w:lang w:val="pt_PT" w:bidi="pt_PT"/>
-          </w:rPr>
-          <w:rPr>
-            <w:color w:val="0000EE"/>
-            <w:u w:val="single"/>
-          </w:rPr>
-          <w:t>Êxodo 1.1–5</w:t>
-        </w:r>
-      </w:hyperlink>
-    </w:p>
-    <w:p>
-      <w:pPr>
-        <w:pStyle w:val="ListBullet"/>
-        <w:spacing w:line="240" w:lineRule="auto"/>
-        <w:ind w:left="720"/>
-      </w:pPr>
-      <w:r>
-        <w:rPr>
-          <w:lang w:val="pt_PT" w:bidi="pt_PT"/>
-        </w:rPr>
-      </w:r>
-      <w:hyperlink r:id="rId177">
-        <w:r>
-          <w:rPr>
-            <w:lang w:val="pt_PT" w:bidi="pt_PT"/>
-          </w:rPr>
-          <w:rPr>
-            <w:color w:val="0000EE"/>
-            <w:u w:val="single"/>
-          </w:rPr>
-          <w:t>Ezequiel 48.23–26</w:t>
-        </w:r>
-      </w:hyperlink>
-    </w:p>
-    <w:p>
-      <w:pPr>
-        <w:pStyle w:val="ListBullet"/>
-        <w:spacing w:line="240" w:lineRule="auto"/>
-        <w:ind w:left="720"/>
-      </w:pPr>
-      <w:r>
-        <w:rPr>
-          <w:lang w:val="pt_PT" w:bidi="pt_PT"/>
-        </w:rPr>
-      </w:r>
-      <w:hyperlink r:id="rId178">
-        <w:r>
-          <w:rPr>
-            <w:lang w:val="pt_PT" w:bidi="pt_PT"/>
-          </w:rPr>
-          <w:rPr>
-            <w:color w:val="0000EE"/>
-            <w:u w:val="single"/>
-          </w:rPr>
-          <w:t>Josué 17.10</w:t>
-        </w:r>
-      </w:hyperlink>
+      <w:r>
+        <w:rPr>
+          <w:lang w:val="pt_PT" w:bidi="pt_PT"/>
+        </w:rPr>
+        <w:t>Gênesis 30.18</w:t>
+      </w:r>
+    </w:p>
+    <w:p>
+      <w:pPr>
+        <w:pStyle w:val="ListBullet"/>
+        <w:spacing w:line="240" w:lineRule="auto"/>
+        <w:ind w:left="720"/>
+      </w:pPr>
+      <w:r>
+        <w:rPr>
+          <w:lang w:val="pt_PT" w:bidi="pt_PT"/>
+        </w:rPr>
+      </w:r>
+      <w:r>
+        <w:rPr>
+          <w:lang w:val="pt_PT" w:bidi="pt_PT"/>
+        </w:rPr>
+        <w:t>Êxodo 1.1–5</w:t>
+      </w:r>
+    </w:p>
+    <w:p>
+      <w:pPr>
+        <w:pStyle w:val="ListBullet"/>
+        <w:spacing w:line="240" w:lineRule="auto"/>
+        <w:ind w:left="720"/>
+      </w:pPr>
+      <w:r>
+        <w:rPr>
+          <w:lang w:val="pt_PT" w:bidi="pt_PT"/>
+        </w:rPr>
+      </w:r>
+      <w:r>
+        <w:rPr>
+          <w:lang w:val="pt_PT" w:bidi="pt_PT"/>
+        </w:rPr>
+        <w:t>Ezequiel 48.23–26</w:t>
+      </w:r>
+    </w:p>
+    <w:p>
+      <w:pPr>
+        <w:pStyle w:val="ListBullet"/>
+        <w:spacing w:line="240" w:lineRule="auto"/>
+        <w:ind w:left="720"/>
+      </w:pPr>
+      <w:r>
+        <w:rPr>
+          <w:lang w:val="pt_PT" w:bidi="pt_PT"/>
+        </w:rPr>
+      </w:r>
+      <w:r>
+        <w:rPr>
+          <w:lang w:val="pt_PT" w:bidi="pt_PT"/>
+        </w:rPr>
+        <w:t>Josué 17.10</w:t>
+      </w:r>
     </w:p>
     <w:p>
       <w:pPr>

--- a/por/docx/010.content.docx
+++ b/por/docx/010.content.docx
@@ -3855,25 +3855,389 @@
         <w:rPr>
           <w:lang w:val="pt_PT" w:bidi="pt_PT"/>
         </w:rPr>
+        <w:t xml:space="preserve">, desobedecer, </w:t>
+      </w:r>
+      <w:r>
+        <w:rPr>
+          <w:lang w:val="pt_PT" w:bidi="pt_PT"/>
+        </w:rPr>
+        <w:t>adultério</w:t>
+      </w:r>
+      <w:r>
+        <w:rPr>
+          <w:lang w:val="pt_PT" w:bidi="pt_PT"/>
+        </w:rPr>
+        <w:t>)</w:t>
+      </w:r>
+    </w:p>
+    <w:p>
+      <w:pPr>
+        <w:pStyle w:val="Heading3"/>
+      </w:pPr>
+      <w:r>
+        <w:rPr>
+          <w:lang w:val="pt_PT" w:bidi="pt_PT"/>
+        </w:rPr>
+        <w:t>Referências Bíblicas:</w:t>
+      </w:r>
+    </w:p>
+    <w:p>
+      <w:pPr>
+        <w:pStyle w:val="ListBullet"/>
+        <w:spacing w:line="240" w:lineRule="auto"/>
+        <w:ind w:left="720"/>
+      </w:pPr>
+      <w:r>
+        <w:rPr>
+          <w:lang w:val="pt_PT" w:bidi="pt_PT"/>
+        </w:rPr>
+      </w:r>
+      <w:r>
+        <w:rPr>
+          <w:lang w:val="pt_PT" w:bidi="pt_PT"/>
+        </w:rPr>
+        <w:t>Ezequiel 43.6–8</w:t>
+      </w:r>
+    </w:p>
+    <w:p>
+      <w:pPr>
+        <w:pStyle w:val="ListBullet"/>
+        <w:spacing w:line="240" w:lineRule="auto"/>
+        <w:ind w:left="720"/>
+      </w:pPr>
+      <w:r>
+        <w:rPr>
+          <w:lang w:val="pt_PT" w:bidi="pt_PT"/>
+        </w:rPr>
+      </w:r>
+      <w:r>
+        <w:rPr>
+          <w:lang w:val="pt_PT" w:bidi="pt_PT"/>
+        </w:rPr>
+        <w:t>Esdras 9.1–2</w:t>
+      </w:r>
+    </w:p>
+    <w:p>
+      <w:pPr>
+        <w:pStyle w:val="ListBullet"/>
+        <w:spacing w:line="240" w:lineRule="auto"/>
+        <w:ind w:left="720"/>
+      </w:pPr>
+      <w:r>
+        <w:rPr>
+          <w:lang w:val="pt_PT" w:bidi="pt_PT"/>
+        </w:rPr>
+      </w:r>
+      <w:r>
+        <w:rPr>
+          <w:lang w:val="pt_PT" w:bidi="pt_PT"/>
+        </w:rPr>
+        <w:t>Jeremias 2.19</w:t>
+      </w:r>
+    </w:p>
+    <w:p>
+      <w:pPr>
+        <w:pStyle w:val="ListBullet"/>
+        <w:spacing w:line="240" w:lineRule="auto"/>
+        <w:ind w:left="720"/>
+      </w:pPr>
+      <w:r>
+        <w:rPr>
+          <w:lang w:val="pt_PT" w:bidi="pt_PT"/>
+        </w:rPr>
+      </w:r>
+      <w:r>
+        <w:rPr>
+          <w:lang w:val="pt_PT" w:bidi="pt_PT"/>
+        </w:rPr>
+        <w:t>Provérbios 2.22</w:t>
+      </w:r>
+    </w:p>
+    <w:p>
+      <w:pPr>
+        <w:pStyle w:val="ListBullet"/>
+        <w:spacing w:line="240" w:lineRule="auto"/>
+        <w:ind w:left="720"/>
+      </w:pPr>
+      <w:r>
+        <w:rPr>
+          <w:lang w:val="pt_PT" w:bidi="pt_PT"/>
+        </w:rPr>
+      </w:r>
+      <w:r>
+        <w:rPr>
+          <w:lang w:val="pt_PT" w:bidi="pt_PT"/>
+        </w:rPr>
+        <w:t>Apocalipse 21.7–8</w:t>
+      </w:r>
+    </w:p>
+    <w:p>
+      <w:pPr>
+        <w:pStyle w:val="Heading3"/>
+      </w:pPr>
+      <w:r>
+        <w:rPr>
+          <w:lang w:val="pt_PT" w:bidi="pt_PT"/>
+        </w:rPr>
+        <w:t>Dados da Palavra:</w:t>
+      </w:r>
+    </w:p>
+    <w:p>
+      <w:pPr>
+        <w:pStyle w:val="ListBullet"/>
+        <w:spacing w:line="240" w:lineRule="auto"/>
+        <w:ind w:left="720"/>
+      </w:pPr>
+      <w:r>
+        <w:rPr>
+          <w:lang w:val="pt_PT" w:bidi="pt_PT"/>
+        </w:rPr>
+      </w:r>
+      <w:r>
+        <w:rPr>
+          <w:lang w:val="pt_PT" w:bidi="pt_PT"/>
+        </w:rPr>
+        <w:t>Strong’s: G05710</w:t>
+      </w:r>
+      <w:r>
+        <w:rPr>
+          <w:lang w:val="pt_PT" w:bidi="pt_PT"/>
+        </w:rPr>
+      </w:r>
+      <w:r>
+        <w:rPr>
+          <w:lang w:val="pt_PT" w:bidi="pt_PT"/>
+        </w:rPr>
+      </w:r>
+    </w:p>
+    <w:p>
+      <w:pPr/>
+      <w:r>
+        <w:rPr>
+          <w:lang w:val="pt_PT" w:bidi="pt_PT"/>
+        </w:rPr>
+      </w:r>
+    </w:p>
+    <w:p>
+      <w:pPr>
+        <w:pStyle w:val="Heading2"/>
+      </w:pPr>
+      <w:r>
+        <w:rPr>
+          <w:lang w:val="pt_PT" w:bidi="pt_PT"/>
+        </w:rPr>
+        <w:t>Inferno</w:t>
+      </w:r>
+      <w:r>
+        <w:rPr>
+          <w:lang w:val="pt_PT" w:bidi="pt_PT"/>
+        </w:rPr>
+      </w:r>
+    </w:p>
+    <w:p>
+      <w:pPr>
+        <w:pStyle w:val="Heading3"/>
+      </w:pPr>
+      <w:r>
+        <w:rPr>
+          <w:lang w:val="pt_PT" w:bidi="pt_PT"/>
+        </w:rPr>
+        <w:t>Definição:</w:t>
+      </w:r>
+    </w:p>
+    <w:p>
+      <w:pPr/>
+      <w:r>
+        <w:rPr>
+          <w:lang w:val="pt_PT" w:bidi="pt_PT"/>
+        </w:rPr>
+      </w:r>
+      <w:r>
+        <w:rPr>
+          <w:lang w:val="pt_PT" w:bidi="pt_PT"/>
+        </w:rPr>
+        <w:t>O inferno é o lugar final de dor e sofrimento intermináveis onde Deus castigará todos que se rebelam contra ele e rejeitam seu plano de salvá-los através do sacrifício de Jesus. Também é referido como o “lago de fogo”.</w:t>
+      </w:r>
+    </w:p>
+    <w:p>
+      <w:pPr>
+        <w:pStyle w:val="ListBullet"/>
+        <w:spacing w:line="240" w:lineRule="auto"/>
+        <w:ind w:left="720"/>
+      </w:pPr>
+      <w:r>
+        <w:rPr>
+          <w:lang w:val="pt_PT" w:bidi="pt_PT"/>
+        </w:rPr>
+      </w:r>
+      <w:r>
+        <w:rPr>
+          <w:lang w:val="pt_PT" w:bidi="pt_PT"/>
+        </w:rPr>
+        <w:t>O inferno é descrito como um lugar de fogo e sofrimento severo.</w:t>
+      </w:r>
+    </w:p>
+    <w:p>
+      <w:pPr>
+        <w:pStyle w:val="ListBullet"/>
+        <w:spacing w:line="240" w:lineRule="auto"/>
+        <w:ind w:left="720"/>
+      </w:pPr>
+      <w:r>
+        <w:rPr>
+          <w:lang w:val="pt_PT" w:bidi="pt_PT"/>
+        </w:rPr>
+      </w:r>
+      <w:r>
+        <w:rPr>
+          <w:lang w:val="pt_PT" w:bidi="pt_PT"/>
+        </w:rPr>
+        <w:t>Satanás e os espíritos malignos que o seguem serão lançados no inferno para o castigo eterno.</w:t>
+      </w:r>
+    </w:p>
+    <w:p>
+      <w:pPr>
+        <w:pStyle w:val="ListBullet"/>
+        <w:spacing w:line="240" w:lineRule="auto"/>
+        <w:ind w:left="720"/>
+      </w:pPr>
+      <w:r>
+        <w:rPr>
+          <w:lang w:val="pt_PT" w:bidi="pt_PT"/>
+        </w:rPr>
+      </w:r>
+      <w:r>
+        <w:rPr>
+          <w:lang w:val="pt_PT" w:bidi="pt_PT"/>
+        </w:rPr>
+        <w:t>Pessoas que não acreditam no sacrifício de Jesus pelos seus pecados e não confiam nele para salvá-las, serão castigadas para sempre no inferno.</w:t>
+      </w:r>
+    </w:p>
+    <w:p>
+      <w:pPr>
+        <w:pStyle w:val="Heading3"/>
+      </w:pPr>
+      <w:r>
+        <w:rPr>
+          <w:lang w:val="pt_PT" w:bidi="pt_PT"/>
+        </w:rPr>
+        <w:t>Sugestões de Tradução:</w:t>
+      </w:r>
+    </w:p>
+    <w:p>
+      <w:pPr>
+        <w:pStyle w:val="ListBullet"/>
+        <w:spacing w:line="240" w:lineRule="auto"/>
+        <w:ind w:left="720"/>
+      </w:pPr>
+      <w:r>
+        <w:rPr>
+          <w:lang w:val="pt_PT" w:bidi="pt_PT"/>
+        </w:rPr>
+      </w:r>
+      <w:r>
+        <w:rPr>
+          <w:lang w:val="pt_PT" w:bidi="pt_PT"/>
+        </w:rPr>
+        <w:t>Esses termos provavelmente devem ser traduzidos de maneira diferente, já que ocorrem em contextos diferentes.</w:t>
+      </w:r>
+    </w:p>
+    <w:p>
+      <w:pPr>
+        <w:pStyle w:val="ListBullet"/>
+        <w:spacing w:line="240" w:lineRule="auto"/>
+        <w:ind w:left="720"/>
+      </w:pPr>
+      <w:r>
+        <w:rPr>
+          <w:lang w:val="pt_PT" w:bidi="pt_PT"/>
+        </w:rPr>
+      </w:r>
+      <w:r>
+        <w:rPr>
+          <w:lang w:val="pt_PT" w:bidi="pt_PT"/>
+        </w:rPr>
+        <w:t>Algumas línguas não podem usar “lago” na frase “lago de fogo” porque se refere à água.</w:t>
+      </w:r>
+    </w:p>
+    <w:p>
+      <w:pPr>
+        <w:pStyle w:val="ListBullet"/>
+        <w:spacing w:line="240" w:lineRule="auto"/>
+        <w:ind w:left="720"/>
+      </w:pPr>
+      <w:r>
+        <w:rPr>
+          <w:lang w:val="pt_PT" w:bidi="pt_PT"/>
+        </w:rPr>
+      </w:r>
+      <w:r>
+        <w:rPr>
+          <w:lang w:val="pt_PT" w:bidi="pt_PT"/>
+        </w:rPr>
+        <w:t>O termo “inferno” poderia ser traduzido como “lugar de sofrimento” ou “lugar final de escuridão e dor”.</w:t>
+      </w:r>
+    </w:p>
+    <w:p>
+      <w:pPr>
+        <w:pStyle w:val="ListBullet"/>
+        <w:spacing w:line="240" w:lineRule="auto"/>
+        <w:ind w:left="720"/>
+      </w:pPr>
+      <w:r>
+        <w:rPr>
+          <w:lang w:val="pt_PT" w:bidi="pt_PT"/>
+        </w:rPr>
+      </w:r>
+      <w:r>
+        <w:rPr>
+          <w:lang w:val="pt_PT" w:bidi="pt_PT"/>
+        </w:rPr>
+        <w:t>O termo “lago de fogo” também poderia ser traduzido como “mar de fogo” ou “grande fogo (de sofrimento)” ou “campo de fogo”.</w:t>
+      </w:r>
+    </w:p>
+    <w:p>
+      <w:pPr/>
+      <w:r>
+        <w:rPr>
+          <w:lang w:val="pt_PT" w:bidi="pt_PT"/>
+        </w:rPr>
+      </w:r>
+      <w:r>
+        <w:rPr>
+          <w:lang w:val="pt_PT" w:bidi="pt_PT"/>
+        </w:rPr>
+        <w:t xml:space="preserve">(Veja também: </w:t>
+      </w:r>
+      <w:r>
+        <w:rPr>
+          <w:lang w:val="pt_PT" w:bidi="pt_PT"/>
+        </w:rPr>
+        <w:t>céu</w:t>
+      </w:r>
+      <w:r>
+        <w:rPr>
+          <w:lang w:val="pt_PT" w:bidi="pt_PT"/>
+        </w:rPr>
+        <w:t xml:space="preserve">, morte, </w:t>
+      </w:r>
+      <w:r>
+        <w:rPr>
+          <w:lang w:val="pt_PT" w:bidi="pt_PT"/>
+        </w:rPr>
+        <w:t>Hades</w:t>
+      </w:r>
+      <w:r>
+        <w:rPr>
+          <w:lang w:val="pt_PT" w:bidi="pt_PT"/>
+        </w:rPr>
         <w:t xml:space="preserve">, </w:t>
       </w:r>
       <w:r>
         <w:rPr>
           <w:lang w:val="pt_PT" w:bidi="pt_PT"/>
         </w:rPr>
-        <w:t>desobedecer</w:t>
-      </w:r>
-      <w:r>
-        <w:rPr>
-          <w:lang w:val="pt_PT" w:bidi="pt_PT"/>
-        </w:rPr>
-        <w:t xml:space="preserve">, </w:t>
-      </w:r>
-      <w:r>
-        <w:rPr>
-          <w:lang w:val="pt_PT" w:bidi="pt_PT"/>
-        </w:rPr>
-        <w:t>adultério</w:t>
+        <w:t>abismo</w:t>
       </w:r>
       <w:r>
         <w:rPr>
@@ -3908,79 +4272,151 @@
         <w:rPr>
           <w:lang w:val="pt_PT" w:bidi="pt_PT"/>
         </w:rPr>
-        <w:t>Ezequiel 43.6–8</w:t>
-      </w:r>
-    </w:p>
-    <w:p>
-      <w:pPr>
-        <w:pStyle w:val="ListBullet"/>
-        <w:spacing w:line="240" w:lineRule="auto"/>
-        <w:ind w:left="720"/>
-      </w:pPr>
-      <w:r>
-        <w:rPr>
-          <w:lang w:val="pt_PT" w:bidi="pt_PT"/>
-        </w:rPr>
-      </w:r>
-      <w:r>
-        <w:rPr>
-          <w:lang w:val="pt_PT" w:bidi="pt_PT"/>
-        </w:rPr>
-        <w:t>Esdras 9.1–2</w:t>
-      </w:r>
-    </w:p>
-    <w:p>
-      <w:pPr>
-        <w:pStyle w:val="ListBullet"/>
-        <w:spacing w:line="240" w:lineRule="auto"/>
-        <w:ind w:left="720"/>
-      </w:pPr>
-      <w:r>
-        <w:rPr>
-          <w:lang w:val="pt_PT" w:bidi="pt_PT"/>
-        </w:rPr>
-      </w:r>
-      <w:r>
-        <w:rPr>
-          <w:lang w:val="pt_PT" w:bidi="pt_PT"/>
-        </w:rPr>
-        <w:t>Jeremias 2.19</w:t>
-      </w:r>
-    </w:p>
-    <w:p>
-      <w:pPr>
-        <w:pStyle w:val="ListBullet"/>
-        <w:spacing w:line="240" w:lineRule="auto"/>
-        <w:ind w:left="720"/>
-      </w:pPr>
-      <w:r>
-        <w:rPr>
-          <w:lang w:val="pt_PT" w:bidi="pt_PT"/>
-        </w:rPr>
-      </w:r>
-      <w:r>
-        <w:rPr>
-          <w:lang w:val="pt_PT" w:bidi="pt_PT"/>
-        </w:rPr>
-        <w:t>Provérbios 2.22</w:t>
-      </w:r>
-    </w:p>
-    <w:p>
-      <w:pPr>
-        <w:pStyle w:val="ListBullet"/>
-        <w:spacing w:line="240" w:lineRule="auto"/>
-        <w:ind w:left="720"/>
-      </w:pPr>
-      <w:r>
-        <w:rPr>
-          <w:lang w:val="pt_PT" w:bidi="pt_PT"/>
-        </w:rPr>
-      </w:r>
-      <w:r>
-        <w:rPr>
-          <w:lang w:val="pt_PT" w:bidi="pt_PT"/>
-        </w:rPr>
-        <w:t>Apocalipse 21.7–8</w:t>
+        <w:t>Tiago 3.6</w:t>
+      </w:r>
+    </w:p>
+    <w:p>
+      <w:pPr>
+        <w:pStyle w:val="ListBullet"/>
+        <w:spacing w:line="240" w:lineRule="auto"/>
+        <w:ind w:left="720"/>
+      </w:pPr>
+      <w:r>
+        <w:rPr>
+          <w:lang w:val="pt_PT" w:bidi="pt_PT"/>
+        </w:rPr>
+      </w:r>
+      <w:r>
+        <w:rPr>
+          <w:lang w:val="pt_PT" w:bidi="pt_PT"/>
+        </w:rPr>
+        <w:t>Lucas 12.5</w:t>
+      </w:r>
+    </w:p>
+    <w:p>
+      <w:pPr>
+        <w:pStyle w:val="ListBullet"/>
+        <w:spacing w:line="240" w:lineRule="auto"/>
+        <w:ind w:left="720"/>
+      </w:pPr>
+      <w:r>
+        <w:rPr>
+          <w:lang w:val="pt_PT" w:bidi="pt_PT"/>
+        </w:rPr>
+      </w:r>
+      <w:r>
+        <w:rPr>
+          <w:lang w:val="pt_PT" w:bidi="pt_PT"/>
+        </w:rPr>
+        <w:t>Marcos 9.42–44</w:t>
+      </w:r>
+    </w:p>
+    <w:p>
+      <w:pPr>
+        <w:pStyle w:val="ListBullet"/>
+        <w:spacing w:line="240" w:lineRule="auto"/>
+        <w:ind w:left="720"/>
+      </w:pPr>
+      <w:r>
+        <w:rPr>
+          <w:lang w:val="pt_PT" w:bidi="pt_PT"/>
+        </w:rPr>
+      </w:r>
+      <w:r>
+        <w:rPr>
+          <w:lang w:val="pt_PT" w:bidi="pt_PT"/>
+        </w:rPr>
+        <w:t>Mateus 5.21–22</w:t>
+      </w:r>
+    </w:p>
+    <w:p>
+      <w:pPr>
+        <w:pStyle w:val="ListBullet"/>
+        <w:spacing w:line="240" w:lineRule="auto"/>
+        <w:ind w:left="720"/>
+      </w:pPr>
+      <w:r>
+        <w:rPr>
+          <w:lang w:val="pt_PT" w:bidi="pt_PT"/>
+        </w:rPr>
+      </w:r>
+      <w:r>
+        <w:rPr>
+          <w:lang w:val="pt_PT" w:bidi="pt_PT"/>
+        </w:rPr>
+        <w:t>Mateus 5.29</w:t>
+      </w:r>
+    </w:p>
+    <w:p>
+      <w:pPr>
+        <w:pStyle w:val="ListBullet"/>
+        <w:spacing w:line="240" w:lineRule="auto"/>
+        <w:ind w:left="720"/>
+      </w:pPr>
+      <w:r>
+        <w:rPr>
+          <w:lang w:val="pt_PT" w:bidi="pt_PT"/>
+        </w:rPr>
+      </w:r>
+      <w:r>
+        <w:rPr>
+          <w:lang w:val="pt_PT" w:bidi="pt_PT"/>
+        </w:rPr>
+        <w:t>Mateus 10.28–31</w:t>
+      </w:r>
+    </w:p>
+    <w:p>
+      <w:pPr>
+        <w:pStyle w:val="ListBullet"/>
+        <w:spacing w:line="240" w:lineRule="auto"/>
+        <w:ind w:left="720"/>
+      </w:pPr>
+      <w:r>
+        <w:rPr>
+          <w:lang w:val="pt_PT" w:bidi="pt_PT"/>
+        </w:rPr>
+      </w:r>
+      <w:r>
+        <w:rPr>
+          <w:lang w:val="pt_PT" w:bidi="pt_PT"/>
+        </w:rPr>
+        <w:t>Mateus 23.33</w:t>
+      </w:r>
+    </w:p>
+    <w:p>
+      <w:pPr>
+        <w:pStyle w:val="ListBullet"/>
+        <w:spacing w:line="240" w:lineRule="auto"/>
+        <w:ind w:left="720"/>
+      </w:pPr>
+      <w:r>
+        <w:rPr>
+          <w:lang w:val="pt_PT" w:bidi="pt_PT"/>
+        </w:rPr>
+      </w:r>
+      <w:r>
+        <w:rPr>
+          <w:lang w:val="pt_PT" w:bidi="pt_PT"/>
+        </w:rPr>
+        <w:t>Mateus 25.41–43</w:t>
+      </w:r>
+    </w:p>
+    <w:p>
+      <w:pPr>
+        <w:pStyle w:val="ListBullet"/>
+        <w:spacing w:line="240" w:lineRule="auto"/>
+        <w:ind w:left="720"/>
+      </w:pPr>
+      <w:r>
+        <w:rPr>
+          <w:lang w:val="pt_PT" w:bidi="pt_PT"/>
+        </w:rPr>
+      </w:r>
+      <w:r>
+        <w:rPr>
+          <w:lang w:val="pt_PT" w:bidi="pt_PT"/>
+        </w:rPr>
+        <w:t>Apocalipse 20.15</w:t>
       </w:r>
     </w:p>
     <w:p>
@@ -3991,6 +4427,475 @@
         <w:rPr>
           <w:lang w:val="pt_PT" w:bidi="pt_PT"/>
         </w:rPr>
+        <w:t>Exemplos das histórias Bíblicas:</w:t>
+      </w:r>
+    </w:p>
+    <w:p>
+      <w:pPr>
+        <w:pStyle w:val="ListBullet"/>
+        <w:spacing w:line="240" w:lineRule="auto"/>
+        <w:ind w:left="720"/>
+      </w:pPr>
+      <w:r>
+        <w:rPr>
+          <w:lang w:val="pt_PT" w:bidi="pt_PT"/>
+        </w:rPr>
+      </w:r>
+      <w:r>
+        <w:rPr>
+          <w:b/>
+          <w:lang w:val="pt_PT" w:bidi="pt_PT"/>
+        </w:rPr>
+        <w:t>50:14</w:t>
+      </w:r>
+      <w:r>
+        <w:rPr>
+          <w:lang w:val="pt_PT" w:bidi="pt_PT"/>
+        </w:rPr>
+        <w:t xml:space="preserve"> Ele (Deus) os lançará no </w:t>
+      </w:r>
+      <w:r>
+        <w:rPr>
+          <w:b/>
+          <w:lang w:val="pt_PT" w:bidi="pt_PT"/>
+        </w:rPr>
+        <w:t>inferno</w:t>
+      </w:r>
+      <w:r>
+        <w:rPr>
+          <w:lang w:val="pt_PT" w:bidi="pt_PT"/>
+        </w:rPr>
+        <w:t>, onde lamentarão e rangerão os dentes em angústia para sempre. Um fogo que nunca se apaga os queimará continuamente, e os vermes nunca pararão de comê-los.</w:t>
+      </w:r>
+    </w:p>
+    <w:p>
+      <w:pPr>
+        <w:pStyle w:val="ListBullet"/>
+        <w:spacing w:line="240" w:lineRule="auto"/>
+        <w:ind w:left="720"/>
+      </w:pPr>
+      <w:r>
+        <w:rPr>
+          <w:lang w:val="pt_PT" w:bidi="pt_PT"/>
+        </w:rPr>
+      </w:r>
+      <w:r>
+        <w:rPr>
+          <w:b/>
+          <w:lang w:val="pt_PT" w:bidi="pt_PT"/>
+        </w:rPr>
+        <w:t>50:15</w:t>
+      </w:r>
+      <w:r>
+        <w:rPr>
+          <w:lang w:val="pt_PT" w:bidi="pt_PT"/>
+        </w:rPr>
+        <w:t xml:space="preserve"> Ele lançará Satanás no </w:t>
+      </w:r>
+      <w:r>
+        <w:rPr>
+          <w:b/>
+          <w:lang w:val="pt_PT" w:bidi="pt_PT"/>
+        </w:rPr>
+        <w:t>inferno</w:t>
+      </w:r>
+      <w:r>
+        <w:rPr>
+          <w:lang w:val="pt_PT" w:bidi="pt_PT"/>
+        </w:rPr>
+        <w:t xml:space="preserve"> onde ele queimará para sempre, junto com todos que escolheram segui-lo em vez de obedecer a Deus.</w:t>
+      </w:r>
+    </w:p>
+    <w:p>
+      <w:pPr>
+        <w:pStyle w:val="Heading3"/>
+      </w:pPr>
+      <w:r>
+        <w:rPr>
+          <w:lang w:val="pt_PT" w:bidi="pt_PT"/>
+        </w:rPr>
+        <w:t>Dados de Palavras:</w:t>
+      </w:r>
+    </w:p>
+    <w:p>
+      <w:pPr>
+        <w:pStyle w:val="ListBullet"/>
+        <w:spacing w:line="240" w:lineRule="auto"/>
+        <w:ind w:left="720"/>
+      </w:pPr>
+      <w:r>
+        <w:rPr>
+          <w:lang w:val="pt_PT" w:bidi="pt_PT"/>
+        </w:rPr>
+      </w:r>
+      <w:r>
+        <w:rPr>
+          <w:lang w:val="pt_PT" w:bidi="pt_PT"/>
+        </w:rPr>
+        <w:t>Strong’s: H7585, G00860, G04390, G04400, G10670, G30410, G44420, G44430, G44470, G44480, G50200, G53940, G54570</w:t>
+      </w:r>
+      <w:r>
+        <w:rPr>
+          <w:lang w:val="pt_PT" w:bidi="pt_PT"/>
+        </w:rPr>
+      </w:r>
+      <w:r>
+        <w:rPr>
+          <w:lang w:val="pt_PT" w:bidi="pt_PT"/>
+        </w:rPr>
+      </w:r>
+    </w:p>
+    <w:p>
+      <w:pPr/>
+      <w:r>
+        <w:rPr>
+          <w:lang w:val="pt_PT" w:bidi="pt_PT"/>
+        </w:rPr>
+      </w:r>
+    </w:p>
+    <w:p>
+      <w:pPr>
+        <w:pStyle w:val="Heading2"/>
+      </w:pPr>
+      <w:r>
+        <w:rPr>
+          <w:lang w:val="pt_PT" w:bidi="pt_PT"/>
+        </w:rPr>
+        <w:t>Iniquidade</w:t>
+      </w:r>
+      <w:r>
+        <w:rPr>
+          <w:lang w:val="pt_PT" w:bidi="pt_PT"/>
+        </w:rPr>
+      </w:r>
+    </w:p>
+    <w:p>
+      <w:pPr>
+        <w:pStyle w:val="Heading3"/>
+      </w:pPr>
+      <w:r>
+        <w:rPr>
+          <w:lang w:val="pt_PT" w:bidi="pt_PT"/>
+        </w:rPr>
+        <w:t>Definição:</w:t>
+      </w:r>
+    </w:p>
+    <w:p>
+      <w:pPr/>
+      <w:r>
+        <w:rPr>
+          <w:lang w:val="pt_PT" w:bidi="pt_PT"/>
+        </w:rPr>
+      </w:r>
+      <w:r>
+        <w:rPr>
+          <w:lang w:val="pt_PT" w:bidi="pt_PT"/>
+        </w:rPr>
+        <w:t>O termo “iniquidade” é uma palavra que tem um significado muito semelhante ao termo “pecado”, mas pode se referir mais especificamente a atos conscientes de maldade ou grande perversidade.</w:t>
+      </w:r>
+    </w:p>
+    <w:p>
+      <w:pPr>
+        <w:pStyle w:val="ListBullet"/>
+        <w:spacing w:line="240" w:lineRule="auto"/>
+        <w:ind w:left="720"/>
+      </w:pPr>
+      <w:r>
+        <w:rPr>
+          <w:lang w:val="pt_PT" w:bidi="pt_PT"/>
+        </w:rPr>
+      </w:r>
+      <w:r>
+        <w:rPr>
+          <w:lang w:val="pt_PT" w:bidi="pt_PT"/>
+        </w:rPr>
+        <w:t>A palavra “iniquidade” literalmente significa uma torção ou distorção (da lei). Refere-se a uma grande injustiça.</w:t>
+      </w:r>
+    </w:p>
+    <w:p>
+      <w:pPr>
+        <w:pStyle w:val="ListBullet"/>
+        <w:spacing w:line="240" w:lineRule="auto"/>
+        <w:ind w:left="720"/>
+      </w:pPr>
+      <w:r>
+        <w:rPr>
+          <w:lang w:val="pt_PT" w:bidi="pt_PT"/>
+        </w:rPr>
+      </w:r>
+      <w:r>
+        <w:rPr>
+          <w:lang w:val="pt_PT" w:bidi="pt_PT"/>
+        </w:rPr>
+        <w:t>Iniquidade pode ser descrita como ações deliberadas e prejudiciais contra outras pessoas.</w:t>
+      </w:r>
+    </w:p>
+    <w:p>
+      <w:pPr>
+        <w:pStyle w:val="ListBullet"/>
+        <w:spacing w:line="240" w:lineRule="auto"/>
+        <w:ind w:left="720"/>
+      </w:pPr>
+      <w:r>
+        <w:rPr>
+          <w:lang w:val="pt_PT" w:bidi="pt_PT"/>
+        </w:rPr>
+      </w:r>
+      <w:r>
+        <w:rPr>
+          <w:lang w:val="pt_PT" w:bidi="pt_PT"/>
+        </w:rPr>
+        <w:t>Outras definições de iniquidade incluem “perversidade” e “depravação”, que são palavras que descrevem condições de terrível pecado.</w:t>
+      </w:r>
+    </w:p>
+    <w:p>
+      <w:pPr>
+        <w:pStyle w:val="Heading3"/>
+      </w:pPr>
+      <w:r>
+        <w:rPr>
+          <w:lang w:val="pt_PT" w:bidi="pt_PT"/>
+        </w:rPr>
+        <w:t>Sugestões de Tradução:</w:t>
+      </w:r>
+    </w:p>
+    <w:p>
+      <w:pPr>
+        <w:pStyle w:val="ListBullet"/>
+        <w:spacing w:line="240" w:lineRule="auto"/>
+        <w:ind w:left="720"/>
+      </w:pPr>
+      <w:r>
+        <w:rPr>
+          <w:lang w:val="pt_PT" w:bidi="pt_PT"/>
+        </w:rPr>
+      </w:r>
+      <w:r>
+        <w:rPr>
+          <w:lang w:val="pt_PT" w:bidi="pt_PT"/>
+        </w:rPr>
+        <w:t>O termo “iniquidade” poderia ser traduzido como “maldade” ou “ações perversas” ou “atos prejudiciais”.</w:t>
+      </w:r>
+    </w:p>
+    <w:p>
+      <w:pPr>
+        <w:pStyle w:val="ListBullet"/>
+        <w:spacing w:line="240" w:lineRule="auto"/>
+        <w:ind w:left="720"/>
+      </w:pPr>
+      <w:r>
+        <w:rPr>
+          <w:lang w:val="pt_PT" w:bidi="pt_PT"/>
+        </w:rPr>
+      </w:r>
+      <w:r>
+        <w:rPr>
+          <w:lang w:val="pt_PT" w:bidi="pt_PT"/>
+        </w:rPr>
+        <w:t>Frequentemente, “iniquidade” ocorre no mesmo texto que a palavra “pecado” e “transgressão”, então é importante ter diferentes maneiras de traduzir esses termos.</w:t>
+      </w:r>
+    </w:p>
+    <w:p>
+      <w:pPr/>
+      <w:r>
+        <w:rPr>
+          <w:lang w:val="pt_PT" w:bidi="pt_PT"/>
+        </w:rPr>
+      </w:r>
+      <w:r>
+        <w:rPr>
+          <w:lang w:val="pt_PT" w:bidi="pt_PT"/>
+        </w:rPr>
+        <w:t xml:space="preserve">(Veja também: </w:t>
+      </w:r>
+      <w:r>
+        <w:rPr>
+          <w:lang w:val="pt_PT" w:bidi="pt_PT"/>
+        </w:rPr>
+        <w:t>pecado</w:t>
+      </w:r>
+      <w:r>
+        <w:rPr>
+          <w:lang w:val="pt_PT" w:bidi="pt_PT"/>
+        </w:rPr>
+        <w:t xml:space="preserve">, transgredir, </w:t>
+      </w:r>
+      <w:r>
+        <w:rPr>
+          <w:lang w:val="pt_PT" w:bidi="pt_PT"/>
+        </w:rPr>
+        <w:t>transgressão</w:t>
+      </w:r>
+      <w:r>
+        <w:rPr>
+          <w:lang w:val="pt_PT" w:bidi="pt_PT"/>
+        </w:rPr>
+        <w:t>)</w:t>
+      </w:r>
+    </w:p>
+    <w:p>
+      <w:pPr>
+        <w:pStyle w:val="Heading3"/>
+      </w:pPr>
+      <w:r>
+        <w:rPr>
+          <w:lang w:val="pt_PT" w:bidi="pt_PT"/>
+        </w:rPr>
+        <w:t>Referências Bíblicas:</w:t>
+      </w:r>
+    </w:p>
+    <w:p>
+      <w:pPr>
+        <w:pStyle w:val="ListBullet"/>
+        <w:spacing w:line="240" w:lineRule="auto"/>
+        <w:ind w:left="720"/>
+      </w:pPr>
+      <w:r>
+        <w:rPr>
+          <w:lang w:val="pt_PT" w:bidi="pt_PT"/>
+        </w:rPr>
+      </w:r>
+      <w:r>
+        <w:rPr>
+          <w:lang w:val="pt_PT" w:bidi="pt_PT"/>
+        </w:rPr>
+        <w:t>Daniel 9.13</w:t>
+      </w:r>
+    </w:p>
+    <w:p>
+      <w:pPr>
+        <w:pStyle w:val="ListBullet"/>
+        <w:spacing w:line="240" w:lineRule="auto"/>
+        <w:ind w:left="720"/>
+      </w:pPr>
+      <w:r>
+        <w:rPr>
+          <w:lang w:val="pt_PT" w:bidi="pt_PT"/>
+        </w:rPr>
+      </w:r>
+      <w:r>
+        <w:rPr>
+          <w:lang w:val="pt_PT" w:bidi="pt_PT"/>
+        </w:rPr>
+        <w:t>Êxodo 34.5–7</w:t>
+      </w:r>
+    </w:p>
+    <w:p>
+      <w:pPr>
+        <w:pStyle w:val="ListBullet"/>
+        <w:spacing w:line="240" w:lineRule="auto"/>
+        <w:ind w:left="720"/>
+      </w:pPr>
+      <w:r>
+        <w:rPr>
+          <w:lang w:val="pt_PT" w:bidi="pt_PT"/>
+        </w:rPr>
+      </w:r>
+      <w:r>
+        <w:rPr>
+          <w:lang w:val="pt_PT" w:bidi="pt_PT"/>
+        </w:rPr>
+        <w:t>Gênesis 15.14–16</w:t>
+      </w:r>
+    </w:p>
+    <w:p>
+      <w:pPr>
+        <w:pStyle w:val="ListBullet"/>
+        <w:spacing w:line="240" w:lineRule="auto"/>
+        <w:ind w:left="720"/>
+      </w:pPr>
+      <w:r>
+        <w:rPr>
+          <w:lang w:val="pt_PT" w:bidi="pt_PT"/>
+        </w:rPr>
+      </w:r>
+      <w:r>
+        <w:rPr>
+          <w:lang w:val="pt_PT" w:bidi="pt_PT"/>
+        </w:rPr>
+        <w:t>Gênesis 44.16</w:t>
+      </w:r>
+    </w:p>
+    <w:p>
+      <w:pPr>
+        <w:pStyle w:val="ListBullet"/>
+        <w:spacing w:line="240" w:lineRule="auto"/>
+        <w:ind w:left="720"/>
+      </w:pPr>
+      <w:r>
+        <w:rPr>
+          <w:lang w:val="pt_PT" w:bidi="pt_PT"/>
+        </w:rPr>
+      </w:r>
+      <w:r>
+        <w:rPr>
+          <w:lang w:val="pt_PT" w:bidi="pt_PT"/>
+        </w:rPr>
+        <w:t>Habacuque 2.12</w:t>
+      </w:r>
+    </w:p>
+    <w:p>
+      <w:pPr>
+        <w:pStyle w:val="ListBullet"/>
+        <w:spacing w:line="240" w:lineRule="auto"/>
+        <w:ind w:left="720"/>
+      </w:pPr>
+      <w:r>
+        <w:rPr>
+          <w:lang w:val="pt_PT" w:bidi="pt_PT"/>
+        </w:rPr>
+      </w:r>
+      <w:r>
+        <w:rPr>
+          <w:lang w:val="pt_PT" w:bidi="pt_PT"/>
+        </w:rPr>
+        <w:t>Mateus 13.41</w:t>
+      </w:r>
+    </w:p>
+    <w:p>
+      <w:pPr>
+        <w:pStyle w:val="ListBullet"/>
+        <w:spacing w:line="240" w:lineRule="auto"/>
+        <w:ind w:left="720"/>
+      </w:pPr>
+      <w:r>
+        <w:rPr>
+          <w:lang w:val="pt_PT" w:bidi="pt_PT"/>
+        </w:rPr>
+      </w:r>
+      <w:r>
+        <w:rPr>
+          <w:lang w:val="pt_PT" w:bidi="pt_PT"/>
+        </w:rPr>
+        <w:t>Mateus 23.27–28</w:t>
+      </w:r>
+    </w:p>
+    <w:p>
+      <w:pPr>
+        <w:pStyle w:val="ListBullet"/>
+        <w:spacing w:line="240" w:lineRule="auto"/>
+        <w:ind w:left="720"/>
+      </w:pPr>
+      <w:r>
+        <w:rPr>
+          <w:lang w:val="pt_PT" w:bidi="pt_PT"/>
+        </w:rPr>
+      </w:r>
+      <w:r>
+        <w:rPr>
+          <w:lang w:val="pt_PT" w:bidi="pt_PT"/>
+        </w:rPr>
+        <w:t>Miqueias 3.10</w:t>
+      </w:r>
+    </w:p>
+    <w:p>
+      <w:pPr>
+        <w:pStyle w:val="Heading3"/>
+      </w:pPr>
+      <w:r>
+        <w:rPr>
+          <w:lang w:val="pt_PT" w:bidi="pt_PT"/>
+        </w:rPr>
         <w:t>Dados da Palavra:</w:t>
       </w:r>
     </w:p>
@@ -4009,7 +4914,7 @@
         <w:rPr>
           <w:lang w:val="pt_PT" w:bidi="pt_PT"/>
         </w:rPr>
-        <w:t>Strong’s: G05710</w:t>
+        <w:t>Strong’s: H0205, H1942, H5753, H5758, H5766, H5771, H5932, H5999, H7562, G00920, G00930, G04580, G38920, G41890</w:t>
       </w:r>
       <w:r>
         <w:rPr>
@@ -4038,7 +4943,7 @@
         <w:rPr>
           <w:lang w:val="pt_PT" w:bidi="pt_PT"/>
         </w:rPr>
-        <w:t>Inferno</w:t>
+        <w:t>Inocente</w:t>
       </w:r>
       <w:r>
         <w:rPr>
@@ -4068,61 +4973,61 @@
         <w:rPr>
           <w:lang w:val="pt_PT" w:bidi="pt_PT"/>
         </w:rPr>
-        <w:t>O inferno é o lugar final de dor e sofrimento intermináveis onde Deus castigará todos que se rebelam contra ele e rejeitam seu plano de salvá-los através do sacrifício de Jesus. Também é referido como o “lago de fogo”.</w:t>
-      </w:r>
-    </w:p>
-    <w:p>
-      <w:pPr>
-        <w:pStyle w:val="ListBullet"/>
-        <w:spacing w:line="240" w:lineRule="auto"/>
-        <w:ind w:left="720"/>
-      </w:pPr>
-      <w:r>
-        <w:rPr>
-          <w:lang w:val="pt_PT" w:bidi="pt_PT"/>
-        </w:rPr>
-      </w:r>
-      <w:r>
-        <w:rPr>
-          <w:lang w:val="pt_PT" w:bidi="pt_PT"/>
-        </w:rPr>
-        <w:t>O inferno é descrito como um lugar de fogo e sofrimento severo.</w:t>
-      </w:r>
-    </w:p>
-    <w:p>
-      <w:pPr>
-        <w:pStyle w:val="ListBullet"/>
-        <w:spacing w:line="240" w:lineRule="auto"/>
-        <w:ind w:left="720"/>
-      </w:pPr>
-      <w:r>
-        <w:rPr>
-          <w:lang w:val="pt_PT" w:bidi="pt_PT"/>
-        </w:rPr>
-      </w:r>
-      <w:r>
-        <w:rPr>
-          <w:lang w:val="pt_PT" w:bidi="pt_PT"/>
-        </w:rPr>
-        <w:t>Satanás e os espíritos malignos que o seguem serão lançados no inferno para o castigo eterno.</w:t>
-      </w:r>
-    </w:p>
-    <w:p>
-      <w:pPr>
-        <w:pStyle w:val="ListBullet"/>
-        <w:spacing w:line="240" w:lineRule="auto"/>
-        <w:ind w:left="720"/>
-      </w:pPr>
-      <w:r>
-        <w:rPr>
-          <w:lang w:val="pt_PT" w:bidi="pt_PT"/>
-        </w:rPr>
-      </w:r>
-      <w:r>
-        <w:rPr>
-          <w:lang w:val="pt_PT" w:bidi="pt_PT"/>
-        </w:rPr>
-        <w:t>Pessoas que não acreditam no sacrifício de Jesus pelos seus pecados e não confiam nele para salvá-las, serão castigadas para sempre no inferno.</w:t>
+        <w:t>O termo “inocente” significa não ser culpado de um crime ou outra transgressão. Também pode se referir de forma mais geral a pessoas que não estão envolvidas em coisas malignas.</w:t>
+      </w:r>
+    </w:p>
+    <w:p>
+      <w:pPr>
+        <w:pStyle w:val="ListBullet"/>
+        <w:spacing w:line="240" w:lineRule="auto"/>
+        <w:ind w:left="720"/>
+      </w:pPr>
+      <w:r>
+        <w:rPr>
+          <w:lang w:val="pt_PT" w:bidi="pt_PT"/>
+        </w:rPr>
+      </w:r>
+      <w:r>
+        <w:rPr>
+          <w:lang w:val="pt_PT" w:bidi="pt_PT"/>
+        </w:rPr>
+        <w:t>Uma pessoa acusada de fazer algo errado é inocente se não cometeu esse erro.</w:t>
+      </w:r>
+    </w:p>
+    <w:p>
+      <w:pPr>
+        <w:pStyle w:val="ListBullet"/>
+        <w:spacing w:line="240" w:lineRule="auto"/>
+        <w:ind w:left="720"/>
+      </w:pPr>
+      <w:r>
+        <w:rPr>
+          <w:lang w:val="pt_PT" w:bidi="pt_PT"/>
+        </w:rPr>
+      </w:r>
+      <w:r>
+        <w:rPr>
+          <w:lang w:val="pt_PT" w:bidi="pt_PT"/>
+        </w:rPr>
+        <w:t>Às vezes, o termo “inocente” é usado para se referir a pessoas que não fizeram nada de errado para merecer o tratamento ruim que estão recebendo, como em um exército inimigo atacando “pessoas inocentes”.</w:t>
+      </w:r>
+    </w:p>
+    <w:p>
+      <w:pPr>
+        <w:pStyle w:val="ListBullet"/>
+        <w:spacing w:line="240" w:lineRule="auto"/>
+        <w:ind w:left="720"/>
+      </w:pPr>
+      <w:r>
+        <w:rPr>
+          <w:lang w:val="pt_PT" w:bidi="pt_PT"/>
+        </w:rPr>
+      </w:r>
+      <w:r>
+        <w:rPr>
+          <w:lang w:val="pt_PT" w:bidi="pt_PT"/>
+        </w:rPr>
+        <w:t>Na Bíblia, “sangue” pode representar “matar”, então “sangue inocente” se refere a “matar pessoas que não mereciam morrer”.</w:t>
       </w:r>
     </w:p>
     <w:p>
@@ -4151,61 +5056,43 @@
         <w:rPr>
           <w:lang w:val="pt_PT" w:bidi="pt_PT"/>
         </w:rPr>
-        <w:t>Esses termos provavelmente devem ser traduzidos de maneira diferente, já que ocorrem em contextos diferentes.</w:t>
-      </w:r>
-    </w:p>
-    <w:p>
-      <w:pPr>
-        <w:pStyle w:val="ListBullet"/>
-        <w:spacing w:line="240" w:lineRule="auto"/>
-        <w:ind w:left="720"/>
-      </w:pPr>
-      <w:r>
-        <w:rPr>
-          <w:lang w:val="pt_PT" w:bidi="pt_PT"/>
-        </w:rPr>
-      </w:r>
-      <w:r>
-        <w:rPr>
-          <w:lang w:val="pt_PT" w:bidi="pt_PT"/>
-        </w:rPr>
-        <w:t>Algumas línguas não podem usar “lago” na frase “lago de fogo” porque se refere à água.</w:t>
-      </w:r>
-    </w:p>
-    <w:p>
-      <w:pPr>
-        <w:pStyle w:val="ListBullet"/>
-        <w:spacing w:line="240" w:lineRule="auto"/>
-        <w:ind w:left="720"/>
-      </w:pPr>
-      <w:r>
-        <w:rPr>
-          <w:lang w:val="pt_PT" w:bidi="pt_PT"/>
-        </w:rPr>
-      </w:r>
-      <w:r>
-        <w:rPr>
-          <w:lang w:val="pt_PT" w:bidi="pt_PT"/>
-        </w:rPr>
-        <w:t>O termo “inferno” poderia ser traduzido como “lugar de sofrimento” ou “lugar final de escuridão e dor”.</w:t>
-      </w:r>
-    </w:p>
-    <w:p>
-      <w:pPr>
-        <w:pStyle w:val="ListBullet"/>
-        <w:spacing w:line="240" w:lineRule="auto"/>
-        <w:ind w:left="720"/>
-      </w:pPr>
-      <w:r>
-        <w:rPr>
-          <w:lang w:val="pt_PT" w:bidi="pt_PT"/>
-        </w:rPr>
-      </w:r>
-      <w:r>
-        <w:rPr>
-          <w:lang w:val="pt_PT" w:bidi="pt_PT"/>
-        </w:rPr>
-        <w:t>O termo “lago de fogo” também poderia ser traduzido como “mar de fogo” ou “grande fogo (de sofrimento)” ou “campo de fogo”.</w:t>
+        <w:t>Na maioria dos contextos, o termo “inocente” pode ser traduzido como “não culpado” ou “não responsável” ou “não culpado” por algo.</w:t>
+      </w:r>
+    </w:p>
+    <w:p>
+      <w:pPr>
+        <w:pStyle w:val="ListBullet"/>
+        <w:spacing w:line="240" w:lineRule="auto"/>
+        <w:ind w:left="720"/>
+      </w:pPr>
+      <w:r>
+        <w:rPr>
+          <w:lang w:val="pt_PT" w:bidi="pt_PT"/>
+        </w:rPr>
+      </w:r>
+      <w:r>
+        <w:rPr>
+          <w:lang w:val="pt_PT" w:bidi="pt_PT"/>
+        </w:rPr>
+        <w:t>Ao se referir de forma geral a pessoas inocentes, este termo pode ser traduzido como “que não fizeram nada de errado” ou “que não estão envolvidas em coisas malignas”.</w:t>
+      </w:r>
+    </w:p>
+    <w:p>
+      <w:pPr>
+        <w:pStyle w:val="ListBullet"/>
+        <w:spacing w:line="240" w:lineRule="auto"/>
+        <w:ind w:left="720"/>
+      </w:pPr>
+      <w:r>
+        <w:rPr>
+          <w:lang w:val="pt_PT" w:bidi="pt_PT"/>
+        </w:rPr>
+      </w:r>
+      <w:r>
+        <w:rPr>
+          <w:lang w:val="pt_PT" w:bidi="pt_PT"/>
+        </w:rPr>
+        <w:t>“Derramar sangue inocente” pode ser traduzido como “matar pessoas que não mereciam morrer”.</w:t>
       </w:r>
     </w:p>
     <w:p>
@@ -4225,43 +5112,7 @@
         <w:rPr>
           <w:lang w:val="pt_PT" w:bidi="pt_PT"/>
         </w:rPr>
-        <w:t>céu</w:t>
-      </w:r>
-      <w:r>
-        <w:rPr>
-          <w:lang w:val="pt_PT" w:bidi="pt_PT"/>
-        </w:rPr>
-        <w:t xml:space="preserve">, </w:t>
-      </w:r>
-      <w:r>
-        <w:rPr>
-          <w:lang w:val="pt_PT" w:bidi="pt_PT"/>
-        </w:rPr>
-        <w:t>morte</w:t>
-      </w:r>
-      <w:r>
-        <w:rPr>
-          <w:lang w:val="pt_PT" w:bidi="pt_PT"/>
-        </w:rPr>
-        <w:t xml:space="preserve">, </w:t>
-      </w:r>
-      <w:r>
-        <w:rPr>
-          <w:lang w:val="pt_PT" w:bidi="pt_PT"/>
-        </w:rPr>
-        <w:t>Hades</w:t>
-      </w:r>
-      <w:r>
-        <w:rPr>
-          <w:lang w:val="pt_PT" w:bidi="pt_PT"/>
-        </w:rPr>
-        <w:t xml:space="preserve">, </w:t>
-      </w:r>
-      <w:r>
-        <w:rPr>
-          <w:lang w:val="pt_PT" w:bidi="pt_PT"/>
-        </w:rPr>
-        <w:t>abismo</w:t>
+        <w:t>culpa</w:t>
       </w:r>
       <w:r>
         <w:rPr>
@@ -4296,151 +5147,115 @@
         <w:rPr>
           <w:lang w:val="pt_PT" w:bidi="pt_PT"/>
         </w:rPr>
-        <w:t>Tiago 3.6</w:t>
-      </w:r>
-    </w:p>
-    <w:p>
-      <w:pPr>
-        <w:pStyle w:val="ListBullet"/>
-        <w:spacing w:line="240" w:lineRule="auto"/>
-        <w:ind w:left="720"/>
-      </w:pPr>
-      <w:r>
-        <w:rPr>
-          <w:lang w:val="pt_PT" w:bidi="pt_PT"/>
-        </w:rPr>
-      </w:r>
-      <w:r>
-        <w:rPr>
-          <w:lang w:val="pt_PT" w:bidi="pt_PT"/>
-        </w:rPr>
-        <w:t>Lucas 12.5</w:t>
-      </w:r>
-    </w:p>
-    <w:p>
-      <w:pPr>
-        <w:pStyle w:val="ListBullet"/>
-        <w:spacing w:line="240" w:lineRule="auto"/>
-        <w:ind w:left="720"/>
-      </w:pPr>
-      <w:r>
-        <w:rPr>
-          <w:lang w:val="pt_PT" w:bidi="pt_PT"/>
-        </w:rPr>
-      </w:r>
-      <w:r>
-        <w:rPr>
-          <w:lang w:val="pt_PT" w:bidi="pt_PT"/>
-        </w:rPr>
-        <w:t>Marcos 9.42–44</w:t>
-      </w:r>
-    </w:p>
-    <w:p>
-      <w:pPr>
-        <w:pStyle w:val="ListBullet"/>
-        <w:spacing w:line="240" w:lineRule="auto"/>
-        <w:ind w:left="720"/>
-      </w:pPr>
-      <w:r>
-        <w:rPr>
-          <w:lang w:val="pt_PT" w:bidi="pt_PT"/>
-        </w:rPr>
-      </w:r>
-      <w:r>
-        <w:rPr>
-          <w:lang w:val="pt_PT" w:bidi="pt_PT"/>
-        </w:rPr>
-        <w:t>Mateus 5.21–22</w:t>
-      </w:r>
-    </w:p>
-    <w:p>
-      <w:pPr>
-        <w:pStyle w:val="ListBullet"/>
-        <w:spacing w:line="240" w:lineRule="auto"/>
-        <w:ind w:left="720"/>
-      </w:pPr>
-      <w:r>
-        <w:rPr>
-          <w:lang w:val="pt_PT" w:bidi="pt_PT"/>
-        </w:rPr>
-      </w:r>
-      <w:r>
-        <w:rPr>
-          <w:lang w:val="pt_PT" w:bidi="pt_PT"/>
-        </w:rPr>
-        <w:t>Mateus 5.29</w:t>
-      </w:r>
-    </w:p>
-    <w:p>
-      <w:pPr>
-        <w:pStyle w:val="ListBullet"/>
-        <w:spacing w:line="240" w:lineRule="auto"/>
-        <w:ind w:left="720"/>
-      </w:pPr>
-      <w:r>
-        <w:rPr>
-          <w:lang w:val="pt_PT" w:bidi="pt_PT"/>
-        </w:rPr>
-      </w:r>
-      <w:r>
-        <w:rPr>
-          <w:lang w:val="pt_PT" w:bidi="pt_PT"/>
-        </w:rPr>
-        <w:t>Mateus 10.28–31</w:t>
-      </w:r>
-    </w:p>
-    <w:p>
-      <w:pPr>
-        <w:pStyle w:val="ListBullet"/>
-        <w:spacing w:line="240" w:lineRule="auto"/>
-        <w:ind w:left="720"/>
-      </w:pPr>
-      <w:r>
-        <w:rPr>
-          <w:lang w:val="pt_PT" w:bidi="pt_PT"/>
-        </w:rPr>
-      </w:r>
-      <w:r>
-        <w:rPr>
-          <w:lang w:val="pt_PT" w:bidi="pt_PT"/>
-        </w:rPr>
-        <w:t>Mateus 23.33</w:t>
-      </w:r>
-    </w:p>
-    <w:p>
-      <w:pPr>
-        <w:pStyle w:val="ListBullet"/>
-        <w:spacing w:line="240" w:lineRule="auto"/>
-        <w:ind w:left="720"/>
-      </w:pPr>
-      <w:r>
-        <w:rPr>
-          <w:lang w:val="pt_PT" w:bidi="pt_PT"/>
-        </w:rPr>
-      </w:r>
-      <w:r>
-        <w:rPr>
-          <w:lang w:val="pt_PT" w:bidi="pt_PT"/>
-        </w:rPr>
-        <w:t>Mateus 25.41–43</w:t>
-      </w:r>
-    </w:p>
-    <w:p>
-      <w:pPr>
-        <w:pStyle w:val="ListBullet"/>
-        <w:spacing w:line="240" w:lineRule="auto"/>
-        <w:ind w:left="720"/>
-      </w:pPr>
-      <w:r>
-        <w:rPr>
-          <w:lang w:val="pt_PT" w:bidi="pt_PT"/>
-        </w:rPr>
-      </w:r>
-      <w:r>
-        <w:rPr>
-          <w:lang w:val="pt_PT" w:bidi="pt_PT"/>
-        </w:rPr>
-        <w:t>Apocalipse 20.15</w:t>
+        <w:t>1 Coríntios 4.4</w:t>
+      </w:r>
+    </w:p>
+    <w:p>
+      <w:pPr>
+        <w:pStyle w:val="ListBullet"/>
+        <w:spacing w:line="240" w:lineRule="auto"/>
+        <w:ind w:left="720"/>
+      </w:pPr>
+      <w:r>
+        <w:rPr>
+          <w:lang w:val="pt_PT" w:bidi="pt_PT"/>
+        </w:rPr>
+      </w:r>
+      <w:r>
+        <w:rPr>
+          <w:lang w:val="pt_PT" w:bidi="pt_PT"/>
+        </w:rPr>
+        <w:t>1 Samuel 19.5</w:t>
+      </w:r>
+    </w:p>
+    <w:p>
+      <w:pPr>
+        <w:pStyle w:val="ListBullet"/>
+        <w:spacing w:line="240" w:lineRule="auto"/>
+        <w:ind w:left="720"/>
+      </w:pPr>
+      <w:r>
+        <w:rPr>
+          <w:lang w:val="pt_PT" w:bidi="pt_PT"/>
+        </w:rPr>
+      </w:r>
+      <w:r>
+        <w:rPr>
+          <w:lang w:val="pt_PT" w:bidi="pt_PT"/>
+        </w:rPr>
+        <w:t>Atos 20.26</w:t>
+      </w:r>
+    </w:p>
+    <w:p>
+      <w:pPr>
+        <w:pStyle w:val="ListBullet"/>
+        <w:spacing w:line="240" w:lineRule="auto"/>
+        <w:ind w:left="720"/>
+      </w:pPr>
+      <w:r>
+        <w:rPr>
+          <w:lang w:val="pt_PT" w:bidi="pt_PT"/>
+        </w:rPr>
+      </w:r>
+      <w:r>
+        <w:rPr>
+          <w:lang w:val="pt_PT" w:bidi="pt_PT"/>
+        </w:rPr>
+        <w:t>Êxodo 23.7</w:t>
+      </w:r>
+    </w:p>
+    <w:p>
+      <w:pPr>
+        <w:pStyle w:val="ListBullet"/>
+        <w:spacing w:line="240" w:lineRule="auto"/>
+        <w:ind w:left="720"/>
+      </w:pPr>
+      <w:r>
+        <w:rPr>
+          <w:lang w:val="pt_PT" w:bidi="pt_PT"/>
+        </w:rPr>
+      </w:r>
+      <w:r>
+        <w:rPr>
+          <w:lang w:val="pt_PT" w:bidi="pt_PT"/>
+        </w:rPr>
+        <w:t>Jeremias 22.17</w:t>
+      </w:r>
+    </w:p>
+    <w:p>
+      <w:pPr>
+        <w:pStyle w:val="ListBullet"/>
+        <w:spacing w:line="240" w:lineRule="auto"/>
+        <w:ind w:left="720"/>
+      </w:pPr>
+      <w:r>
+        <w:rPr>
+          <w:lang w:val="pt_PT" w:bidi="pt_PT"/>
+        </w:rPr>
+      </w:r>
+      <w:r>
+        <w:rPr>
+          <w:lang w:val="pt_PT" w:bidi="pt_PT"/>
+        </w:rPr>
+        <w:t>Jó 9.23</w:t>
+      </w:r>
+    </w:p>
+    <w:p>
+      <w:pPr>
+        <w:pStyle w:val="ListBullet"/>
+        <w:spacing w:line="240" w:lineRule="auto"/>
+        <w:ind w:left="720"/>
+      </w:pPr>
+      <w:r>
+        <w:rPr>
+          <w:lang w:val="pt_PT" w:bidi="pt_PT"/>
+        </w:rPr>
+      </w:r>
+      <w:r>
+        <w:rPr>
+          <w:lang w:val="pt_PT" w:bidi="pt_PT"/>
+        </w:rPr>
+        <w:t>Romanos 16.18</w:t>
       </w:r>
     </w:p>
     <w:p>
@@ -4451,7 +5266,7 @@
         <w:rPr>
           <w:lang w:val="pt_PT" w:bidi="pt_PT"/>
         </w:rPr>
-        <w:t>Exemplos das histórias Bíblicas:</w:t>
+        <w:t>Exemplos das histórias bíblicas:</w:t>
       </w:r>
     </w:p>
     <w:p>
@@ -4470,26 +5285,26 @@
           <w:b/>
           <w:lang w:val="pt_PT" w:bidi="pt_PT"/>
         </w:rPr>
-        <w:t>50:14</w:t>
-      </w:r>
-      <w:r>
-        <w:rPr>
-          <w:lang w:val="pt_PT" w:bidi="pt_PT"/>
-        </w:rPr>
-        <w:t xml:space="preserve"> Ele (Deus) os lançará no </w:t>
+        <w:t>8.6</w:t>
+      </w:r>
+      <w:r>
+        <w:rPr>
+          <w:lang w:val="pt_PT" w:bidi="pt_PT"/>
+        </w:rPr>
+        <w:t xml:space="preserve"> Após dois anos, José ainda estava na prisão, embora fosse </w:t>
       </w:r>
       <w:r>
         <w:rPr>
           <w:b/>
           <w:lang w:val="pt_PT" w:bidi="pt_PT"/>
         </w:rPr>
-        <w:t>inferno</w:t>
-      </w:r>
-      <w:r>
-        <w:rPr>
-          <w:lang w:val="pt_PT" w:bidi="pt_PT"/>
-        </w:rPr>
-        <w:t>, onde lamentarão e rangerão os dentes em angústia para sempre. Um fogo que nunca se apaga os queimará continuamente, e os vermes nunca pararão de comê-los.</w:t>
+        <w:t>inocente</w:t>
+      </w:r>
+      <w:r>
+        <w:rPr>
+          <w:lang w:val="pt_PT" w:bidi="pt_PT"/>
+        </w:rPr>
+        <w:t>.</w:t>
       </w:r>
     </w:p>
     <w:p>
@@ -4508,26 +5323,64 @@
           <w:b/>
           <w:lang w:val="pt_PT" w:bidi="pt_PT"/>
         </w:rPr>
-        <w:t>50:15</w:t>
-      </w:r>
-      <w:r>
-        <w:rPr>
-          <w:lang w:val="pt_PT" w:bidi="pt_PT"/>
-        </w:rPr>
-        <w:t xml:space="preserve"> Ele lançará Satanás no </w:t>
+        <w:t>40.4</w:t>
+      </w:r>
+      <w:r>
+        <w:rPr>
+          <w:lang w:val="pt_PT" w:bidi="pt_PT"/>
+        </w:rPr>
+        <w:t xml:space="preserve"> Um deles zombou de Jesus, mas o outro disse: “Você não tem medo de Deus? Nós somos culpados, mas este homem é </w:t>
       </w:r>
       <w:r>
         <w:rPr>
           <w:b/>
           <w:lang w:val="pt_PT" w:bidi="pt_PT"/>
         </w:rPr>
-        <w:t>inferno</w:t>
-      </w:r>
-      <w:r>
-        <w:rPr>
-          <w:lang w:val="pt_PT" w:bidi="pt_PT"/>
-        </w:rPr>
-        <w:t xml:space="preserve"> onde ele queimará para sempre, junto com todos que escolheram segui-lo em vez de obedecer a Deus.</w:t>
+        <w:t>inocente</w:t>
+      </w:r>
+      <w:r>
+        <w:rPr>
+          <w:lang w:val="pt_PT" w:bidi="pt_PT"/>
+        </w:rPr>
+        <w:t>”.</w:t>
+      </w:r>
+    </w:p>
+    <w:p>
+      <w:pPr>
+        <w:pStyle w:val="ListBullet"/>
+        <w:spacing w:line="240" w:lineRule="auto"/>
+        <w:ind w:left="720"/>
+      </w:pPr>
+      <w:r>
+        <w:rPr>
+          <w:lang w:val="pt_PT" w:bidi="pt_PT"/>
+        </w:rPr>
+      </w:r>
+      <w:r>
+        <w:rPr>
+          <w:b/>
+          <w:lang w:val="pt_PT" w:bidi="pt_PT"/>
+        </w:rPr>
+        <w:t>40.8</w:t>
+      </w:r>
+      <w:r>
+        <w:rPr>
+          <w:lang w:val="pt_PT" w:bidi="pt_PT"/>
+        </w:rPr>
+        <w:t xml:space="preserve"> Quando o soldado que guardava Jesus viu tudo o que aconteceu, ele disse: “Certamente, este homem era </w:t>
+      </w:r>
+      <w:r>
+        <w:rPr>
+          <w:b/>
+          <w:lang w:val="pt_PT" w:bidi="pt_PT"/>
+        </w:rPr>
+        <w:t>inocente</w:t>
+      </w:r>
+      <w:r>
+        <w:rPr>
+          <w:lang w:val="pt_PT" w:bidi="pt_PT"/>
+        </w:rPr>
+        <w:t>. Ele era o Filho de Deus”.</w:t>
       </w:r>
     </w:p>
     <w:p>
@@ -4538,25 +5391,25 @@
         <w:rPr>
           <w:lang w:val="pt_PT" w:bidi="pt_PT"/>
         </w:rPr>
-        <w:t>Dados de Palavras:</w:t>
-      </w:r>
-    </w:p>
-    <w:p>
-      <w:pPr>
-        <w:pStyle w:val="ListBullet"/>
-        <w:spacing w:line="240" w:lineRule="auto"/>
-        <w:ind w:left="720"/>
-      </w:pPr>
-      <w:r>
-        <w:rPr>
-          <w:lang w:val="pt_PT" w:bidi="pt_PT"/>
-        </w:rPr>
-      </w:r>
-      <w:r>
-        <w:rPr>
-          <w:lang w:val="pt_PT" w:bidi="pt_PT"/>
-        </w:rPr>
-        <w:t>Strong’s: H7585, G00860, G04390, G04400, G10670, G30410, G44420, G44430, G44470, G44480, G50200, G53940, G54570</w:t>
+        <w:t>Dados da Palavra:</w:t>
+      </w:r>
+    </w:p>
+    <w:p>
+      <w:pPr>
+        <w:pStyle w:val="ListBullet"/>
+        <w:spacing w:line="240" w:lineRule="auto"/>
+        <w:ind w:left="720"/>
+      </w:pPr>
+      <w:r>
+        <w:rPr>
+          <w:lang w:val="pt_PT" w:bidi="pt_PT"/>
+        </w:rPr>
+      </w:r>
+      <w:r>
+        <w:rPr>
+          <w:lang w:val="pt_PT" w:bidi="pt_PT"/>
+        </w:rPr>
+        <w:t>Strong’s: H2136, H2600, H2643, H5352, H5355, H5356, G01210</w:t>
       </w:r>
       <w:r>
         <w:rPr>
@@ -4585,7 +5438,7 @@
         <w:rPr>
           <w:lang w:val="pt_PT" w:bidi="pt_PT"/>
         </w:rPr>
-        <w:t>Iniquidade</w:t>
+        <w:t>Inquirir</w:t>
       </w:r>
       <w:r>
         <w:rPr>
@@ -4601,7 +5454,7 @@
         <w:rPr>
           <w:lang w:val="pt_PT" w:bidi="pt_PT"/>
         </w:rPr>
-        <w:t>Definição:</w:t>
+        <w:t>Fatos:</w:t>
       </w:r>
     </w:p>
     <w:p>
@@ -4615,61 +5468,115 @@
         <w:rPr>
           <w:lang w:val="pt_PT" w:bidi="pt_PT"/>
         </w:rPr>
-        <w:t>O termo “iniquidade” é uma palavra que tem um significado muito semelhante ao termo “pecado”, mas pode se referir mais especificamente a atos conscientes de maldade ou grande perversidade.</w:t>
-      </w:r>
-    </w:p>
-    <w:p>
-      <w:pPr>
-        <w:pStyle w:val="ListBullet"/>
-        <w:spacing w:line="240" w:lineRule="auto"/>
-        <w:ind w:left="720"/>
-      </w:pPr>
-      <w:r>
-        <w:rPr>
-          <w:lang w:val="pt_PT" w:bidi="pt_PT"/>
-        </w:rPr>
-      </w:r>
-      <w:r>
-        <w:rPr>
-          <w:lang w:val="pt_PT" w:bidi="pt_PT"/>
-        </w:rPr>
-        <w:t>A palavra “iniquidade” literalmente significa uma torção ou distorção (da lei). Refere-se a uma grande injustiça.</w:t>
-      </w:r>
-    </w:p>
-    <w:p>
-      <w:pPr>
-        <w:pStyle w:val="ListBullet"/>
-        <w:spacing w:line="240" w:lineRule="auto"/>
-        <w:ind w:left="720"/>
-      </w:pPr>
-      <w:r>
-        <w:rPr>
-          <w:lang w:val="pt_PT" w:bidi="pt_PT"/>
-        </w:rPr>
-      </w:r>
-      <w:r>
-        <w:rPr>
-          <w:lang w:val="pt_PT" w:bidi="pt_PT"/>
-        </w:rPr>
-        <w:t>Iniquidade pode ser descrita como ações deliberadas e prejudiciais contra outras pessoas.</w:t>
-      </w:r>
-    </w:p>
-    <w:p>
-      <w:pPr>
-        <w:pStyle w:val="ListBullet"/>
-        <w:spacing w:line="240" w:lineRule="auto"/>
-        <w:ind w:left="720"/>
-      </w:pPr>
-      <w:r>
-        <w:rPr>
-          <w:lang w:val="pt_PT" w:bidi="pt_PT"/>
-        </w:rPr>
-      </w:r>
-      <w:r>
-        <w:rPr>
-          <w:lang w:val="pt_PT" w:bidi="pt_PT"/>
-        </w:rPr>
-        <w:t>Outras definições de iniquidade incluem “perversidade” e “depravação”, que são palavras que descrevem condições de terrível pecado.</w:t>
+        <w:t>O termo “inquirir” significa pedir informações a alguém. A expressão “inquirir de” é frequentemente usada para se referir a pedir sabedoria ou ajuda a Deus.</w:t>
+      </w:r>
+    </w:p>
+    <w:p>
+      <w:pPr>
+        <w:pStyle w:val="ListBullet"/>
+        <w:spacing w:line="240" w:lineRule="auto"/>
+        <w:ind w:left="720"/>
+      </w:pPr>
+      <w:r>
+        <w:rPr>
+          <w:lang w:val="pt_PT" w:bidi="pt_PT"/>
+        </w:rPr>
+      </w:r>
+      <w:r>
+        <w:rPr>
+          <w:lang w:val="pt_PT" w:bidi="pt_PT"/>
+        </w:rPr>
+        <w:t>O Antigo Testamento registra várias instâncias onde as pessoas inquiriram a Deus.</w:t>
+      </w:r>
+    </w:p>
+    <w:p>
+      <w:pPr>
+        <w:pStyle w:val="ListBullet"/>
+        <w:spacing w:line="240" w:lineRule="auto"/>
+        <w:ind w:left="720"/>
+      </w:pPr>
+      <w:r>
+        <w:rPr>
+          <w:lang w:val="pt_PT" w:bidi="pt_PT"/>
+        </w:rPr>
+      </w:r>
+      <w:r>
+        <w:rPr>
+          <w:lang w:val="pt_PT" w:bidi="pt_PT"/>
+        </w:rPr>
+        <w:t>A palavra também pode ser usada para um rei ou oficial do governo fazer uma busca através de registros escritos oficiais.</w:t>
+      </w:r>
+    </w:p>
+    <w:p>
+      <w:pPr>
+        <w:pStyle w:val="ListBullet"/>
+        <w:spacing w:line="240" w:lineRule="auto"/>
+        <w:ind w:left="720"/>
+      </w:pPr>
+      <w:r>
+        <w:rPr>
+          <w:lang w:val="pt_PT" w:bidi="pt_PT"/>
+        </w:rPr>
+      </w:r>
+      <w:r>
+        <w:rPr>
+          <w:lang w:val="pt_PT" w:bidi="pt_PT"/>
+        </w:rPr>
+        <w:t>Dependendo do contexto, “inquirir” pode ser traduzido como “perguntar” ou “pedir informações”.</w:t>
+      </w:r>
+    </w:p>
+    <w:p>
+      <w:pPr>
+        <w:pStyle w:val="ListBullet"/>
+        <w:spacing w:line="240" w:lineRule="auto"/>
+        <w:ind w:left="720"/>
+      </w:pPr>
+      <w:r>
+        <w:rPr>
+          <w:lang w:val="pt_PT" w:bidi="pt_PT"/>
+        </w:rPr>
+      </w:r>
+      <w:r>
+        <w:rPr>
+          <w:lang w:val="pt_PT" w:bidi="pt_PT"/>
+        </w:rPr>
+        <w:t>A expressão “inquirir de Javé” pode ser traduzida como “pedir orientação a Javé” ou “perguntar a Javé o que fazer”.</w:t>
+      </w:r>
+    </w:p>
+    <w:p>
+      <w:pPr>
+        <w:pStyle w:val="ListBullet"/>
+        <w:spacing w:line="240" w:lineRule="auto"/>
+        <w:ind w:left="720"/>
+      </w:pPr>
+      <w:r>
+        <w:rPr>
+          <w:lang w:val="pt_PT" w:bidi="pt_PT"/>
+        </w:rPr>
+      </w:r>
+      <w:r>
+        <w:rPr>
+          <w:lang w:val="pt_PT" w:bidi="pt_PT"/>
+        </w:rPr>
+        <w:t>“Inquirir sobre” algo pode ser traduzido como “fazer perguntas sobre” ou “pedir informações sobre”.</w:t>
+      </w:r>
+    </w:p>
+    <w:p>
+      <w:pPr>
+        <w:pStyle w:val="ListBullet"/>
+        <w:spacing w:line="240" w:lineRule="auto"/>
+        <w:ind w:left="720"/>
+      </w:pPr>
+      <w:r>
+        <w:rPr>
+          <w:lang w:val="pt_PT" w:bidi="pt_PT"/>
+        </w:rPr>
+      </w:r>
+      <w:r>
+        <w:rPr>
+          <w:lang w:val="pt_PT" w:bidi="pt_PT"/>
+        </w:rPr>
+        <w:t>Quando Javé diz “Eu não serei inquirido por vocês”, isso pode ser traduzido como “Eu não permitirei que vocês me perguntem por informações” ou “vocês não terão permissão para buscar ajuda de mim”.</w:t>
       </w:r>
     </w:p>
     <w:p>
@@ -4680,43 +5587,136 @@
         <w:rPr>
           <w:lang w:val="pt_PT" w:bidi="pt_PT"/>
         </w:rPr>
-        <w:t>Sugestões de Tradução:</w:t>
-      </w:r>
-    </w:p>
-    <w:p>
-      <w:pPr>
-        <w:pStyle w:val="ListBullet"/>
-        <w:spacing w:line="240" w:lineRule="auto"/>
-        <w:ind w:left="720"/>
-      </w:pPr>
-      <w:r>
-        <w:rPr>
-          <w:lang w:val="pt_PT" w:bidi="pt_PT"/>
-        </w:rPr>
-      </w:r>
-      <w:r>
-        <w:rPr>
-          <w:lang w:val="pt_PT" w:bidi="pt_PT"/>
-        </w:rPr>
-        <w:t>O termo “iniquidade” poderia ser traduzido como “maldade” ou “ações perversas” ou “atos prejudiciais”.</w:t>
-      </w:r>
-    </w:p>
-    <w:p>
-      <w:pPr>
-        <w:pStyle w:val="ListBullet"/>
-        <w:spacing w:line="240" w:lineRule="auto"/>
-        <w:ind w:left="720"/>
-      </w:pPr>
-      <w:r>
-        <w:rPr>
-          <w:lang w:val="pt_PT" w:bidi="pt_PT"/>
-        </w:rPr>
-      </w:r>
-      <w:r>
-        <w:rPr>
-          <w:lang w:val="pt_PT" w:bidi="pt_PT"/>
-        </w:rPr>
-        <w:t>Frequentemente, “iniquidade” ocorre no mesmo texto que a palavra “pecado” e “transgressão”, então é importante ter diferentes maneiras de traduzir esses termos.</w:t>
+        <w:t>Referências Bíblicas:</w:t>
+      </w:r>
+    </w:p>
+    <w:p>
+      <w:pPr>
+        <w:pStyle w:val="ListBullet"/>
+        <w:spacing w:line="240" w:lineRule="auto"/>
+        <w:ind w:left="720"/>
+      </w:pPr>
+      <w:r>
+        <w:rPr>
+          <w:lang w:val="pt_PT" w:bidi="pt_PT"/>
+        </w:rPr>
+      </w:r>
+      <w:r>
+        <w:rPr>
+          <w:lang w:val="pt_PT" w:bidi="pt_PT"/>
+        </w:rPr>
+        <w:t>Deuteronômio 19.18</w:t>
+      </w:r>
+    </w:p>
+    <w:p>
+      <w:pPr>
+        <w:pStyle w:val="ListBullet"/>
+        <w:spacing w:line="240" w:lineRule="auto"/>
+        <w:ind w:left="720"/>
+      </w:pPr>
+      <w:r>
+        <w:rPr>
+          <w:lang w:val="pt_PT" w:bidi="pt_PT"/>
+        </w:rPr>
+      </w:r>
+      <w:r>
+        <w:rPr>
+          <w:lang w:val="pt_PT" w:bidi="pt_PT"/>
+        </w:rPr>
+        <w:t>Ezequiel 20.1</w:t>
+      </w:r>
+    </w:p>
+    <w:p>
+      <w:pPr>
+        <w:pStyle w:val="ListBullet"/>
+        <w:spacing w:line="240" w:lineRule="auto"/>
+        <w:ind w:left="720"/>
+      </w:pPr>
+      <w:r>
+        <w:rPr>
+          <w:lang w:val="pt_PT" w:bidi="pt_PT"/>
+        </w:rPr>
+      </w:r>
+      <w:r>
+        <w:rPr>
+          <w:lang w:val="pt_PT" w:bidi="pt_PT"/>
+        </w:rPr>
+        <w:t>Ezequiel 20.30–32</w:t>
+      </w:r>
+    </w:p>
+    <w:p>
+      <w:pPr>
+        <w:pStyle w:val="ListBullet"/>
+        <w:spacing w:line="240" w:lineRule="auto"/>
+        <w:ind w:left="720"/>
+      </w:pPr>
+      <w:r>
+        <w:rPr>
+          <w:lang w:val="pt_PT" w:bidi="pt_PT"/>
+        </w:rPr>
+      </w:r>
+      <w:r>
+        <w:rPr>
+          <w:lang w:val="pt_PT" w:bidi="pt_PT"/>
+        </w:rPr>
+        <w:t>Esdras 7.14</w:t>
+      </w:r>
+    </w:p>
+    <w:p>
+      <w:pPr>
+        <w:pStyle w:val="ListBullet"/>
+        <w:spacing w:line="240" w:lineRule="auto"/>
+        <w:ind w:left="720"/>
+      </w:pPr>
+      <w:r>
+        <w:rPr>
+          <w:lang w:val="pt_PT" w:bidi="pt_PT"/>
+        </w:rPr>
+      </w:r>
+      <w:r>
+        <w:rPr>
+          <w:lang w:val="pt_PT" w:bidi="pt_PT"/>
+        </w:rPr>
+        <w:t>Jó 10.7</w:t>
+      </w:r>
+    </w:p>
+    <w:p>
+      <w:pPr>
+        <w:pStyle w:val="Heading3"/>
+      </w:pPr>
+      <w:r>
+        <w:rPr>
+          <w:lang w:val="pt_PT" w:bidi="pt_PT"/>
+        </w:rPr>
+        <w:t>Dados da Palavra:</w:t>
+      </w:r>
+    </w:p>
+    <w:p>
+      <w:pPr>
+        <w:pStyle w:val="ListBullet"/>
+        <w:spacing w:line="240" w:lineRule="auto"/>
+        <w:ind w:left="720"/>
+      </w:pPr>
+      <w:r>
+        <w:rPr>
+          <w:lang w:val="pt_PT" w:bidi="pt_PT"/>
+        </w:rPr>
+      </w:r>
+      <w:r>
+        <w:rPr>
+          <w:lang w:val="pt_PT" w:bidi="pt_PT"/>
+        </w:rPr>
+        <w:t>Strong’s: H1240, H1245, H1875, G18300</w:t>
+      </w:r>
+      <w:r>
+        <w:rPr>
+          <w:lang w:val="pt_PT" w:bidi="pt_PT"/>
+        </w:rPr>
+      </w:r>
+      <w:r>
+        <w:rPr>
+          <w:lang w:val="pt_PT" w:bidi="pt_PT"/>
+        </w:rPr>
       </w:r>
     </w:p>
     <w:p>
@@ -4726,47 +5726,21 @@
           <w:lang w:val="pt_PT" w:bidi="pt_PT"/>
         </w:rPr>
       </w:r>
-      <w:r>
-        <w:rPr>
-          <w:lang w:val="pt_PT" w:bidi="pt_PT"/>
-        </w:rPr>
-        <w:t xml:space="preserve">(Veja também: </w:t>
-      </w:r>
-      <w:r>
-        <w:rPr>
-          <w:lang w:val="pt_PT" w:bidi="pt_PT"/>
-        </w:rPr>
-        <w:t>pecado</w:t>
-      </w:r>
-      <w:r>
-        <w:rPr>
-          <w:lang w:val="pt_PT" w:bidi="pt_PT"/>
-        </w:rPr>
-        <w:t xml:space="preserve">, </w:t>
-      </w:r>
-      <w:r>
-        <w:rPr>
-          <w:lang w:val="pt_PT" w:bidi="pt_PT"/>
-        </w:rPr>
-        <w:t>transgredir</w:t>
-      </w:r>
-      <w:r>
-        <w:rPr>
-          <w:lang w:val="pt_PT" w:bidi="pt_PT"/>
-        </w:rPr>
-        <w:t xml:space="preserve">, </w:t>
-      </w:r>
-      <w:r>
-        <w:rPr>
-          <w:lang w:val="pt_PT" w:bidi="pt_PT"/>
-        </w:rPr>
-        <w:t>transgressão</w:t>
-      </w:r>
-      <w:r>
-        <w:rPr>
-          <w:lang w:val="pt_PT" w:bidi="pt_PT"/>
-        </w:rPr>
-        <w:t>)</w:t>
+    </w:p>
+    <w:p>
+      <w:pPr>
+        <w:pStyle w:val="Heading2"/>
+      </w:pPr>
+      <w:r>
+        <w:rPr>
+          <w:lang w:val="pt_PT" w:bidi="pt_PT"/>
+        </w:rPr>
+        <w:t>Instruir</w:t>
+      </w:r>
+      <w:r>
+        <w:rPr>
+          <w:lang w:val="pt_PT" w:bidi="pt_PT"/>
+        </w:rPr>
       </w:r>
     </w:p>
     <w:p>
@@ -4777,190 +5751,7 @@
         <w:rPr>
           <w:lang w:val="pt_PT" w:bidi="pt_PT"/>
         </w:rPr>
-        <w:t>Referências Bíblicas:</w:t>
-      </w:r>
-    </w:p>
-    <w:p>
-      <w:pPr>
-        <w:pStyle w:val="ListBullet"/>
-        <w:spacing w:line="240" w:lineRule="auto"/>
-        <w:ind w:left="720"/>
-      </w:pPr>
-      <w:r>
-        <w:rPr>
-          <w:lang w:val="pt_PT" w:bidi="pt_PT"/>
-        </w:rPr>
-      </w:r>
-      <w:r>
-        <w:rPr>
-          <w:lang w:val="pt_PT" w:bidi="pt_PT"/>
-        </w:rPr>
-        <w:t>Daniel 9.13</w:t>
-      </w:r>
-    </w:p>
-    <w:p>
-      <w:pPr>
-        <w:pStyle w:val="ListBullet"/>
-        <w:spacing w:line="240" w:lineRule="auto"/>
-        <w:ind w:left="720"/>
-      </w:pPr>
-      <w:r>
-        <w:rPr>
-          <w:lang w:val="pt_PT" w:bidi="pt_PT"/>
-        </w:rPr>
-      </w:r>
-      <w:r>
-        <w:rPr>
-          <w:lang w:val="pt_PT" w:bidi="pt_PT"/>
-        </w:rPr>
-        <w:t>Êxodo 34.5–7</w:t>
-      </w:r>
-    </w:p>
-    <w:p>
-      <w:pPr>
-        <w:pStyle w:val="ListBullet"/>
-        <w:spacing w:line="240" w:lineRule="auto"/>
-        <w:ind w:left="720"/>
-      </w:pPr>
-      <w:r>
-        <w:rPr>
-          <w:lang w:val="pt_PT" w:bidi="pt_PT"/>
-        </w:rPr>
-      </w:r>
-      <w:r>
-        <w:rPr>
-          <w:lang w:val="pt_PT" w:bidi="pt_PT"/>
-        </w:rPr>
-        <w:t>Gênesis 15.14–16</w:t>
-      </w:r>
-    </w:p>
-    <w:p>
-      <w:pPr>
-        <w:pStyle w:val="ListBullet"/>
-        <w:spacing w:line="240" w:lineRule="auto"/>
-        <w:ind w:left="720"/>
-      </w:pPr>
-      <w:r>
-        <w:rPr>
-          <w:lang w:val="pt_PT" w:bidi="pt_PT"/>
-        </w:rPr>
-      </w:r>
-      <w:r>
-        <w:rPr>
-          <w:lang w:val="pt_PT" w:bidi="pt_PT"/>
-        </w:rPr>
-        <w:t>Gênesis 44.16</w:t>
-      </w:r>
-    </w:p>
-    <w:p>
-      <w:pPr>
-        <w:pStyle w:val="ListBullet"/>
-        <w:spacing w:line="240" w:lineRule="auto"/>
-        <w:ind w:left="720"/>
-      </w:pPr>
-      <w:r>
-        <w:rPr>
-          <w:lang w:val="pt_PT" w:bidi="pt_PT"/>
-        </w:rPr>
-      </w:r>
-      <w:r>
-        <w:rPr>
-          <w:lang w:val="pt_PT" w:bidi="pt_PT"/>
-        </w:rPr>
-        <w:t>Habacuque 2.12</w:t>
-      </w:r>
-    </w:p>
-    <w:p>
-      <w:pPr>
-        <w:pStyle w:val="ListBullet"/>
-        <w:spacing w:line="240" w:lineRule="auto"/>
-        <w:ind w:left="720"/>
-      </w:pPr>
-      <w:r>
-        <w:rPr>
-          <w:lang w:val="pt_PT" w:bidi="pt_PT"/>
-        </w:rPr>
-      </w:r>
-      <w:r>
-        <w:rPr>
-          <w:lang w:val="pt_PT" w:bidi="pt_PT"/>
-        </w:rPr>
-        <w:t>Mateus 13.41</w:t>
-      </w:r>
-    </w:p>
-    <w:p>
-      <w:pPr>
-        <w:pStyle w:val="ListBullet"/>
-        <w:spacing w:line="240" w:lineRule="auto"/>
-        <w:ind w:left="720"/>
-      </w:pPr>
-      <w:r>
-        <w:rPr>
-          <w:lang w:val="pt_PT" w:bidi="pt_PT"/>
-        </w:rPr>
-      </w:r>
-      <w:r>
-        <w:rPr>
-          <w:lang w:val="pt_PT" w:bidi="pt_PT"/>
-        </w:rPr>
-        <w:t>Mateus 23.27–28</w:t>
-      </w:r>
-    </w:p>
-    <w:p>
-      <w:pPr>
-        <w:pStyle w:val="ListBullet"/>
-        <w:spacing w:line="240" w:lineRule="auto"/>
-        <w:ind w:left="720"/>
-      </w:pPr>
-      <w:r>
-        <w:rPr>
-          <w:lang w:val="pt_PT" w:bidi="pt_PT"/>
-        </w:rPr>
-      </w:r>
-      <w:r>
-        <w:rPr>
-          <w:lang w:val="pt_PT" w:bidi="pt_PT"/>
-        </w:rPr>
-        <w:t>Miqueias 3.10</w:t>
-      </w:r>
-    </w:p>
-    <w:p>
-      <w:pPr>
-        <w:pStyle w:val="Heading3"/>
-      </w:pPr>
-      <w:r>
-        <w:rPr>
-          <w:lang w:val="pt_PT" w:bidi="pt_PT"/>
-        </w:rPr>
-        <w:t>Dados da Palavra:</w:t>
-      </w:r>
-    </w:p>
-    <w:p>
-      <w:pPr>
-        <w:pStyle w:val="ListBullet"/>
-        <w:spacing w:line="240" w:lineRule="auto"/>
-        <w:ind w:left="720"/>
-      </w:pPr>
-      <w:r>
-        <w:rPr>
-          <w:lang w:val="pt_PT" w:bidi="pt_PT"/>
-        </w:rPr>
-      </w:r>
-      <w:r>
-        <w:rPr>
-          <w:lang w:val="pt_PT" w:bidi="pt_PT"/>
-        </w:rPr>
-        <w:t>Strong’s: H0205, H1942, H5753, H5758, H5766, H5771, H5932, H5999, H7562, G00920, G00930, G04580, G38920, G41890</w:t>
-      </w:r>
-      <w:r>
-        <w:rPr>
-          <w:lang w:val="pt_PT" w:bidi="pt_PT"/>
-        </w:rPr>
-      </w:r>
-      <w:r>
-        <w:rPr>
-          <w:lang w:val="pt_PT" w:bidi="pt_PT"/>
-        </w:rPr>
+        <w:t>Fatos:</w:t>
       </w:r>
     </w:p>
     <w:p>
@@ -4970,32 +5761,101 @@
           <w:lang w:val="pt_PT" w:bidi="pt_PT"/>
         </w:rPr>
       </w:r>
-    </w:p>
-    <w:p>
-      <w:pPr>
-        <w:pStyle w:val="Heading2"/>
-      </w:pPr>
-      <w:r>
-        <w:rPr>
-          <w:lang w:val="pt_PT" w:bidi="pt_PT"/>
-        </w:rPr>
-        <w:t>Inocente</w:t>
-      </w:r>
-      <w:r>
-        <w:rPr>
-          <w:lang w:val="pt_PT" w:bidi="pt_PT"/>
-        </w:rPr>
-      </w:r>
-    </w:p>
-    <w:p>
-      <w:pPr>
-        <w:pStyle w:val="Heading3"/>
-      </w:pPr>
-      <w:r>
-        <w:rPr>
-          <w:lang w:val="pt_PT" w:bidi="pt_PT"/>
-        </w:rPr>
-        <w:t>Definição:</w:t>
+      <w:r>
+        <w:rPr>
+          <w:lang w:val="pt_PT" w:bidi="pt_PT"/>
+        </w:rPr>
+        <w:t>Os termos “instruir” e “instrução” referem-se a dar direções específicas sobre o que fazer.</w:t>
+      </w:r>
+    </w:p>
+    <w:p>
+      <w:pPr>
+        <w:pStyle w:val="ListBullet"/>
+        <w:spacing w:line="240" w:lineRule="auto"/>
+        <w:ind w:left="720"/>
+      </w:pPr>
+      <w:r>
+        <w:rPr>
+          <w:lang w:val="pt_PT" w:bidi="pt_PT"/>
+        </w:rPr>
+      </w:r>
+      <w:r>
+        <w:rPr>
+          <w:lang w:val="pt_PT" w:bidi="pt_PT"/>
+        </w:rPr>
+        <w:t>“Dar instruções” significa dizer a alguém especificamente o que ele deve fazer.</w:t>
+      </w:r>
+    </w:p>
+    <w:p>
+      <w:pPr>
+        <w:pStyle w:val="ListBullet"/>
+        <w:spacing w:line="240" w:lineRule="auto"/>
+        <w:ind w:left="720"/>
+      </w:pPr>
+      <w:r>
+        <w:rPr>
+          <w:lang w:val="pt_PT" w:bidi="pt_PT"/>
+        </w:rPr>
+      </w:r>
+      <w:r>
+        <w:rPr>
+          <w:lang w:val="pt_PT" w:bidi="pt_PT"/>
+        </w:rPr>
+        <w:t>Quando Jesus deu aos discípulos o pão e o peixe para distribuir ao povo, ele deu instruções específicas sobre como fazer isso.</w:t>
+      </w:r>
+    </w:p>
+    <w:p>
+      <w:pPr>
+        <w:pStyle w:val="ListBullet"/>
+        <w:spacing w:line="240" w:lineRule="auto"/>
+        <w:ind w:left="720"/>
+      </w:pPr>
+      <w:r>
+        <w:rPr>
+          <w:lang w:val="pt_PT" w:bidi="pt_PT"/>
+        </w:rPr>
+      </w:r>
+      <w:r>
+        <w:rPr>
+          <w:lang w:val="pt_PT" w:bidi="pt_PT"/>
+        </w:rPr>
+        <w:t>Dependendo do contexto, o termo “instruir” também pode ser traduzido como “dizer” ou “dirigir” ou “ensinar” ou “dar instruções a”.</w:t>
+      </w:r>
+    </w:p>
+    <w:p>
+      <w:pPr>
+        <w:pStyle w:val="ListBullet"/>
+        <w:spacing w:line="240" w:lineRule="auto"/>
+        <w:ind w:left="720"/>
+      </w:pPr>
+      <w:r>
+        <w:rPr>
+          <w:lang w:val="pt_PT" w:bidi="pt_PT"/>
+        </w:rPr>
+      </w:r>
+      <w:r>
+        <w:rPr>
+          <w:lang w:val="pt_PT" w:bidi="pt_PT"/>
+        </w:rPr>
+        <w:t>O termo “instruções” pode ser traduzido como “direções” ou “explicações” ou “o que ele disse para você fazer”.</w:t>
+      </w:r>
+    </w:p>
+    <w:p>
+      <w:pPr>
+        <w:pStyle w:val="ListBullet"/>
+        <w:spacing w:line="240" w:lineRule="auto"/>
+        <w:ind w:left="720"/>
+      </w:pPr>
+      <w:r>
+        <w:rPr>
+          <w:lang w:val="pt_PT" w:bidi="pt_PT"/>
+        </w:rPr>
+      </w:r>
+      <w:r>
+        <w:rPr>
+          <w:lang w:val="pt_PT" w:bidi="pt_PT"/>
+        </w:rPr>
+        <w:t>Quando Deus dá instruções, este termo às vezes é traduzido como “mandamentos” ou “ordens”.</w:t>
       </w:r>
     </w:p>
     <w:p>
@@ -5009,915 +5869,7 @@
         <w:rPr>
           <w:lang w:val="pt_PT" w:bidi="pt_PT"/>
         </w:rPr>
-        <w:t>O termo “inocente” significa não ser culpado de um crime ou outra transgressão. Também pode se referir de forma mais geral a pessoas que não estão envolvidas em coisas malignas.</w:t>
-      </w:r>
-    </w:p>
-    <w:p>
-      <w:pPr>
-        <w:pStyle w:val="ListBullet"/>
-        <w:spacing w:line="240" w:lineRule="auto"/>
-        <w:ind w:left="720"/>
-      </w:pPr>
-      <w:r>
-        <w:rPr>
-          <w:lang w:val="pt_PT" w:bidi="pt_PT"/>
-        </w:rPr>
-      </w:r>
-      <w:r>
-        <w:rPr>
-          <w:lang w:val="pt_PT" w:bidi="pt_PT"/>
-        </w:rPr>
-        <w:t>Uma pessoa acusada de fazer algo errado é inocente se não cometeu esse erro.</w:t>
-      </w:r>
-    </w:p>
-    <w:p>
-      <w:pPr>
-        <w:pStyle w:val="ListBullet"/>
-        <w:spacing w:line="240" w:lineRule="auto"/>
-        <w:ind w:left="720"/>
-      </w:pPr>
-      <w:r>
-        <w:rPr>
-          <w:lang w:val="pt_PT" w:bidi="pt_PT"/>
-        </w:rPr>
-      </w:r>
-      <w:r>
-        <w:rPr>
-          <w:lang w:val="pt_PT" w:bidi="pt_PT"/>
-        </w:rPr>
-        <w:t>Às vezes, o termo “inocente” é usado para se referir a pessoas que não fizeram nada de errado para merecer o tratamento ruim que estão recebendo, como em um exército inimigo atacando “pessoas inocentes”.</w:t>
-      </w:r>
-    </w:p>
-    <w:p>
-      <w:pPr>
-        <w:pStyle w:val="ListBullet"/>
-        <w:spacing w:line="240" w:lineRule="auto"/>
-        <w:ind w:left="720"/>
-      </w:pPr>
-      <w:r>
-        <w:rPr>
-          <w:lang w:val="pt_PT" w:bidi="pt_PT"/>
-        </w:rPr>
-      </w:r>
-      <w:r>
-        <w:rPr>
-          <w:lang w:val="pt_PT" w:bidi="pt_PT"/>
-        </w:rPr>
-        <w:t>Na Bíblia, “sangue” pode representar “matar”, então “sangue inocente” se refere a “matar pessoas que não mereciam morrer”.</w:t>
-      </w:r>
-    </w:p>
-    <w:p>
-      <w:pPr>
-        <w:pStyle w:val="Heading3"/>
-      </w:pPr>
-      <w:r>
-        <w:rPr>
-          <w:lang w:val="pt_PT" w:bidi="pt_PT"/>
-        </w:rPr>
-        <w:t>Sugestões de Tradução:</w:t>
-      </w:r>
-    </w:p>
-    <w:p>
-      <w:pPr>
-        <w:pStyle w:val="ListBullet"/>
-        <w:spacing w:line="240" w:lineRule="auto"/>
-        <w:ind w:left="720"/>
-      </w:pPr>
-      <w:r>
-        <w:rPr>
-          <w:lang w:val="pt_PT" w:bidi="pt_PT"/>
-        </w:rPr>
-      </w:r>
-      <w:r>
-        <w:rPr>
-          <w:lang w:val="pt_PT" w:bidi="pt_PT"/>
-        </w:rPr>
-        <w:t>Na maioria dos contextos, o termo “inocente” pode ser traduzido como “não culpado” ou “não responsável” ou “não culpado” por algo.</w:t>
-      </w:r>
-    </w:p>
-    <w:p>
-      <w:pPr>
-        <w:pStyle w:val="ListBullet"/>
-        <w:spacing w:line="240" w:lineRule="auto"/>
-        <w:ind w:left="720"/>
-      </w:pPr>
-      <w:r>
-        <w:rPr>
-          <w:lang w:val="pt_PT" w:bidi="pt_PT"/>
-        </w:rPr>
-      </w:r>
-      <w:r>
-        <w:rPr>
-          <w:lang w:val="pt_PT" w:bidi="pt_PT"/>
-        </w:rPr>
-        <w:t>Ao se referir de forma geral a pessoas inocentes, este termo pode ser traduzido como “que não fizeram nada de errado” ou “que não estão envolvidas em coisas malignas”.</w:t>
-      </w:r>
-    </w:p>
-    <w:p>
-      <w:pPr>
-        <w:pStyle w:val="ListBullet"/>
-        <w:spacing w:line="240" w:lineRule="auto"/>
-        <w:ind w:left="720"/>
-      </w:pPr>
-      <w:r>
-        <w:rPr>
-          <w:lang w:val="pt_PT" w:bidi="pt_PT"/>
-        </w:rPr>
-      </w:r>
-      <w:r>
-        <w:rPr>
-          <w:lang w:val="pt_PT" w:bidi="pt_PT"/>
-        </w:rPr>
-        <w:t>“Derramar sangue inocente” pode ser traduzido como “matar pessoas que não mereciam morrer”.</w:t>
-      </w:r>
-    </w:p>
-    <w:p>
-      <w:pPr/>
-      <w:r>
-        <w:rPr>
-          <w:lang w:val="pt_PT" w:bidi="pt_PT"/>
-        </w:rPr>
-      </w:r>
-      <w:r>
-        <w:rPr>
-          <w:lang w:val="pt_PT" w:bidi="pt_PT"/>
-        </w:rPr>
-        <w:t xml:space="preserve">(Veja também: </w:t>
-      </w:r>
-      <w:r>
-        <w:rPr>
-          <w:lang w:val="pt_PT" w:bidi="pt_PT"/>
-        </w:rPr>
-        <w:t>culpa</w:t>
-      </w:r>
-      <w:r>
-        <w:rPr>
-          <w:lang w:val="pt_PT" w:bidi="pt_PT"/>
-        </w:rPr>
-        <w:t>)</w:t>
-      </w:r>
-    </w:p>
-    <w:p>
-      <w:pPr>
-        <w:pStyle w:val="Heading3"/>
-      </w:pPr>
-      <w:r>
-        <w:rPr>
-          <w:lang w:val="pt_PT" w:bidi="pt_PT"/>
-        </w:rPr>
-        <w:t>Referências Bíblicas:</w:t>
-      </w:r>
-    </w:p>
-    <w:p>
-      <w:pPr>
-        <w:pStyle w:val="ListBullet"/>
-        <w:spacing w:line="240" w:lineRule="auto"/>
-        <w:ind w:left="720"/>
-      </w:pPr>
-      <w:r>
-        <w:rPr>
-          <w:lang w:val="pt_PT" w:bidi="pt_PT"/>
-        </w:rPr>
-      </w:r>
-      <w:r>
-        <w:rPr>
-          <w:lang w:val="pt_PT" w:bidi="pt_PT"/>
-        </w:rPr>
-        <w:t>1 Coríntios 4.4</w:t>
-      </w:r>
-    </w:p>
-    <w:p>
-      <w:pPr>
-        <w:pStyle w:val="ListBullet"/>
-        <w:spacing w:line="240" w:lineRule="auto"/>
-        <w:ind w:left="720"/>
-      </w:pPr>
-      <w:r>
-        <w:rPr>
-          <w:lang w:val="pt_PT" w:bidi="pt_PT"/>
-        </w:rPr>
-      </w:r>
-      <w:r>
-        <w:rPr>
-          <w:lang w:val="pt_PT" w:bidi="pt_PT"/>
-        </w:rPr>
-        <w:t>1 Samuel 19.5</w:t>
-      </w:r>
-    </w:p>
-    <w:p>
-      <w:pPr>
-        <w:pStyle w:val="ListBullet"/>
-        <w:spacing w:line="240" w:lineRule="auto"/>
-        <w:ind w:left="720"/>
-      </w:pPr>
-      <w:r>
-        <w:rPr>
-          <w:lang w:val="pt_PT" w:bidi="pt_PT"/>
-        </w:rPr>
-      </w:r>
-      <w:r>
-        <w:rPr>
-          <w:lang w:val="pt_PT" w:bidi="pt_PT"/>
-        </w:rPr>
-        <w:t>Atos 20.26</w:t>
-      </w:r>
-    </w:p>
-    <w:p>
-      <w:pPr>
-        <w:pStyle w:val="ListBullet"/>
-        <w:spacing w:line="240" w:lineRule="auto"/>
-        <w:ind w:left="720"/>
-      </w:pPr>
-      <w:r>
-        <w:rPr>
-          <w:lang w:val="pt_PT" w:bidi="pt_PT"/>
-        </w:rPr>
-      </w:r>
-      <w:r>
-        <w:rPr>
-          <w:lang w:val="pt_PT" w:bidi="pt_PT"/>
-        </w:rPr>
-        <w:t>Êxodo 23.7</w:t>
-      </w:r>
-    </w:p>
-    <w:p>
-      <w:pPr>
-        <w:pStyle w:val="ListBullet"/>
-        <w:spacing w:line="240" w:lineRule="auto"/>
-        <w:ind w:left="720"/>
-      </w:pPr>
-      <w:r>
-        <w:rPr>
-          <w:lang w:val="pt_PT" w:bidi="pt_PT"/>
-        </w:rPr>
-      </w:r>
-      <w:r>
-        <w:rPr>
-          <w:lang w:val="pt_PT" w:bidi="pt_PT"/>
-        </w:rPr>
-        <w:t>Jeremias 22.17</w:t>
-      </w:r>
-    </w:p>
-    <w:p>
-      <w:pPr>
-        <w:pStyle w:val="ListBullet"/>
-        <w:spacing w:line="240" w:lineRule="auto"/>
-        <w:ind w:left="720"/>
-      </w:pPr>
-      <w:r>
-        <w:rPr>
-          <w:lang w:val="pt_PT" w:bidi="pt_PT"/>
-        </w:rPr>
-      </w:r>
-      <w:r>
-        <w:rPr>
-          <w:lang w:val="pt_PT" w:bidi="pt_PT"/>
-        </w:rPr>
-        <w:t>Jó 9.23</w:t>
-      </w:r>
-    </w:p>
-    <w:p>
-      <w:pPr>
-        <w:pStyle w:val="ListBullet"/>
-        <w:spacing w:line="240" w:lineRule="auto"/>
-        <w:ind w:left="720"/>
-      </w:pPr>
-      <w:r>
-        <w:rPr>
-          <w:lang w:val="pt_PT" w:bidi="pt_PT"/>
-        </w:rPr>
-      </w:r>
-      <w:r>
-        <w:rPr>
-          <w:lang w:val="pt_PT" w:bidi="pt_PT"/>
-        </w:rPr>
-        <w:t>Romanos 16.18</w:t>
-      </w:r>
-    </w:p>
-    <w:p>
-      <w:pPr>
-        <w:pStyle w:val="Heading3"/>
-      </w:pPr>
-      <w:r>
-        <w:rPr>
-          <w:lang w:val="pt_PT" w:bidi="pt_PT"/>
-        </w:rPr>
-        <w:t>Exemplos das histórias bíblicas:</w:t>
-      </w:r>
-    </w:p>
-    <w:p>
-      <w:pPr>
-        <w:pStyle w:val="ListBullet"/>
-        <w:spacing w:line="240" w:lineRule="auto"/>
-        <w:ind w:left="720"/>
-      </w:pPr>
-      <w:r>
-        <w:rPr>
-          <w:lang w:val="pt_PT" w:bidi="pt_PT"/>
-        </w:rPr>
-      </w:r>
-      <w:r>
-        <w:rPr>
-          <w:b/>
-          <w:lang w:val="pt_PT" w:bidi="pt_PT"/>
-        </w:rPr>
-        <w:t>8.6</w:t>
-      </w:r>
-      <w:r>
-        <w:rPr>
-          <w:lang w:val="pt_PT" w:bidi="pt_PT"/>
-        </w:rPr>
-        <w:t xml:space="preserve"> Após dois anos, José ainda estava na prisão, embora fosse </w:t>
-      </w:r>
-      <w:r>
-        <w:rPr>
-          <w:b/>
-          <w:lang w:val="pt_PT" w:bidi="pt_PT"/>
-        </w:rPr>
-        <w:t>inocente</w:t>
-      </w:r>
-      <w:r>
-        <w:rPr>
-          <w:lang w:val="pt_PT" w:bidi="pt_PT"/>
-        </w:rPr>
-        <w:t>.</w:t>
-      </w:r>
-    </w:p>
-    <w:p>
-      <w:pPr>
-        <w:pStyle w:val="ListBullet"/>
-        <w:spacing w:line="240" w:lineRule="auto"/>
-        <w:ind w:left="720"/>
-      </w:pPr>
-      <w:r>
-        <w:rPr>
-          <w:lang w:val="pt_PT" w:bidi="pt_PT"/>
-        </w:rPr>
-      </w:r>
-      <w:r>
-        <w:rPr>
-          <w:b/>
-          <w:lang w:val="pt_PT" w:bidi="pt_PT"/>
-        </w:rPr>
-        <w:t>40.4</w:t>
-      </w:r>
-      <w:r>
-        <w:rPr>
-          <w:lang w:val="pt_PT" w:bidi="pt_PT"/>
-        </w:rPr>
-        <w:t xml:space="preserve"> Um deles zombou de Jesus, mas o outro disse: “Você não tem medo de Deus? Nós somos culpados, mas este homem é </w:t>
-      </w:r>
-      <w:r>
-        <w:rPr>
-          <w:b/>
-          <w:lang w:val="pt_PT" w:bidi="pt_PT"/>
-        </w:rPr>
-        <w:t>inocente</w:t>
-      </w:r>
-      <w:r>
-        <w:rPr>
-          <w:lang w:val="pt_PT" w:bidi="pt_PT"/>
-        </w:rPr>
-        <w:t>”.</w:t>
-      </w:r>
-    </w:p>
-    <w:p>
-      <w:pPr>
-        <w:pStyle w:val="ListBullet"/>
-        <w:spacing w:line="240" w:lineRule="auto"/>
-        <w:ind w:left="720"/>
-      </w:pPr>
-      <w:r>
-        <w:rPr>
-          <w:lang w:val="pt_PT" w:bidi="pt_PT"/>
-        </w:rPr>
-      </w:r>
-      <w:r>
-        <w:rPr>
-          <w:b/>
-          <w:lang w:val="pt_PT" w:bidi="pt_PT"/>
-        </w:rPr>
-        <w:t>40.8</w:t>
-      </w:r>
-      <w:r>
-        <w:rPr>
-          <w:lang w:val="pt_PT" w:bidi="pt_PT"/>
-        </w:rPr>
-        <w:t xml:space="preserve"> Quando o soldado que guardava Jesus viu tudo o que aconteceu, ele disse: “Certamente, este homem era </w:t>
-      </w:r>
-      <w:r>
-        <w:rPr>
-          <w:b/>
-          <w:lang w:val="pt_PT" w:bidi="pt_PT"/>
-        </w:rPr>
-        <w:t>inocente</w:t>
-      </w:r>
-      <w:r>
-        <w:rPr>
-          <w:lang w:val="pt_PT" w:bidi="pt_PT"/>
-        </w:rPr>
-        <w:t>. Ele era o Filho de Deus”.</w:t>
-      </w:r>
-    </w:p>
-    <w:p>
-      <w:pPr>
-        <w:pStyle w:val="Heading3"/>
-      </w:pPr>
-      <w:r>
-        <w:rPr>
-          <w:lang w:val="pt_PT" w:bidi="pt_PT"/>
-        </w:rPr>
-        <w:t>Dados da Palavra:</w:t>
-      </w:r>
-    </w:p>
-    <w:p>
-      <w:pPr>
-        <w:pStyle w:val="ListBullet"/>
-        <w:spacing w:line="240" w:lineRule="auto"/>
-        <w:ind w:left="720"/>
-      </w:pPr>
-      <w:r>
-        <w:rPr>
-          <w:lang w:val="pt_PT" w:bidi="pt_PT"/>
-        </w:rPr>
-      </w:r>
-      <w:r>
-        <w:rPr>
-          <w:lang w:val="pt_PT" w:bidi="pt_PT"/>
-        </w:rPr>
-        <w:t>Strong’s: H2136, H2600, H2643, H5352, H5355, H5356, G01210</w:t>
-      </w:r>
-      <w:r>
-        <w:rPr>
-          <w:lang w:val="pt_PT" w:bidi="pt_PT"/>
-        </w:rPr>
-      </w:r>
-      <w:r>
-        <w:rPr>
-          <w:lang w:val="pt_PT" w:bidi="pt_PT"/>
-        </w:rPr>
-      </w:r>
-    </w:p>
-    <w:p>
-      <w:pPr/>
-      <w:r>
-        <w:rPr>
-          <w:lang w:val="pt_PT" w:bidi="pt_PT"/>
-        </w:rPr>
-      </w:r>
-    </w:p>
-    <w:p>
-      <w:pPr>
-        <w:pStyle w:val="Heading2"/>
-      </w:pPr>
-      <w:r>
-        <w:rPr>
-          <w:lang w:val="pt_PT" w:bidi="pt_PT"/>
-        </w:rPr>
-        <w:t>Inquirir</w:t>
-      </w:r>
-      <w:r>
-        <w:rPr>
-          <w:lang w:val="pt_PT" w:bidi="pt_PT"/>
-        </w:rPr>
-      </w:r>
-    </w:p>
-    <w:p>
-      <w:pPr>
-        <w:pStyle w:val="Heading3"/>
-      </w:pPr>
-      <w:r>
-        <w:rPr>
-          <w:lang w:val="pt_PT" w:bidi="pt_PT"/>
-        </w:rPr>
-        <w:t>Fatos:</w:t>
-      </w:r>
-    </w:p>
-    <w:p>
-      <w:pPr/>
-      <w:r>
-        <w:rPr>
-          <w:lang w:val="pt_PT" w:bidi="pt_PT"/>
-        </w:rPr>
-      </w:r>
-      <w:r>
-        <w:rPr>
-          <w:lang w:val="pt_PT" w:bidi="pt_PT"/>
-        </w:rPr>
-        <w:t>O termo “inquirir” significa pedir informações a alguém. A expressão “inquirir de” é frequentemente usada para se referir a pedir sabedoria ou ajuda a Deus.</w:t>
-      </w:r>
-    </w:p>
-    <w:p>
-      <w:pPr>
-        <w:pStyle w:val="ListBullet"/>
-        <w:spacing w:line="240" w:lineRule="auto"/>
-        <w:ind w:left="720"/>
-      </w:pPr>
-      <w:r>
-        <w:rPr>
-          <w:lang w:val="pt_PT" w:bidi="pt_PT"/>
-        </w:rPr>
-      </w:r>
-      <w:r>
-        <w:rPr>
-          <w:lang w:val="pt_PT" w:bidi="pt_PT"/>
-        </w:rPr>
-        <w:t>O Antigo Testamento registra várias instâncias onde as pessoas inquiriram a Deus.</w:t>
-      </w:r>
-    </w:p>
-    <w:p>
-      <w:pPr>
-        <w:pStyle w:val="ListBullet"/>
-        <w:spacing w:line="240" w:lineRule="auto"/>
-        <w:ind w:left="720"/>
-      </w:pPr>
-      <w:r>
-        <w:rPr>
-          <w:lang w:val="pt_PT" w:bidi="pt_PT"/>
-        </w:rPr>
-      </w:r>
-      <w:r>
-        <w:rPr>
-          <w:lang w:val="pt_PT" w:bidi="pt_PT"/>
-        </w:rPr>
-        <w:t>A palavra também pode ser usada para um rei ou oficial do governo fazer uma busca através de registros escritos oficiais.</w:t>
-      </w:r>
-    </w:p>
-    <w:p>
-      <w:pPr>
-        <w:pStyle w:val="ListBullet"/>
-        <w:spacing w:line="240" w:lineRule="auto"/>
-        <w:ind w:left="720"/>
-      </w:pPr>
-      <w:r>
-        <w:rPr>
-          <w:lang w:val="pt_PT" w:bidi="pt_PT"/>
-        </w:rPr>
-      </w:r>
-      <w:r>
-        <w:rPr>
-          <w:lang w:val="pt_PT" w:bidi="pt_PT"/>
-        </w:rPr>
-        <w:t>Dependendo do contexto, “inquirir” pode ser traduzido como “perguntar” ou “pedir informações”.</w:t>
-      </w:r>
-    </w:p>
-    <w:p>
-      <w:pPr>
-        <w:pStyle w:val="ListBullet"/>
-        <w:spacing w:line="240" w:lineRule="auto"/>
-        <w:ind w:left="720"/>
-      </w:pPr>
-      <w:r>
-        <w:rPr>
-          <w:lang w:val="pt_PT" w:bidi="pt_PT"/>
-        </w:rPr>
-      </w:r>
-      <w:r>
-        <w:rPr>
-          <w:lang w:val="pt_PT" w:bidi="pt_PT"/>
-        </w:rPr>
-        <w:t>A expressão “inquirir de Javé” pode ser traduzida como “pedir orientação a Javé” ou “perguntar a Javé o que fazer”.</w:t>
-      </w:r>
-    </w:p>
-    <w:p>
-      <w:pPr>
-        <w:pStyle w:val="ListBullet"/>
-        <w:spacing w:line="240" w:lineRule="auto"/>
-        <w:ind w:left="720"/>
-      </w:pPr>
-      <w:r>
-        <w:rPr>
-          <w:lang w:val="pt_PT" w:bidi="pt_PT"/>
-        </w:rPr>
-      </w:r>
-      <w:r>
-        <w:rPr>
-          <w:lang w:val="pt_PT" w:bidi="pt_PT"/>
-        </w:rPr>
-        <w:t>“Inquirir sobre” algo pode ser traduzido como “fazer perguntas sobre” ou “pedir informações sobre”.</w:t>
-      </w:r>
-    </w:p>
-    <w:p>
-      <w:pPr>
-        <w:pStyle w:val="ListBullet"/>
-        <w:spacing w:line="240" w:lineRule="auto"/>
-        <w:ind w:left="720"/>
-      </w:pPr>
-      <w:r>
-        <w:rPr>
-          <w:lang w:val="pt_PT" w:bidi="pt_PT"/>
-        </w:rPr>
-      </w:r>
-      <w:r>
-        <w:rPr>
-          <w:lang w:val="pt_PT" w:bidi="pt_PT"/>
-        </w:rPr>
-        <w:t>Quando Javé diz “Eu não serei inquirido por vocês”, isso pode ser traduzido como “Eu não permitirei que vocês me perguntem por informações” ou “vocês não terão permissão para buscar ajuda de mim”.</w:t>
-      </w:r>
-    </w:p>
-    <w:p>
-      <w:pPr>
-        <w:pStyle w:val="Heading3"/>
-      </w:pPr>
-      <w:r>
-        <w:rPr>
-          <w:lang w:val="pt_PT" w:bidi="pt_PT"/>
-        </w:rPr>
-        <w:t>Referências Bíblicas:</w:t>
-      </w:r>
-    </w:p>
-    <w:p>
-      <w:pPr>
-        <w:pStyle w:val="ListBullet"/>
-        <w:spacing w:line="240" w:lineRule="auto"/>
-        <w:ind w:left="720"/>
-      </w:pPr>
-      <w:r>
-        <w:rPr>
-          <w:lang w:val="pt_PT" w:bidi="pt_PT"/>
-        </w:rPr>
-      </w:r>
-      <w:r>
-        <w:rPr>
-          <w:lang w:val="pt_PT" w:bidi="pt_PT"/>
-        </w:rPr>
-        <w:t>Deuteronômio 19.18</w:t>
-      </w:r>
-    </w:p>
-    <w:p>
-      <w:pPr>
-        <w:pStyle w:val="ListBullet"/>
-        <w:spacing w:line="240" w:lineRule="auto"/>
-        <w:ind w:left="720"/>
-      </w:pPr>
-      <w:r>
-        <w:rPr>
-          <w:lang w:val="pt_PT" w:bidi="pt_PT"/>
-        </w:rPr>
-      </w:r>
-      <w:r>
-        <w:rPr>
-          <w:lang w:val="pt_PT" w:bidi="pt_PT"/>
-        </w:rPr>
-        <w:t>Ezequiel 20.1</w:t>
-      </w:r>
-    </w:p>
-    <w:p>
-      <w:pPr>
-        <w:pStyle w:val="ListBullet"/>
-        <w:spacing w:line="240" w:lineRule="auto"/>
-        <w:ind w:left="720"/>
-      </w:pPr>
-      <w:r>
-        <w:rPr>
-          <w:lang w:val="pt_PT" w:bidi="pt_PT"/>
-        </w:rPr>
-      </w:r>
-      <w:r>
-        <w:rPr>
-          <w:lang w:val="pt_PT" w:bidi="pt_PT"/>
-        </w:rPr>
-        <w:t>Ezequiel 20.30–32</w:t>
-      </w:r>
-    </w:p>
-    <w:p>
-      <w:pPr>
-        <w:pStyle w:val="ListBullet"/>
-        <w:spacing w:line="240" w:lineRule="auto"/>
-        <w:ind w:left="720"/>
-      </w:pPr>
-      <w:r>
-        <w:rPr>
-          <w:lang w:val="pt_PT" w:bidi="pt_PT"/>
-        </w:rPr>
-      </w:r>
-      <w:r>
-        <w:rPr>
-          <w:lang w:val="pt_PT" w:bidi="pt_PT"/>
-        </w:rPr>
-        <w:t>Esdras 7.14</w:t>
-      </w:r>
-    </w:p>
-    <w:p>
-      <w:pPr>
-        <w:pStyle w:val="ListBullet"/>
-        <w:spacing w:line="240" w:lineRule="auto"/>
-        <w:ind w:left="720"/>
-      </w:pPr>
-      <w:r>
-        <w:rPr>
-          <w:lang w:val="pt_PT" w:bidi="pt_PT"/>
-        </w:rPr>
-      </w:r>
-      <w:r>
-        <w:rPr>
-          <w:lang w:val="pt_PT" w:bidi="pt_PT"/>
-        </w:rPr>
-        <w:t>Jó 10.7</w:t>
-      </w:r>
-    </w:p>
-    <w:p>
-      <w:pPr>
-        <w:pStyle w:val="Heading3"/>
-      </w:pPr>
-      <w:r>
-        <w:rPr>
-          <w:lang w:val="pt_PT" w:bidi="pt_PT"/>
-        </w:rPr>
-        <w:t>Dados da Palavra:</w:t>
-      </w:r>
-    </w:p>
-    <w:p>
-      <w:pPr>
-        <w:pStyle w:val="ListBullet"/>
-        <w:spacing w:line="240" w:lineRule="auto"/>
-        <w:ind w:left="720"/>
-      </w:pPr>
-      <w:r>
-        <w:rPr>
-          <w:lang w:val="pt_PT" w:bidi="pt_PT"/>
-        </w:rPr>
-      </w:r>
-      <w:r>
-        <w:rPr>
-          <w:lang w:val="pt_PT" w:bidi="pt_PT"/>
-        </w:rPr>
-        <w:t>Strong’s: H1240, H1245, H1875, G18300</w:t>
-      </w:r>
-      <w:r>
-        <w:rPr>
-          <w:lang w:val="pt_PT" w:bidi="pt_PT"/>
-        </w:rPr>
-      </w:r>
-      <w:r>
-        <w:rPr>
-          <w:lang w:val="pt_PT" w:bidi="pt_PT"/>
-        </w:rPr>
-      </w:r>
-    </w:p>
-    <w:p>
-      <w:pPr/>
-      <w:r>
-        <w:rPr>
-          <w:lang w:val="pt_PT" w:bidi="pt_PT"/>
-        </w:rPr>
-      </w:r>
-    </w:p>
-    <w:p>
-      <w:pPr>
-        <w:pStyle w:val="Heading2"/>
-      </w:pPr>
-      <w:r>
-        <w:rPr>
-          <w:lang w:val="pt_PT" w:bidi="pt_PT"/>
-        </w:rPr>
-        <w:t>Instruir</w:t>
-      </w:r>
-      <w:r>
-        <w:rPr>
-          <w:lang w:val="pt_PT" w:bidi="pt_PT"/>
-        </w:rPr>
-      </w:r>
-    </w:p>
-    <w:p>
-      <w:pPr>
-        <w:pStyle w:val="Heading3"/>
-      </w:pPr>
-      <w:r>
-        <w:rPr>
-          <w:lang w:val="pt_PT" w:bidi="pt_PT"/>
-        </w:rPr>
-        <w:t>Fatos:</w:t>
-      </w:r>
-    </w:p>
-    <w:p>
-      <w:pPr/>
-      <w:r>
-        <w:rPr>
-          <w:lang w:val="pt_PT" w:bidi="pt_PT"/>
-        </w:rPr>
-      </w:r>
-      <w:r>
-        <w:rPr>
-          <w:lang w:val="pt_PT" w:bidi="pt_PT"/>
-        </w:rPr>
-        <w:t>Os termos “instruir” e “instrução” referem-se a dar direções específicas sobre o que fazer.</w:t>
-      </w:r>
-    </w:p>
-    <w:p>
-      <w:pPr>
-        <w:pStyle w:val="ListBullet"/>
-        <w:spacing w:line="240" w:lineRule="auto"/>
-        <w:ind w:left="720"/>
-      </w:pPr>
-      <w:r>
-        <w:rPr>
-          <w:lang w:val="pt_PT" w:bidi="pt_PT"/>
-        </w:rPr>
-      </w:r>
-      <w:r>
-        <w:rPr>
-          <w:lang w:val="pt_PT" w:bidi="pt_PT"/>
-        </w:rPr>
-        <w:t>“Dar instruções” significa dizer a alguém especificamente o que ele deve fazer.</w:t>
-      </w:r>
-    </w:p>
-    <w:p>
-      <w:pPr>
-        <w:pStyle w:val="ListBullet"/>
-        <w:spacing w:line="240" w:lineRule="auto"/>
-        <w:ind w:left="720"/>
-      </w:pPr>
-      <w:r>
-        <w:rPr>
-          <w:lang w:val="pt_PT" w:bidi="pt_PT"/>
-        </w:rPr>
-      </w:r>
-      <w:r>
-        <w:rPr>
-          <w:lang w:val="pt_PT" w:bidi="pt_PT"/>
-        </w:rPr>
-        <w:t>Quando Jesus deu aos discípulos o pão e o peixe para distribuir ao povo, ele deu instruções específicas sobre como fazer isso.</w:t>
-      </w:r>
-    </w:p>
-    <w:p>
-      <w:pPr>
-        <w:pStyle w:val="ListBullet"/>
-        <w:spacing w:line="240" w:lineRule="auto"/>
-        <w:ind w:left="720"/>
-      </w:pPr>
-      <w:r>
-        <w:rPr>
-          <w:lang w:val="pt_PT" w:bidi="pt_PT"/>
-        </w:rPr>
-      </w:r>
-      <w:r>
-        <w:rPr>
-          <w:lang w:val="pt_PT" w:bidi="pt_PT"/>
-        </w:rPr>
-        <w:t>Dependendo do contexto, o termo “instruir” também pode ser traduzido como “dizer” ou “dirigir” ou “ensinar” ou “dar instruções a”.</w:t>
-      </w:r>
-    </w:p>
-    <w:p>
-      <w:pPr>
-        <w:pStyle w:val="ListBullet"/>
-        <w:spacing w:line="240" w:lineRule="auto"/>
-        <w:ind w:left="720"/>
-      </w:pPr>
-      <w:r>
-        <w:rPr>
-          <w:lang w:val="pt_PT" w:bidi="pt_PT"/>
-        </w:rPr>
-      </w:r>
-      <w:r>
-        <w:rPr>
-          <w:lang w:val="pt_PT" w:bidi="pt_PT"/>
-        </w:rPr>
-        <w:t>O termo “instruções” pode ser traduzido como “direções” ou “explicações” ou “o que ele disse para você fazer”.</w:t>
-      </w:r>
-    </w:p>
-    <w:p>
-      <w:pPr>
-        <w:pStyle w:val="ListBullet"/>
-        <w:spacing w:line="240" w:lineRule="auto"/>
-        <w:ind w:left="720"/>
-      </w:pPr>
-      <w:r>
-        <w:rPr>
-          <w:lang w:val="pt_PT" w:bidi="pt_PT"/>
-        </w:rPr>
-      </w:r>
-      <w:r>
-        <w:rPr>
-          <w:lang w:val="pt_PT" w:bidi="pt_PT"/>
-        </w:rPr>
-        <w:t>Quando Deus dá instruções, este termo às vezes é traduzido como “mandamentos” ou “ordens”.</w:t>
-      </w:r>
-    </w:p>
-    <w:p>
-      <w:pPr/>
-      <w:r>
-        <w:rPr>
-          <w:lang w:val="pt_PT" w:bidi="pt_PT"/>
-        </w:rPr>
-      </w:r>
-      <w:r>
-        <w:rPr>
-          <w:lang w:val="pt_PT" w:bidi="pt_PT"/>
-        </w:rPr>
-        <w:t xml:space="preserve">(Veja também: </w:t>
-      </w:r>
-      <w:r>
-        <w:rPr>
-          <w:lang w:val="pt_PT" w:bidi="pt_PT"/>
-        </w:rPr>
-        <w:t>mandamento</w:t>
-      </w:r>
-      <w:r>
-        <w:rPr>
-          <w:lang w:val="pt_PT" w:bidi="pt_PT"/>
-        </w:rPr>
-        <w:t xml:space="preserve">, </w:t>
+        <w:t xml:space="preserve">(Veja também: mandamento, </w:t>
       </w:r>
       <w:r>
         <w:rPr>
@@ -5929,19 +5881,7 @@
         <w:rPr>
           <w:lang w:val="pt_PT" w:bidi="pt_PT"/>
         </w:rPr>
-        <w:t xml:space="preserve">, </w:t>
-      </w:r>
-      <w:r>
-        <w:rPr>
-          <w:lang w:val="pt_PT" w:bidi="pt_PT"/>
-        </w:rPr>
-        <w:t>ensinar</w:t>
-      </w:r>
-      <w:r>
-        <w:rPr>
-          <w:lang w:val="pt_PT" w:bidi="pt_PT"/>
-        </w:rPr>
-        <w:t>)</w:t>
+        <w:t>, ensinar)</w:t>
       </w:r>
     </w:p>
     <w:p>
